--- a/8 семестр/ТРСиПВ/ЛР 1/ТРСПВ ЛР 1.docx
+++ b/8 семестр/ТРСиПВ/ЛР 1/ТРСПВ ЛР 1.docx
@@ -431,22 +431,7 @@
     <w:p/>
     <w:p>
       <w:r>
-        <w:t>И</w:t>
-      </w:r>
-      <w:r>
-        <w:t>сследовать функции библиотеки MPI, необходимые для создания и взаимодействия</w:t>
-      </w:r>
-      <w:r>
-        <w:t xml:space="preserve"> </w:t>
-      </w:r>
-      <w:r>
-        <w:t>распредел</w:t>
-      </w:r>
-      <w:r>
-        <w:t>ён</w:t>
-      </w:r>
-      <w:r>
-        <w:t>но выполняемых программ.</w:t>
+        <w:t>Исследовать функции библиотеки MPI, необходимые для создания и взаимодействия распределённо выполняемых программ.</w:t>
       </w:r>
     </w:p>
     <w:p/>
@@ -478,24 +463,20 @@
           <w:b/>
           <w:bCs/>
         </w:rPr>
-        <w:t>Вариант</w:t>
-      </w:r>
-      <w:r>
-        <w:rPr>
-          <w:b/>
-          <w:bCs/>
-        </w:rPr>
-        <w:t xml:space="preserve"> </w:t>
-      </w:r>
-      <w:r>
-        <w:rPr>
-          <w:b/>
-          <w:bCs/>
-        </w:rPr>
-        <w:t>№1</w:t>
-      </w:r>
-      <w:r>
-        <w:t>. Программа осуществляет умножение двух матриц. Размеры матриц – 3*3 и 4*4. На каждом процессе</w:t>
+        <w:t>Вариант №1</w:t>
+      </w:r>
+      <w:r>
+        <w:t>. Программа осуществляет умножение двух матриц. Размеры матриц – 3*</w:t>
+      </w:r>
+      <w:r>
+        <w:rPr>
+          <w:i/>
+          <w:iCs/>
+        </w:rPr>
+        <w:t>4</w:t>
+      </w:r>
+      <w:r>
+        <w:t xml:space="preserve"> и 4*4. На каждом процессе</w:t>
       </w:r>
       <w:r>
         <w:t xml:space="preserve"> программа </w:t>
@@ -506,14 +487,12 @@
     </w:p>
     <w:p>
       <w:pPr>
-        <w:ind w:left="426" w:firstLine="0"/>
-      </w:pPr>
-    </w:p>
-    <w:p>
-      <w:pPr>
-        <w:ind w:left="426" w:firstLine="0"/>
-      </w:pPr>
-    </w:p>
+        <w:rPr>
+          <w:lang w:val="en-US"/>
+        </w:rPr>
+      </w:pPr>
+    </w:p>
+    <w:p/>
     <w:p>
       <w:pPr>
         <w:pStyle w:val="1"/>
@@ -529,7 +508,4585 @@
     <w:p/>
     <w:p>
       <w:r>
+        <w:t xml:space="preserve">Перед началом работы были изучены основы того, что такое распараллеливание и распределённое программирование, чем они отличаются и каковы способы их организации на вычислительных устройствах. Был рассмотрен программный интерфейс </w:t>
+      </w:r>
+      <w:r>
+        <w:rPr>
+          <w:lang w:val="en-US"/>
+        </w:rPr>
+        <w:t>MPI</w:t>
+      </w:r>
+      <w:r>
+        <w:t xml:space="preserve"> </w:t>
+      </w:r>
+      <w:r>
+        <w:t>для создания параллельных программ.</w:t>
+      </w:r>
+    </w:p>
+    <w:p>
+      <w:r>
+        <w:t xml:space="preserve">После этого был написан код, который осуществляет распараллеленное умножение матриц с помощью обращения к нескольким процессам (листинг 3.1). </w:t>
+      </w:r>
+    </w:p>
+    <w:p/>
+    <w:p>
+      <w:r>
+        <w:t>Листинг 3.1 – Умножение матриц через разные процессы</w:t>
+      </w:r>
+    </w:p>
+    <w:p>
+      <w:pPr>
+        <w:pStyle w:val="af"/>
+        <w:rPr>
+          <w:b/>
+          <w:bCs/>
+          <w:lang w:val="en-US"/>
+        </w:rPr>
+      </w:pPr>
+      <w:r>
+        <w:rPr>
+          <w:b/>
+          <w:bCs/>
+          <w:lang w:val="en-US"/>
+        </w:rPr>
+        <w:t>#include "</w:t>
+      </w:r>
+      <w:proofErr w:type="spellStart"/>
+      <w:r>
+        <w:rPr>
+          <w:b/>
+          <w:bCs/>
+          <w:lang w:val="en-US"/>
+        </w:rPr>
+        <w:t>mpi.h</w:t>
+      </w:r>
+      <w:proofErr w:type="spellEnd"/>
+      <w:r>
+        <w:rPr>
+          <w:b/>
+          <w:bCs/>
+          <w:lang w:val="en-US"/>
+        </w:rPr>
+        <w:t>"</w:t>
+      </w:r>
+    </w:p>
+    <w:p>
+      <w:pPr>
+        <w:pStyle w:val="af"/>
+        <w:rPr>
+          <w:lang w:val="en-US"/>
+        </w:rPr>
+      </w:pPr>
+      <w:r>
+        <w:rPr>
+          <w:lang w:val="en-US"/>
+        </w:rPr>
+        <w:t>#include &lt;iostream&gt;</w:t>
+      </w:r>
+    </w:p>
+    <w:p>
+      <w:pPr>
+        <w:pStyle w:val="af"/>
+        <w:rPr>
+          <w:lang w:val="en-US"/>
+        </w:rPr>
+      </w:pPr>
+      <w:r>
+        <w:rPr>
+          <w:lang w:val="en-US"/>
+        </w:rPr>
+        <w:t>#include &lt;</w:t>
+      </w:r>
+      <w:proofErr w:type="spellStart"/>
+      <w:r>
+        <w:rPr>
+          <w:lang w:val="en-US"/>
+        </w:rPr>
+        <w:t>iomanip</w:t>
+      </w:r>
+      <w:proofErr w:type="spellEnd"/>
+      <w:r>
+        <w:rPr>
+          <w:lang w:val="en-US"/>
+        </w:rPr>
+        <w:t>&gt;</w:t>
+      </w:r>
+    </w:p>
+    <w:p>
+      <w:pPr>
+        <w:pStyle w:val="af"/>
+        <w:rPr>
+          <w:lang w:val="en-US"/>
+        </w:rPr>
+      </w:pPr>
+      <w:r>
+        <w:rPr>
+          <w:lang w:val="en-US"/>
+        </w:rPr>
+        <w:t>#include &lt;string&gt;</w:t>
+      </w:r>
+    </w:p>
+    <w:p>
+      <w:pPr>
+        <w:pStyle w:val="af"/>
+        <w:rPr>
+          <w:lang w:val="en-US"/>
+        </w:rPr>
+      </w:pPr>
+      <w:r>
+        <w:rPr>
+          <w:lang w:val="en-US"/>
+        </w:rPr>
+        <w:t>#include &lt;</w:t>
+      </w:r>
+      <w:proofErr w:type="spellStart"/>
+      <w:r>
+        <w:rPr>
+          <w:lang w:val="en-US"/>
+        </w:rPr>
+        <w:t>fstream</w:t>
+      </w:r>
+      <w:proofErr w:type="spellEnd"/>
+      <w:r>
+        <w:rPr>
+          <w:lang w:val="en-US"/>
+        </w:rPr>
+        <w:t>&gt;</w:t>
+      </w:r>
+    </w:p>
+    <w:p>
+      <w:pPr>
+        <w:pStyle w:val="af"/>
+        <w:rPr>
+          <w:lang w:val="en-US"/>
+        </w:rPr>
+      </w:pPr>
+    </w:p>
+    <w:p>
+      <w:pPr>
+        <w:pStyle w:val="af"/>
+        <w:rPr>
+          <w:lang w:val="en-US"/>
+        </w:rPr>
+      </w:pPr>
+      <w:r>
+        <w:rPr>
+          <w:lang w:val="en-US"/>
+        </w:rPr>
+        <w:t>using namespace std;</w:t>
+      </w:r>
+    </w:p>
+    <w:p>
+      <w:pPr>
+        <w:pStyle w:val="af"/>
+        <w:rPr>
+          <w:lang w:val="en-US"/>
+        </w:rPr>
+      </w:pPr>
+    </w:p>
+    <w:p>
+      <w:pPr>
+        <w:pStyle w:val="af"/>
+        <w:rPr>
+          <w:lang w:val="en-US"/>
+        </w:rPr>
+      </w:pPr>
+      <w:r>
+        <w:rPr>
+          <w:lang w:val="en-US"/>
+        </w:rPr>
+        <w:t xml:space="preserve">void </w:t>
+      </w:r>
+      <w:proofErr w:type="gramStart"/>
+      <w:r>
+        <w:rPr>
+          <w:lang w:val="en-US"/>
+        </w:rPr>
+        <w:t>master(</w:t>
+      </w:r>
+      <w:proofErr w:type="gramEnd"/>
+      <w:r>
+        <w:rPr>
+          <w:lang w:val="en-US"/>
+        </w:rPr>
+        <w:t>);</w:t>
+      </w:r>
+    </w:p>
+    <w:p>
+      <w:pPr>
+        <w:pStyle w:val="af"/>
+        <w:rPr>
+          <w:lang w:val="en-US"/>
+        </w:rPr>
+      </w:pPr>
+      <w:r>
+        <w:rPr>
+          <w:lang w:val="en-US"/>
+        </w:rPr>
+        <w:t xml:space="preserve">void </w:t>
+      </w:r>
+      <w:proofErr w:type="gramStart"/>
+      <w:r>
+        <w:rPr>
+          <w:lang w:val="en-US"/>
+        </w:rPr>
+        <w:t>slave(</w:t>
+      </w:r>
+      <w:proofErr w:type="gramEnd"/>
+      <w:r>
+        <w:rPr>
+          <w:lang w:val="en-US"/>
+        </w:rPr>
+        <w:t>);</w:t>
+      </w:r>
+    </w:p>
+    <w:p>
+      <w:pPr>
+        <w:pStyle w:val="af"/>
+        <w:rPr>
+          <w:lang w:val="en-US"/>
+        </w:rPr>
+      </w:pPr>
+      <w:r>
+        <w:rPr>
+          <w:lang w:val="en-US"/>
+        </w:rPr>
+        <w:lastRenderedPageBreak/>
+        <w:t xml:space="preserve">void </w:t>
+      </w:r>
+      <w:proofErr w:type="spellStart"/>
+      <w:proofErr w:type="gramStart"/>
+      <w:r>
+        <w:rPr>
+          <w:lang w:val="en-US"/>
+        </w:rPr>
+        <w:t>printMatrix</w:t>
+      </w:r>
+      <w:proofErr w:type="spellEnd"/>
+      <w:r>
+        <w:rPr>
+          <w:lang w:val="en-US"/>
+        </w:rPr>
+        <w:t>(</w:t>
+      </w:r>
+      <w:proofErr w:type="gramEnd"/>
+      <w:r>
+        <w:rPr>
+          <w:lang w:val="en-US"/>
+        </w:rPr>
+        <w:t>int* matrix, int rows, int cols, string name);</w:t>
+      </w:r>
+    </w:p>
+    <w:p>
+      <w:pPr>
+        <w:pStyle w:val="af"/>
+        <w:rPr>
+          <w:lang w:val="en-US"/>
+        </w:rPr>
+      </w:pPr>
+    </w:p>
+    <w:p>
+      <w:pPr>
+        <w:pStyle w:val="af"/>
+        <w:rPr>
+          <w:lang w:val="en-US"/>
+        </w:rPr>
+      </w:pPr>
+      <w:proofErr w:type="spellStart"/>
+      <w:r>
+        <w:rPr>
+          <w:lang w:val="en-US"/>
+        </w:rPr>
+        <w:t>MPI_Status</w:t>
+      </w:r>
+      <w:proofErr w:type="spellEnd"/>
+      <w:r>
+        <w:rPr>
+          <w:lang w:val="en-US"/>
+        </w:rPr>
+        <w:t xml:space="preserve"> status;</w:t>
+      </w:r>
+    </w:p>
+    <w:p>
+      <w:pPr>
+        <w:pStyle w:val="af"/>
+        <w:rPr>
+          <w:lang w:val="en-US"/>
+        </w:rPr>
+      </w:pPr>
+    </w:p>
+    <w:p>
+      <w:pPr>
+        <w:pStyle w:val="af"/>
+      </w:pPr>
+      <w:r>
+        <w:rPr>
+          <w:lang w:val="en-US"/>
+        </w:rPr>
+        <w:t>const</w:t>
+      </w:r>
+      <w:r>
+        <w:t xml:space="preserve"> </w:t>
+      </w:r>
+      <w:r>
+        <w:rPr>
+          <w:lang w:val="en-US"/>
+        </w:rPr>
+        <w:t>int</w:t>
+      </w:r>
+      <w:r>
+        <w:t xml:space="preserve"> </w:t>
+      </w:r>
+      <w:r>
+        <w:rPr>
+          <w:lang w:val="en-US"/>
+        </w:rPr>
+        <w:t>N</w:t>
+      </w:r>
+      <w:r>
+        <w:t xml:space="preserve"> = </w:t>
+      </w:r>
+      <w:proofErr w:type="gramStart"/>
+      <w:r>
+        <w:t xml:space="preserve">3;   </w:t>
+      </w:r>
+      <w:proofErr w:type="gramEnd"/>
+      <w:r>
+        <w:t xml:space="preserve"> // </w:t>
+      </w:r>
+      <w:r>
+        <w:t>Число</w:t>
+      </w:r>
+      <w:r>
+        <w:t xml:space="preserve"> </w:t>
+      </w:r>
+      <w:r>
+        <w:t>строк</w:t>
+      </w:r>
+      <w:r>
+        <w:t xml:space="preserve"> </w:t>
+      </w:r>
+      <w:r>
+        <w:t>матрицы</w:t>
+      </w:r>
+      <w:r>
+        <w:t xml:space="preserve"> 1</w:t>
+      </w:r>
+    </w:p>
+    <w:p>
+      <w:pPr>
+        <w:pStyle w:val="af"/>
+      </w:pPr>
+      <w:proofErr w:type="spellStart"/>
+      <w:r>
+        <w:t>const</w:t>
+      </w:r>
+      <w:proofErr w:type="spellEnd"/>
+      <w:r>
+        <w:t xml:space="preserve"> </w:t>
+      </w:r>
+      <w:proofErr w:type="spellStart"/>
+      <w:r>
+        <w:t>int</w:t>
+      </w:r>
+      <w:proofErr w:type="spellEnd"/>
+      <w:r>
+        <w:t xml:space="preserve"> M = </w:t>
+      </w:r>
+      <w:proofErr w:type="gramStart"/>
+      <w:r>
+        <w:t xml:space="preserve">4;   </w:t>
+      </w:r>
+      <w:proofErr w:type="gramEnd"/>
+      <w:r>
+        <w:t xml:space="preserve"> // Число столбцов матрицы 1 | строк матрицы 2 </w:t>
+      </w:r>
+    </w:p>
+    <w:p>
+      <w:pPr>
+        <w:pStyle w:val="af"/>
+      </w:pPr>
+      <w:proofErr w:type="spellStart"/>
+      <w:r>
+        <w:t>const</w:t>
+      </w:r>
+      <w:proofErr w:type="spellEnd"/>
+      <w:r>
+        <w:t xml:space="preserve"> </w:t>
+      </w:r>
+      <w:proofErr w:type="spellStart"/>
+      <w:r>
+        <w:t>int</w:t>
+      </w:r>
+      <w:proofErr w:type="spellEnd"/>
+      <w:r>
+        <w:t xml:space="preserve"> K = </w:t>
+      </w:r>
+      <w:proofErr w:type="gramStart"/>
+      <w:r>
+        <w:t xml:space="preserve">4;   </w:t>
+      </w:r>
+      <w:proofErr w:type="gramEnd"/>
+      <w:r>
+        <w:t xml:space="preserve"> // Число столбцов матрицы 2</w:t>
+      </w:r>
+    </w:p>
+    <w:p>
+      <w:pPr>
+        <w:pStyle w:val="af"/>
+      </w:pPr>
+    </w:p>
+    <w:p>
+      <w:pPr>
+        <w:pStyle w:val="af"/>
+      </w:pPr>
+    </w:p>
+    <w:p>
+      <w:pPr>
+        <w:pStyle w:val="af"/>
+      </w:pPr>
+      <w:r>
+        <w:t>/</w:t>
+      </w:r>
+      <w:proofErr w:type="gramStart"/>
+      <w:r>
+        <w:t>*  Вариант</w:t>
+      </w:r>
+      <w:proofErr w:type="gramEnd"/>
+      <w:r>
+        <w:t xml:space="preserve"> 1 - Перемножение матриц</w:t>
+      </w:r>
+    </w:p>
+    <w:p>
+      <w:pPr>
+        <w:pStyle w:val="af"/>
+      </w:pPr>
+      <w:r>
+        <w:t xml:space="preserve">    Программа умножает две матриц. Размеры матриц – N*M и M*K. </w:t>
+      </w:r>
+    </w:p>
+    <w:p>
+      <w:pPr>
+        <w:pStyle w:val="af"/>
+      </w:pPr>
+      <w:r>
+        <w:t xml:space="preserve">    Каждый процесс определяет произведение одной строки матрицы 1 на все столбцы матрицы 2. </w:t>
+      </w:r>
+    </w:p>
+    <w:p>
+      <w:pPr>
+        <w:pStyle w:val="af"/>
+        <w:rPr>
+          <w:lang w:val="en-US"/>
+        </w:rPr>
+      </w:pPr>
+      <w:r>
+        <w:t xml:space="preserve">    Результаты возвращаются в родительскую задачу. </w:t>
+      </w:r>
+      <w:r>
+        <w:rPr>
+          <w:lang w:val="en-US"/>
+        </w:rPr>
+        <w:t>*/</w:t>
+      </w:r>
+    </w:p>
+    <w:p>
+      <w:pPr>
+        <w:pStyle w:val="af"/>
+        <w:rPr>
+          <w:lang w:val="en-US"/>
+        </w:rPr>
+      </w:pPr>
+    </w:p>
+    <w:p>
+      <w:pPr>
+        <w:pStyle w:val="af"/>
+        <w:rPr>
+          <w:lang w:val="en-US"/>
+        </w:rPr>
+      </w:pPr>
+      <w:r>
+        <w:rPr>
+          <w:lang w:val="en-US"/>
+        </w:rPr>
+        <w:t xml:space="preserve">int </w:t>
+      </w:r>
+      <w:proofErr w:type="gramStart"/>
+      <w:r>
+        <w:rPr>
+          <w:lang w:val="en-US"/>
+        </w:rPr>
+        <w:t>main(</w:t>
+      </w:r>
+      <w:proofErr w:type="gramEnd"/>
+      <w:r>
+        <w:rPr>
+          <w:lang w:val="en-US"/>
+        </w:rPr>
+        <w:t xml:space="preserve">int </w:t>
+      </w:r>
+      <w:proofErr w:type="spellStart"/>
+      <w:r>
+        <w:rPr>
+          <w:lang w:val="en-US"/>
+        </w:rPr>
+        <w:t>argc</w:t>
+      </w:r>
+      <w:proofErr w:type="spellEnd"/>
+      <w:r>
+        <w:rPr>
+          <w:lang w:val="en-US"/>
+        </w:rPr>
+        <w:t xml:space="preserve">, char* </w:t>
+      </w:r>
+      <w:proofErr w:type="spellStart"/>
+      <w:proofErr w:type="gramStart"/>
+      <w:r>
+        <w:rPr>
+          <w:lang w:val="en-US"/>
+        </w:rPr>
+        <w:t>argv</w:t>
+      </w:r>
+      <w:proofErr w:type="spellEnd"/>
+      <w:r>
+        <w:rPr>
+          <w:lang w:val="en-US"/>
+        </w:rPr>
+        <w:t>[</w:t>
+      </w:r>
+      <w:proofErr w:type="gramEnd"/>
+      <w:r>
+        <w:rPr>
+          <w:lang w:val="en-US"/>
+        </w:rPr>
+        <w:t>])</w:t>
+      </w:r>
+    </w:p>
+    <w:p>
+      <w:pPr>
+        <w:pStyle w:val="af"/>
+        <w:rPr>
+          <w:lang w:val="en-US"/>
+        </w:rPr>
+      </w:pPr>
+      <w:r>
+        <w:rPr>
+          <w:lang w:val="en-US"/>
+        </w:rPr>
+        <w:t>{</w:t>
+      </w:r>
+    </w:p>
+    <w:p>
+      <w:pPr>
+        <w:pStyle w:val="af"/>
+        <w:rPr>
+          <w:lang w:val="en-US"/>
+        </w:rPr>
+      </w:pPr>
+      <w:r>
+        <w:rPr>
+          <w:lang w:val="en-US"/>
+        </w:rPr>
+        <w:t xml:space="preserve">    int rank;</w:t>
+      </w:r>
+    </w:p>
+    <w:p>
+      <w:pPr>
+        <w:pStyle w:val="af"/>
+        <w:rPr>
+          <w:lang w:val="en-US"/>
+        </w:rPr>
+      </w:pPr>
+    </w:p>
+    <w:p>
+      <w:pPr>
+        <w:pStyle w:val="af"/>
+        <w:rPr>
+          <w:lang w:val="en-US"/>
+        </w:rPr>
+      </w:pPr>
+      <w:r>
+        <w:rPr>
+          <w:lang w:val="en-US"/>
+        </w:rPr>
+        <w:t xml:space="preserve">    </w:t>
+      </w:r>
+      <w:proofErr w:type="spellStart"/>
+      <w:r>
+        <w:rPr>
+          <w:i/>
+          <w:iCs/>
+          <w:lang w:val="en-US"/>
+        </w:rPr>
+        <w:t>MPI_</w:t>
+      </w:r>
+      <w:proofErr w:type="gramStart"/>
+      <w:r>
+        <w:rPr>
+          <w:i/>
+          <w:iCs/>
+          <w:lang w:val="en-US"/>
+        </w:rPr>
+        <w:t>Init</w:t>
+      </w:r>
+      <w:proofErr w:type="spellEnd"/>
+      <w:r>
+        <w:rPr>
+          <w:lang w:val="en-US"/>
+        </w:rPr>
+        <w:t>(</w:t>
+      </w:r>
+      <w:proofErr w:type="gramEnd"/>
+      <w:r>
+        <w:rPr>
+          <w:lang w:val="en-US"/>
+        </w:rPr>
+        <w:t>&amp;</w:t>
+      </w:r>
+      <w:proofErr w:type="spellStart"/>
+      <w:r>
+        <w:rPr>
+          <w:lang w:val="en-US"/>
+        </w:rPr>
+        <w:t>argc</w:t>
+      </w:r>
+      <w:proofErr w:type="spellEnd"/>
+      <w:r>
+        <w:rPr>
+          <w:lang w:val="en-US"/>
+        </w:rPr>
+        <w:t>, &amp;argv</w:t>
+      </w:r>
+      <w:proofErr w:type="gramStart"/>
+      <w:r>
+        <w:rPr>
+          <w:lang w:val="en-US"/>
+        </w:rPr>
+        <w:t xml:space="preserve">);   </w:t>
+      </w:r>
+      <w:proofErr w:type="gramEnd"/>
+      <w:r>
+        <w:rPr>
+          <w:lang w:val="en-US"/>
+        </w:rPr>
+        <w:t xml:space="preserve">              // </w:t>
+      </w:r>
+      <w:r>
+        <w:t>Запуск</w:t>
+      </w:r>
+      <w:r>
+        <w:rPr>
+          <w:lang w:val="en-US"/>
+        </w:rPr>
+        <w:t xml:space="preserve"> MPI</w:t>
+      </w:r>
+    </w:p>
+    <w:p>
+      <w:pPr>
+        <w:pStyle w:val="af"/>
+        <w:rPr>
+          <w:lang w:val="en-US"/>
+        </w:rPr>
+      </w:pPr>
+      <w:r>
+        <w:rPr>
+          <w:lang w:val="en-US"/>
+        </w:rPr>
+        <w:t xml:space="preserve">    </w:t>
+      </w:r>
+      <w:proofErr w:type="spellStart"/>
+      <w:r>
+        <w:rPr>
+          <w:i/>
+          <w:iCs/>
+          <w:lang w:val="en-US"/>
+        </w:rPr>
+        <w:t>MPI_Comm_</w:t>
+      </w:r>
+      <w:proofErr w:type="gramStart"/>
+      <w:r>
+        <w:rPr>
+          <w:i/>
+          <w:iCs/>
+          <w:lang w:val="en-US"/>
+        </w:rPr>
+        <w:t>rank</w:t>
+      </w:r>
+      <w:proofErr w:type="spellEnd"/>
+      <w:r>
+        <w:rPr>
+          <w:lang w:val="en-US"/>
+        </w:rPr>
+        <w:t>(</w:t>
+      </w:r>
+      <w:proofErr w:type="gramEnd"/>
+      <w:r>
+        <w:rPr>
+          <w:lang w:val="en-US"/>
+        </w:rPr>
+        <w:t>MPI_COMM_WORLD, &amp;rank</w:t>
+      </w:r>
+      <w:proofErr w:type="gramStart"/>
+      <w:r>
+        <w:rPr>
+          <w:lang w:val="en-US"/>
+        </w:rPr>
+        <w:t xml:space="preserve">);   </w:t>
+      </w:r>
+      <w:proofErr w:type="gramEnd"/>
+      <w:r>
+        <w:rPr>
+          <w:lang w:val="en-US"/>
+        </w:rPr>
+        <w:t xml:space="preserve">// </w:t>
+      </w:r>
+      <w:r>
+        <w:t>Запись</w:t>
+      </w:r>
+      <w:r>
+        <w:rPr>
+          <w:lang w:val="en-US"/>
+        </w:rPr>
+        <w:t xml:space="preserve"> </w:t>
+      </w:r>
+      <w:r>
+        <w:t>номера</w:t>
+      </w:r>
+      <w:r>
+        <w:rPr>
+          <w:lang w:val="en-US"/>
+        </w:rPr>
+        <w:t xml:space="preserve"> </w:t>
+      </w:r>
+      <w:r>
+        <w:t>процесса</w:t>
+      </w:r>
+      <w:r>
+        <w:rPr>
+          <w:lang w:val="en-US"/>
+        </w:rPr>
+        <w:t xml:space="preserve"> </w:t>
+      </w:r>
+      <w:r>
+        <w:t>в</w:t>
+      </w:r>
+      <w:r>
+        <w:rPr>
+          <w:lang w:val="en-US"/>
+        </w:rPr>
+        <w:t xml:space="preserve"> rank</w:t>
+      </w:r>
+    </w:p>
+    <w:p>
+      <w:pPr>
+        <w:pStyle w:val="af"/>
+        <w:rPr>
+          <w:lang w:val="en-US"/>
+        </w:rPr>
+      </w:pPr>
+    </w:p>
+    <w:p>
+      <w:pPr>
+        <w:pStyle w:val="af"/>
+        <w:rPr>
+          <w:lang w:val="en-US"/>
+        </w:rPr>
+      </w:pPr>
+      <w:r>
+        <w:rPr>
+          <w:lang w:val="en-US"/>
+        </w:rPr>
+        <w:t xml:space="preserve">    </w:t>
+      </w:r>
+      <w:proofErr w:type="gramStart"/>
+      <w:r>
+        <w:rPr>
+          <w:lang w:val="en-US"/>
+        </w:rPr>
+        <w:t>rank ?</w:t>
+      </w:r>
+      <w:proofErr w:type="gramEnd"/>
+      <w:r>
+        <w:rPr>
+          <w:lang w:val="en-US"/>
+        </w:rPr>
+        <w:t xml:space="preserve"> </w:t>
+      </w:r>
+      <w:proofErr w:type="gramStart"/>
+      <w:r>
+        <w:rPr>
+          <w:lang w:val="en-US"/>
+        </w:rPr>
+        <w:t>slave() :</w:t>
+      </w:r>
+      <w:proofErr w:type="gramEnd"/>
+      <w:r>
+        <w:rPr>
+          <w:lang w:val="en-US"/>
+        </w:rPr>
+        <w:t xml:space="preserve"> </w:t>
+      </w:r>
+      <w:proofErr w:type="gramStart"/>
+      <w:r>
+        <w:rPr>
+          <w:lang w:val="en-US"/>
+        </w:rPr>
+        <w:t xml:space="preserve">master();   </w:t>
+      </w:r>
+      <w:proofErr w:type="gramEnd"/>
+      <w:r>
+        <w:rPr>
+          <w:lang w:val="en-US"/>
+        </w:rPr>
+        <w:t xml:space="preserve">           // </w:t>
+      </w:r>
+      <w:r>
+        <w:t>нулевой</w:t>
+      </w:r>
+      <w:r>
+        <w:rPr>
+          <w:lang w:val="en-US"/>
+        </w:rPr>
+        <w:t xml:space="preserve"> </w:t>
+      </w:r>
+      <w:r>
+        <w:t>процесс</w:t>
+      </w:r>
+      <w:r>
+        <w:rPr>
+          <w:lang w:val="en-US"/>
+        </w:rPr>
+        <w:t xml:space="preserve"> </w:t>
+      </w:r>
+      <w:r>
+        <w:t>главный</w:t>
+      </w:r>
+      <w:r>
+        <w:rPr>
+          <w:lang w:val="en-US"/>
+        </w:rPr>
+        <w:t xml:space="preserve">, </w:t>
+      </w:r>
+      <w:r>
+        <w:t>остальные</w:t>
+      </w:r>
+      <w:r>
+        <w:rPr>
+          <w:lang w:val="en-US"/>
+        </w:rPr>
+        <w:t xml:space="preserve"> </w:t>
+      </w:r>
+      <w:r>
+        <w:t>подчинённые</w:t>
+      </w:r>
+    </w:p>
+    <w:p>
+      <w:pPr>
+        <w:pStyle w:val="af"/>
+        <w:rPr>
+          <w:lang w:val="en-US"/>
+        </w:rPr>
+      </w:pPr>
+    </w:p>
+    <w:p>
+      <w:pPr>
+        <w:pStyle w:val="af"/>
+      </w:pPr>
+      <w:r>
+        <w:rPr>
+          <w:lang w:val="en-US"/>
+        </w:rPr>
+        <w:t xml:space="preserve">    </w:t>
+      </w:r>
+      <w:proofErr w:type="spellStart"/>
+      <w:r>
+        <w:rPr>
+          <w:i/>
+          <w:iCs/>
+        </w:rPr>
+        <w:t>MPI_</w:t>
+      </w:r>
+      <w:proofErr w:type="gramStart"/>
+      <w:r>
+        <w:rPr>
+          <w:i/>
+          <w:iCs/>
+        </w:rPr>
+        <w:t>Finalize</w:t>
+      </w:r>
+      <w:proofErr w:type="spellEnd"/>
+      <w:r>
+        <w:t>(</w:t>
+      </w:r>
+      <w:proofErr w:type="gramEnd"/>
+      <w:r>
+        <w:t>);</w:t>
+      </w:r>
+    </w:p>
+    <w:p>
+      <w:pPr>
+        <w:pStyle w:val="af"/>
+      </w:pPr>
+      <w:r>
+        <w:t xml:space="preserve">    </w:t>
+      </w:r>
+      <w:proofErr w:type="spellStart"/>
+      <w:r>
+        <w:t>return</w:t>
+      </w:r>
+      <w:proofErr w:type="spellEnd"/>
+      <w:r>
+        <w:t xml:space="preserve"> 0;</w:t>
+      </w:r>
+    </w:p>
+    <w:p>
+      <w:pPr>
+        <w:pStyle w:val="af"/>
+      </w:pPr>
+      <w:r>
+        <w:t>}</w:t>
+      </w:r>
+    </w:p>
+    <w:p>
+      <w:pPr>
+        <w:pStyle w:val="af"/>
+      </w:pPr>
+    </w:p>
+    <w:p>
+      <w:pPr>
+        <w:pStyle w:val="af"/>
+      </w:pPr>
+    </w:p>
+    <w:p>
+      <w:pPr>
+        <w:pStyle w:val="af"/>
+      </w:pPr>
+      <w:r>
+        <w:t>// ====== Главный процесс (планировщик заданий) ======</w:t>
+      </w:r>
+    </w:p>
+    <w:p>
+      <w:pPr>
+        <w:pStyle w:val="af"/>
+      </w:pPr>
+      <w:proofErr w:type="spellStart"/>
+      <w:r>
+        <w:t>void</w:t>
+      </w:r>
+      <w:proofErr w:type="spellEnd"/>
+      <w:r>
+        <w:t xml:space="preserve"> </w:t>
+      </w:r>
+      <w:proofErr w:type="spellStart"/>
+      <w:proofErr w:type="gramStart"/>
+      <w:r>
+        <w:t>master</w:t>
+      </w:r>
+      <w:proofErr w:type="spellEnd"/>
+      <w:r>
+        <w:t>(</w:t>
+      </w:r>
+      <w:proofErr w:type="gramEnd"/>
+      <w:r>
+        <w:t>)</w:t>
+      </w:r>
+    </w:p>
+    <w:p>
+      <w:pPr>
+        <w:pStyle w:val="af"/>
+      </w:pPr>
+      <w:r>
+        <w:t>{</w:t>
+      </w:r>
+    </w:p>
+    <w:p>
+      <w:pPr>
+        <w:pStyle w:val="af"/>
+        <w:rPr>
+          <w:lang w:val="en-US"/>
+        </w:rPr>
+      </w:pPr>
+      <w:r>
+        <w:t xml:space="preserve">    </w:t>
+      </w:r>
+      <w:r>
+        <w:rPr>
+          <w:lang w:val="en-US"/>
+        </w:rPr>
+        <w:t xml:space="preserve">int </w:t>
+      </w:r>
+      <w:proofErr w:type="gramStart"/>
+      <w:r>
+        <w:rPr>
+          <w:lang w:val="en-US"/>
+        </w:rPr>
+        <w:t xml:space="preserve">size;   </w:t>
+      </w:r>
+      <w:proofErr w:type="gramEnd"/>
+      <w:r>
+        <w:rPr>
+          <w:lang w:val="en-US"/>
+        </w:rPr>
+        <w:t xml:space="preserve">                            // </w:t>
+      </w:r>
+      <w:r>
+        <w:t>количество</w:t>
+      </w:r>
+      <w:r>
+        <w:rPr>
+          <w:lang w:val="en-US"/>
+        </w:rPr>
+        <w:t xml:space="preserve"> </w:t>
+      </w:r>
+      <w:r>
+        <w:t>процессов</w:t>
+      </w:r>
+    </w:p>
+    <w:p>
+      <w:pPr>
+        <w:pStyle w:val="af"/>
+        <w:rPr>
+          <w:lang w:val="en-US"/>
+        </w:rPr>
+      </w:pPr>
+      <w:r>
+        <w:rPr>
+          <w:lang w:val="en-US"/>
+        </w:rPr>
+        <w:t xml:space="preserve">    </w:t>
+      </w:r>
+      <w:proofErr w:type="spellStart"/>
+      <w:r>
+        <w:rPr>
+          <w:i/>
+          <w:iCs/>
+          <w:lang w:val="en-US"/>
+        </w:rPr>
+        <w:t>MPI_Comm_</w:t>
+      </w:r>
+      <w:proofErr w:type="gramStart"/>
+      <w:r>
+        <w:rPr>
+          <w:i/>
+          <w:iCs/>
+          <w:lang w:val="en-US"/>
+        </w:rPr>
+        <w:t>size</w:t>
+      </w:r>
+      <w:proofErr w:type="spellEnd"/>
+      <w:r>
+        <w:rPr>
+          <w:lang w:val="en-US"/>
+        </w:rPr>
+        <w:t>(</w:t>
+      </w:r>
+      <w:proofErr w:type="gramEnd"/>
+      <w:r>
+        <w:rPr>
+          <w:lang w:val="en-US"/>
+        </w:rPr>
+        <w:t>MPI_COMM_WORLD, &amp;size);</w:t>
+      </w:r>
+    </w:p>
+    <w:p>
+      <w:pPr>
+        <w:pStyle w:val="af"/>
+        <w:rPr>
+          <w:lang w:val="en-US"/>
+        </w:rPr>
+      </w:pPr>
+    </w:p>
+    <w:p>
+      <w:pPr>
+        <w:pStyle w:val="af"/>
+        <w:rPr>
+          <w:lang w:val="en-US"/>
+        </w:rPr>
+      </w:pPr>
+      <w:r>
+        <w:rPr>
+          <w:lang w:val="en-US"/>
+        </w:rPr>
+        <w:t xml:space="preserve">    if (size &lt;= N)</w:t>
+      </w:r>
+    </w:p>
+    <w:p>
+      <w:pPr>
+        <w:pStyle w:val="af"/>
+        <w:rPr>
+          <w:lang w:val="en-US"/>
+        </w:rPr>
+      </w:pPr>
+      <w:r>
+        <w:rPr>
+          <w:lang w:val="en-US"/>
+        </w:rPr>
+        <w:t xml:space="preserve">    {</w:t>
+      </w:r>
+    </w:p>
+    <w:p>
+      <w:pPr>
+        <w:pStyle w:val="af"/>
+        <w:rPr>
+          <w:lang w:val="en-US"/>
+        </w:rPr>
+      </w:pPr>
+      <w:r>
+        <w:rPr>
+          <w:lang w:val="en-US"/>
+        </w:rPr>
+        <w:t xml:space="preserve">        </w:t>
+      </w:r>
+      <w:proofErr w:type="spellStart"/>
+      <w:r>
+        <w:rPr>
+          <w:lang w:val="en-US"/>
+        </w:rPr>
+        <w:t>cout</w:t>
+      </w:r>
+      <w:proofErr w:type="spellEnd"/>
+      <w:r>
+        <w:rPr>
+          <w:lang w:val="en-US"/>
+        </w:rPr>
+        <w:t xml:space="preserve"> &lt;&lt; "Can't complete work: not </w:t>
+      </w:r>
+      <w:proofErr w:type="spellStart"/>
+      <w:r>
+        <w:rPr>
+          <w:lang w:val="en-US"/>
+        </w:rPr>
+        <w:t>anough</w:t>
+      </w:r>
+      <w:proofErr w:type="spellEnd"/>
+      <w:r>
+        <w:rPr>
+          <w:lang w:val="en-US"/>
+        </w:rPr>
+        <w:t xml:space="preserve"> slave processes";</w:t>
+      </w:r>
+    </w:p>
+    <w:p>
+      <w:pPr>
+        <w:pStyle w:val="af"/>
+        <w:rPr>
+          <w:lang w:val="en-US"/>
+        </w:rPr>
+      </w:pPr>
+      <w:r>
+        <w:rPr>
+          <w:lang w:val="en-US"/>
+        </w:rPr>
+        <w:t xml:space="preserve">        return;</w:t>
+      </w:r>
+    </w:p>
+    <w:p>
+      <w:pPr>
+        <w:pStyle w:val="af"/>
+        <w:rPr>
+          <w:lang w:val="en-US"/>
+        </w:rPr>
+      </w:pPr>
+      <w:r>
+        <w:rPr>
+          <w:lang w:val="en-US"/>
+        </w:rPr>
+        <w:t xml:space="preserve">    }</w:t>
+      </w:r>
+    </w:p>
+    <w:p>
+      <w:pPr>
+        <w:pStyle w:val="af"/>
+        <w:rPr>
+          <w:lang w:val="en-US"/>
+        </w:rPr>
+      </w:pPr>
+    </w:p>
+    <w:p>
+      <w:pPr>
+        <w:pStyle w:val="af"/>
+        <w:rPr>
+          <w:lang w:val="en-US"/>
+        </w:rPr>
+      </w:pPr>
+      <w:r>
+        <w:rPr>
+          <w:lang w:val="en-US"/>
+        </w:rPr>
+        <w:t xml:space="preserve">    // </w:t>
+      </w:r>
+      <w:r>
+        <w:t>матрицы</w:t>
+      </w:r>
+      <w:r>
+        <w:rPr>
+          <w:lang w:val="en-US"/>
+        </w:rPr>
+        <w:t xml:space="preserve"> (</w:t>
+      </w:r>
+      <w:r>
+        <w:t>множители</w:t>
+      </w:r>
+      <w:r>
+        <w:rPr>
+          <w:lang w:val="en-US"/>
+        </w:rPr>
+        <w:t>)</w:t>
+      </w:r>
+    </w:p>
+    <w:p>
+      <w:pPr>
+        <w:pStyle w:val="af"/>
+        <w:rPr>
+          <w:lang w:val="en-US"/>
+        </w:rPr>
+      </w:pPr>
+      <w:r>
+        <w:rPr>
+          <w:lang w:val="en-US"/>
+        </w:rPr>
+        <w:t xml:space="preserve">    int matrix1[N][M] = {};</w:t>
+      </w:r>
+    </w:p>
+    <w:p>
+      <w:pPr>
+        <w:pStyle w:val="af"/>
+      </w:pPr>
+      <w:r>
+        <w:rPr>
+          <w:lang w:val="en-US"/>
+        </w:rPr>
+        <w:t xml:space="preserve">    </w:t>
+      </w:r>
+      <w:proofErr w:type="spellStart"/>
+      <w:r>
+        <w:t>int</w:t>
+      </w:r>
+      <w:proofErr w:type="spellEnd"/>
+      <w:r>
+        <w:t xml:space="preserve"> matrix2[M][K] = {};</w:t>
+      </w:r>
+    </w:p>
+    <w:p>
+      <w:pPr>
+        <w:pStyle w:val="af"/>
+      </w:pPr>
+    </w:p>
+    <w:p>
+      <w:pPr>
+        <w:pStyle w:val="af"/>
+      </w:pPr>
+      <w:r>
+        <w:t xml:space="preserve">    // итоговая матрица-произведение</w:t>
+      </w:r>
+    </w:p>
+    <w:p>
+      <w:pPr>
+        <w:pStyle w:val="af"/>
+        <w:rPr>
+          <w:lang w:val="en-US"/>
+        </w:rPr>
+      </w:pPr>
+      <w:r>
+        <w:t xml:space="preserve">    </w:t>
+      </w:r>
+      <w:r>
+        <w:rPr>
+          <w:lang w:val="en-US"/>
+        </w:rPr>
+        <w:t xml:space="preserve">int </w:t>
+      </w:r>
+      <w:proofErr w:type="spellStart"/>
+      <w:r>
+        <w:rPr>
+          <w:lang w:val="en-US"/>
+        </w:rPr>
+        <w:t>result_matrix</w:t>
+      </w:r>
+      <w:proofErr w:type="spellEnd"/>
+      <w:r>
+        <w:rPr>
+          <w:lang w:val="en-US"/>
+        </w:rPr>
+        <w:t>[N][K] = {};</w:t>
+      </w:r>
+    </w:p>
+    <w:p>
+      <w:pPr>
+        <w:pStyle w:val="af"/>
+        <w:rPr>
+          <w:lang w:val="en-US"/>
+        </w:rPr>
+      </w:pPr>
+    </w:p>
+    <w:p>
+      <w:pPr>
+        <w:pStyle w:val="af"/>
+        <w:rPr>
+          <w:lang w:val="en-US"/>
+        </w:rPr>
+      </w:pPr>
+      <w:r>
+        <w:rPr>
+          <w:lang w:val="en-US"/>
+        </w:rPr>
+        <w:t xml:space="preserve">    // ---------- </w:t>
+      </w:r>
+      <w:r>
+        <w:t>Чтение</w:t>
+      </w:r>
+      <w:r>
+        <w:rPr>
+          <w:lang w:val="en-US"/>
+        </w:rPr>
+        <w:t xml:space="preserve"> </w:t>
+      </w:r>
+      <w:r>
+        <w:t>матриц</w:t>
+      </w:r>
+      <w:r>
+        <w:rPr>
+          <w:lang w:val="en-US"/>
+        </w:rPr>
+        <w:t xml:space="preserve"> </w:t>
+      </w:r>
+      <w:r>
+        <w:t>из</w:t>
+      </w:r>
+      <w:r>
+        <w:rPr>
+          <w:lang w:val="en-US"/>
+        </w:rPr>
+        <w:t xml:space="preserve"> </w:t>
+      </w:r>
+      <w:r>
+        <w:t>файла</w:t>
+      </w:r>
+      <w:r>
+        <w:rPr>
+          <w:lang w:val="en-US"/>
+        </w:rPr>
+        <w:t xml:space="preserve"> ----------</w:t>
+      </w:r>
+    </w:p>
+    <w:p>
+      <w:pPr>
+        <w:pStyle w:val="af"/>
+        <w:rPr>
+          <w:lang w:val="en-US"/>
+        </w:rPr>
+      </w:pPr>
+      <w:r>
+        <w:rPr>
+          <w:lang w:val="en-US"/>
+        </w:rPr>
+        <w:t xml:space="preserve">    </w:t>
+      </w:r>
+      <w:proofErr w:type="spellStart"/>
+      <w:r>
+        <w:rPr>
+          <w:lang w:val="en-US"/>
+        </w:rPr>
+        <w:t>ifstream</w:t>
+      </w:r>
+      <w:proofErr w:type="spellEnd"/>
+      <w:r>
+        <w:rPr>
+          <w:lang w:val="en-US"/>
+        </w:rPr>
+        <w:t xml:space="preserve"> file("C:/matrix.txt");</w:t>
+      </w:r>
+    </w:p>
+    <w:p>
+      <w:pPr>
+        <w:pStyle w:val="af"/>
+        <w:rPr>
+          <w:lang w:val="en-US"/>
+        </w:rPr>
+      </w:pPr>
+    </w:p>
+    <w:p>
+      <w:pPr>
+        <w:pStyle w:val="af"/>
+        <w:rPr>
+          <w:lang w:val="en-US"/>
+        </w:rPr>
+      </w:pPr>
+      <w:r>
+        <w:rPr>
+          <w:lang w:val="en-US"/>
+        </w:rPr>
+        <w:t xml:space="preserve">    if </w:t>
+      </w:r>
+      <w:proofErr w:type="gramStart"/>
+      <w:r>
+        <w:rPr>
+          <w:lang w:val="en-US"/>
+        </w:rPr>
+        <w:t>(!file</w:t>
+      </w:r>
+      <w:proofErr w:type="gramEnd"/>
+      <w:r>
+        <w:rPr>
+          <w:lang w:val="en-US"/>
+        </w:rPr>
+        <w:t>) {</w:t>
+      </w:r>
+    </w:p>
+    <w:p>
+      <w:pPr>
+        <w:pStyle w:val="af"/>
+        <w:rPr>
+          <w:lang w:val="en-US"/>
+        </w:rPr>
+      </w:pPr>
+      <w:r>
+        <w:rPr>
+          <w:lang w:val="en-US"/>
+        </w:rPr>
+        <w:t xml:space="preserve">        </w:t>
+      </w:r>
+      <w:proofErr w:type="spellStart"/>
+      <w:r>
+        <w:rPr>
+          <w:lang w:val="en-US"/>
+        </w:rPr>
+        <w:t>cout</w:t>
+      </w:r>
+      <w:proofErr w:type="spellEnd"/>
+      <w:r>
+        <w:rPr>
+          <w:lang w:val="en-US"/>
+        </w:rPr>
+        <w:t xml:space="preserve"> &lt;&lt; "There is no input file" &lt;&lt; </w:t>
+      </w:r>
+      <w:proofErr w:type="spellStart"/>
+      <w:r>
+        <w:rPr>
+          <w:lang w:val="en-US"/>
+        </w:rPr>
+        <w:t>endl</w:t>
+      </w:r>
+      <w:proofErr w:type="spellEnd"/>
+      <w:r>
+        <w:rPr>
+          <w:lang w:val="en-US"/>
+        </w:rPr>
+        <w:t>;</w:t>
+      </w:r>
+    </w:p>
+    <w:p>
+      <w:pPr>
+        <w:pStyle w:val="af"/>
+        <w:rPr>
+          <w:lang w:val="en-US"/>
+        </w:rPr>
+      </w:pPr>
+      <w:r>
+        <w:rPr>
+          <w:lang w:val="en-US"/>
+        </w:rPr>
+        <w:t xml:space="preserve">        return;</w:t>
+      </w:r>
+    </w:p>
+    <w:p>
+      <w:pPr>
+        <w:pStyle w:val="af"/>
+        <w:rPr>
+          <w:lang w:val="en-US"/>
+        </w:rPr>
+      </w:pPr>
+      <w:r>
+        <w:rPr>
+          <w:lang w:val="en-US"/>
+        </w:rPr>
+        <w:t xml:space="preserve">    }</w:t>
+      </w:r>
+    </w:p>
+    <w:p>
+      <w:pPr>
+        <w:pStyle w:val="af"/>
+        <w:rPr>
+          <w:lang w:val="en-US"/>
+        </w:rPr>
+      </w:pPr>
+      <w:r>
+        <w:rPr>
+          <w:lang w:val="en-US"/>
+        </w:rPr>
+        <w:t xml:space="preserve">    </w:t>
+      </w:r>
+    </w:p>
+    <w:p>
+      <w:pPr>
+        <w:pStyle w:val="af"/>
+        <w:rPr>
+          <w:lang w:val="en-US"/>
+        </w:rPr>
+      </w:pPr>
+      <w:r>
+        <w:rPr>
+          <w:lang w:val="en-US"/>
+        </w:rPr>
+        <w:t xml:space="preserve">    // </w:t>
+      </w:r>
+      <w:r>
+        <w:t>чтение</w:t>
+      </w:r>
+      <w:r>
+        <w:rPr>
+          <w:lang w:val="en-US"/>
+        </w:rPr>
+        <w:t xml:space="preserve"> </w:t>
+      </w:r>
+      <w:r>
+        <w:t>матрицы</w:t>
+      </w:r>
+      <w:r>
+        <w:rPr>
+          <w:lang w:val="en-US"/>
+        </w:rPr>
+        <w:t xml:space="preserve"> 1</w:t>
+      </w:r>
+    </w:p>
+    <w:p>
+      <w:pPr>
+        <w:pStyle w:val="af"/>
+        <w:rPr>
+          <w:lang w:val="en-US"/>
+        </w:rPr>
+      </w:pPr>
+      <w:r>
+        <w:rPr>
+          <w:lang w:val="en-US"/>
+        </w:rPr>
+        <w:t xml:space="preserve">    for (int </w:t>
+      </w:r>
+      <w:proofErr w:type="spellStart"/>
+      <w:r>
+        <w:rPr>
+          <w:lang w:val="en-US"/>
+        </w:rPr>
+        <w:t>i</w:t>
+      </w:r>
+      <w:proofErr w:type="spellEnd"/>
+      <w:r>
+        <w:rPr>
+          <w:lang w:val="en-US"/>
+        </w:rPr>
+        <w:t xml:space="preserve"> = 0; </w:t>
+      </w:r>
+      <w:proofErr w:type="spellStart"/>
+      <w:r>
+        <w:rPr>
+          <w:lang w:val="en-US"/>
+        </w:rPr>
+        <w:t>i</w:t>
+      </w:r>
+      <w:proofErr w:type="spellEnd"/>
+      <w:r>
+        <w:rPr>
+          <w:lang w:val="en-US"/>
+        </w:rPr>
+        <w:t xml:space="preserve"> &lt; N; </w:t>
+      </w:r>
+      <w:proofErr w:type="spellStart"/>
+      <w:r>
+        <w:rPr>
+          <w:lang w:val="en-US"/>
+        </w:rPr>
+        <w:t>i</w:t>
+      </w:r>
+      <w:proofErr w:type="spellEnd"/>
+      <w:r>
+        <w:rPr>
+          <w:lang w:val="en-US"/>
+        </w:rPr>
+        <w:t>++)</w:t>
+      </w:r>
+    </w:p>
+    <w:p>
+      <w:pPr>
+        <w:pStyle w:val="af"/>
+        <w:rPr>
+          <w:lang w:val="en-US"/>
+        </w:rPr>
+      </w:pPr>
+      <w:r>
+        <w:rPr>
+          <w:lang w:val="en-US"/>
+        </w:rPr>
+        <w:t xml:space="preserve">    {</w:t>
+      </w:r>
+    </w:p>
+    <w:p>
+      <w:pPr>
+        <w:pStyle w:val="af"/>
+        <w:rPr>
+          <w:lang w:val="en-US"/>
+        </w:rPr>
+      </w:pPr>
+      <w:r>
+        <w:rPr>
+          <w:lang w:val="en-US"/>
+        </w:rPr>
+        <w:t xml:space="preserve">        for (int j = 0; j &lt; M; </w:t>
+      </w:r>
+      <w:proofErr w:type="spellStart"/>
+      <w:r>
+        <w:rPr>
+          <w:lang w:val="en-US"/>
+        </w:rPr>
+        <w:t>j++</w:t>
+      </w:r>
+      <w:proofErr w:type="spellEnd"/>
+      <w:r>
+        <w:rPr>
+          <w:lang w:val="en-US"/>
+        </w:rPr>
+        <w:t>)</w:t>
+      </w:r>
+    </w:p>
+    <w:p>
+      <w:pPr>
+        <w:pStyle w:val="af"/>
+        <w:rPr>
+          <w:lang w:val="en-US"/>
+        </w:rPr>
+      </w:pPr>
+      <w:r>
+        <w:rPr>
+          <w:lang w:val="en-US"/>
+        </w:rPr>
+        <w:t xml:space="preserve">        {</w:t>
+      </w:r>
+    </w:p>
+    <w:p>
+      <w:pPr>
+        <w:pStyle w:val="af"/>
+        <w:rPr>
+          <w:lang w:val="en-US"/>
+        </w:rPr>
+      </w:pPr>
+      <w:r>
+        <w:rPr>
+          <w:lang w:val="en-US"/>
+        </w:rPr>
+        <w:t xml:space="preserve">            file &gt;&gt; matrix1[</w:t>
+      </w:r>
+      <w:proofErr w:type="spellStart"/>
+      <w:r>
+        <w:rPr>
+          <w:lang w:val="en-US"/>
+        </w:rPr>
+        <w:t>i</w:t>
+      </w:r>
+      <w:proofErr w:type="spellEnd"/>
+      <w:r>
+        <w:rPr>
+          <w:lang w:val="en-US"/>
+        </w:rPr>
+        <w:t>][j];</w:t>
+      </w:r>
+    </w:p>
+    <w:p>
+      <w:pPr>
+        <w:pStyle w:val="af"/>
+        <w:rPr>
+          <w:lang w:val="en-US"/>
+        </w:rPr>
+      </w:pPr>
+      <w:r>
+        <w:rPr>
+          <w:lang w:val="en-US"/>
+        </w:rPr>
+        <w:t xml:space="preserve">        }</w:t>
+      </w:r>
+    </w:p>
+    <w:p>
+      <w:pPr>
+        <w:pStyle w:val="af"/>
+        <w:rPr>
+          <w:lang w:val="en-US"/>
+        </w:rPr>
+      </w:pPr>
+      <w:r>
+        <w:rPr>
+          <w:lang w:val="en-US"/>
+        </w:rPr>
+        <w:t xml:space="preserve">    }</w:t>
+      </w:r>
+    </w:p>
+    <w:p>
+      <w:pPr>
+        <w:pStyle w:val="af"/>
+        <w:rPr>
+          <w:lang w:val="en-US"/>
+        </w:rPr>
+      </w:pPr>
+    </w:p>
+    <w:p>
+      <w:pPr>
+        <w:pStyle w:val="af"/>
+        <w:rPr>
+          <w:lang w:val="en-US"/>
+        </w:rPr>
+      </w:pPr>
+      <w:r>
+        <w:rPr>
+          <w:lang w:val="en-US"/>
+        </w:rPr>
+        <w:t xml:space="preserve">    // </w:t>
+      </w:r>
+      <w:r>
+        <w:t>чтение</w:t>
+      </w:r>
+      <w:r>
+        <w:rPr>
+          <w:lang w:val="en-US"/>
+        </w:rPr>
+        <w:t xml:space="preserve"> </w:t>
+      </w:r>
+      <w:r>
+        <w:t>матрицы</w:t>
+      </w:r>
+      <w:r>
+        <w:rPr>
+          <w:lang w:val="en-US"/>
+        </w:rPr>
+        <w:t xml:space="preserve"> 2</w:t>
+      </w:r>
+    </w:p>
+    <w:p>
+      <w:pPr>
+        <w:pStyle w:val="af"/>
+        <w:rPr>
+          <w:lang w:val="en-US"/>
+        </w:rPr>
+      </w:pPr>
+      <w:r>
+        <w:rPr>
+          <w:lang w:val="en-US"/>
+        </w:rPr>
+        <w:t xml:space="preserve">    for (int </w:t>
+      </w:r>
+      <w:proofErr w:type="spellStart"/>
+      <w:r>
+        <w:rPr>
+          <w:lang w:val="en-US"/>
+        </w:rPr>
+        <w:t>i</w:t>
+      </w:r>
+      <w:proofErr w:type="spellEnd"/>
+      <w:r>
+        <w:rPr>
+          <w:lang w:val="en-US"/>
+        </w:rPr>
+        <w:t xml:space="preserve"> = 0; </w:t>
+      </w:r>
+      <w:proofErr w:type="spellStart"/>
+      <w:r>
+        <w:rPr>
+          <w:lang w:val="en-US"/>
+        </w:rPr>
+        <w:t>i</w:t>
+      </w:r>
+      <w:proofErr w:type="spellEnd"/>
+      <w:r>
+        <w:rPr>
+          <w:lang w:val="en-US"/>
+        </w:rPr>
+        <w:t xml:space="preserve"> &lt; M; </w:t>
+      </w:r>
+      <w:proofErr w:type="spellStart"/>
+      <w:r>
+        <w:rPr>
+          <w:lang w:val="en-US"/>
+        </w:rPr>
+        <w:t>i</w:t>
+      </w:r>
+      <w:proofErr w:type="spellEnd"/>
+      <w:r>
+        <w:rPr>
+          <w:lang w:val="en-US"/>
+        </w:rPr>
+        <w:t>++)</w:t>
+      </w:r>
+    </w:p>
+    <w:p>
+      <w:pPr>
+        <w:pStyle w:val="af"/>
+        <w:rPr>
+          <w:lang w:val="en-US"/>
+        </w:rPr>
+      </w:pPr>
+      <w:r>
+        <w:rPr>
+          <w:lang w:val="en-US"/>
+        </w:rPr>
+        <w:t xml:space="preserve">    {</w:t>
+      </w:r>
+    </w:p>
+    <w:p>
+      <w:pPr>
+        <w:pStyle w:val="af"/>
+        <w:rPr>
+          <w:lang w:val="en-US"/>
+        </w:rPr>
+      </w:pPr>
+      <w:r>
+        <w:rPr>
+          <w:lang w:val="en-US"/>
+        </w:rPr>
+        <w:t xml:space="preserve">        for (int j = 0; j &lt; K; </w:t>
+      </w:r>
+      <w:proofErr w:type="spellStart"/>
+      <w:r>
+        <w:rPr>
+          <w:lang w:val="en-US"/>
+        </w:rPr>
+        <w:t>j++</w:t>
+      </w:r>
+      <w:proofErr w:type="spellEnd"/>
+      <w:r>
+        <w:rPr>
+          <w:lang w:val="en-US"/>
+        </w:rPr>
+        <w:t>)</w:t>
+      </w:r>
+    </w:p>
+    <w:p>
+      <w:pPr>
+        <w:pStyle w:val="af"/>
+        <w:rPr>
+          <w:lang w:val="en-US"/>
+        </w:rPr>
+      </w:pPr>
+      <w:r>
+        <w:rPr>
+          <w:lang w:val="en-US"/>
+        </w:rPr>
+        <w:t xml:space="preserve">        {</w:t>
+      </w:r>
+    </w:p>
+    <w:p>
+      <w:pPr>
+        <w:pStyle w:val="af"/>
+        <w:rPr>
+          <w:lang w:val="en-US"/>
+        </w:rPr>
+      </w:pPr>
+      <w:r>
+        <w:rPr>
+          <w:lang w:val="en-US"/>
+        </w:rPr>
+        <w:t xml:space="preserve">            file &gt;&gt; matrix2[</w:t>
+      </w:r>
+      <w:proofErr w:type="spellStart"/>
+      <w:r>
+        <w:rPr>
+          <w:lang w:val="en-US"/>
+        </w:rPr>
+        <w:t>i</w:t>
+      </w:r>
+      <w:proofErr w:type="spellEnd"/>
+      <w:r>
+        <w:rPr>
+          <w:lang w:val="en-US"/>
+        </w:rPr>
+        <w:t>][j];</w:t>
+      </w:r>
+    </w:p>
+    <w:p>
+      <w:pPr>
+        <w:pStyle w:val="af"/>
+        <w:rPr>
+          <w:lang w:val="en-US"/>
+        </w:rPr>
+      </w:pPr>
+      <w:r>
+        <w:rPr>
+          <w:lang w:val="en-US"/>
+        </w:rPr>
+        <w:t xml:space="preserve">        }</w:t>
+      </w:r>
+    </w:p>
+    <w:p>
+      <w:pPr>
+        <w:pStyle w:val="af"/>
+        <w:rPr>
+          <w:lang w:val="en-US"/>
+        </w:rPr>
+      </w:pPr>
+      <w:r>
+        <w:rPr>
+          <w:lang w:val="en-US"/>
+        </w:rPr>
+        <w:t xml:space="preserve">    }</w:t>
+      </w:r>
+    </w:p>
+    <w:p>
+      <w:pPr>
+        <w:pStyle w:val="af"/>
+        <w:rPr>
+          <w:lang w:val="en-US"/>
+        </w:rPr>
+      </w:pPr>
+    </w:p>
+    <w:p>
+      <w:pPr>
+        <w:pStyle w:val="af"/>
+        <w:rPr>
+          <w:lang w:val="en-US"/>
+        </w:rPr>
+      </w:pPr>
+      <w:r>
+        <w:rPr>
+          <w:lang w:val="en-US"/>
+        </w:rPr>
+        <w:t xml:space="preserve">    </w:t>
+      </w:r>
+      <w:proofErr w:type="spellStart"/>
+      <w:proofErr w:type="gramStart"/>
+      <w:r>
+        <w:rPr>
+          <w:lang w:val="en-US"/>
+        </w:rPr>
+        <w:t>file.close</w:t>
+      </w:r>
+      <w:proofErr w:type="spellEnd"/>
+      <w:proofErr w:type="gramEnd"/>
+      <w:r>
+        <w:rPr>
+          <w:lang w:val="en-US"/>
+        </w:rPr>
+        <w:t>();</w:t>
+      </w:r>
+    </w:p>
+    <w:p>
+      <w:pPr>
+        <w:pStyle w:val="af"/>
+        <w:rPr>
+          <w:lang w:val="en-US"/>
+        </w:rPr>
+      </w:pPr>
+      <w:r>
+        <w:rPr>
+          <w:lang w:val="en-US"/>
+        </w:rPr>
+        <w:t xml:space="preserve">    // --------------------------------------------</w:t>
+      </w:r>
+    </w:p>
+    <w:p>
+      <w:pPr>
+        <w:pStyle w:val="af"/>
+        <w:rPr>
+          <w:lang w:val="en-US"/>
+        </w:rPr>
+      </w:pPr>
+    </w:p>
+    <w:p>
+      <w:pPr>
+        <w:pStyle w:val="af"/>
+        <w:rPr>
+          <w:lang w:val="en-US"/>
+        </w:rPr>
+      </w:pPr>
+      <w:r>
+        <w:rPr>
+          <w:lang w:val="en-US"/>
+        </w:rPr>
+        <w:t xml:space="preserve">    </w:t>
+      </w:r>
+      <w:proofErr w:type="spellStart"/>
+      <w:r>
+        <w:rPr>
+          <w:lang w:val="en-US"/>
+        </w:rPr>
+        <w:t>printMatrix</w:t>
+      </w:r>
+      <w:proofErr w:type="spellEnd"/>
+      <w:r>
+        <w:rPr>
+          <w:lang w:val="en-US"/>
+        </w:rPr>
+        <w:t>(&amp;matrix1[0][0], N, M, "Matrix 1");</w:t>
+      </w:r>
+    </w:p>
+    <w:p>
+      <w:pPr>
+        <w:pStyle w:val="af"/>
+        <w:rPr>
+          <w:lang w:val="en-US"/>
+        </w:rPr>
+      </w:pPr>
+      <w:r>
+        <w:rPr>
+          <w:lang w:val="en-US"/>
+        </w:rPr>
+        <w:t xml:space="preserve">    </w:t>
+      </w:r>
+      <w:proofErr w:type="spellStart"/>
+      <w:r>
+        <w:rPr>
+          <w:lang w:val="en-US"/>
+        </w:rPr>
+        <w:t>printMatrix</w:t>
+      </w:r>
+      <w:proofErr w:type="spellEnd"/>
+      <w:r>
+        <w:rPr>
+          <w:lang w:val="en-US"/>
+        </w:rPr>
+        <w:t>(&amp;matrix2[0][0], M, K, "Matrix 2");</w:t>
+      </w:r>
+    </w:p>
+    <w:p>
+      <w:pPr>
+        <w:pStyle w:val="af"/>
+        <w:rPr>
+          <w:lang w:val="en-US"/>
+        </w:rPr>
+      </w:pPr>
+    </w:p>
+    <w:p>
+      <w:pPr>
+        <w:pStyle w:val="af"/>
+        <w:rPr>
+          <w:lang w:val="en-US"/>
+        </w:rPr>
+      </w:pPr>
+      <w:r>
+        <w:rPr>
+          <w:lang w:val="en-US"/>
+        </w:rPr>
+        <w:t xml:space="preserve">    </w:t>
+      </w:r>
+      <w:proofErr w:type="spellStart"/>
+      <w:r>
+        <w:rPr>
+          <w:i/>
+          <w:iCs/>
+          <w:lang w:val="en-US"/>
+        </w:rPr>
+        <w:t>MPI_Request</w:t>
+      </w:r>
+      <w:proofErr w:type="spellEnd"/>
+      <w:r>
+        <w:rPr>
+          <w:lang w:val="en-US"/>
+        </w:rPr>
+        <w:t xml:space="preserve"> </w:t>
+      </w:r>
+      <w:proofErr w:type="spellStart"/>
+      <w:r>
+        <w:rPr>
+          <w:lang w:val="en-US"/>
+        </w:rPr>
+        <w:t>send_</w:t>
+      </w:r>
+      <w:proofErr w:type="gramStart"/>
+      <w:r>
+        <w:rPr>
+          <w:lang w:val="en-US"/>
+        </w:rPr>
+        <w:t>request</w:t>
+      </w:r>
+      <w:proofErr w:type="spellEnd"/>
+      <w:r>
+        <w:rPr>
+          <w:lang w:val="en-US"/>
+        </w:rPr>
+        <w:t>[</w:t>
+      </w:r>
+      <w:proofErr w:type="gramEnd"/>
+      <w:r>
+        <w:rPr>
+          <w:lang w:val="en-US"/>
+        </w:rPr>
+        <w:t>N * 2] = {</w:t>
+      </w:r>
+      <w:proofErr w:type="gramStart"/>
+      <w:r>
+        <w:rPr>
+          <w:lang w:val="en-US"/>
+        </w:rPr>
+        <w:t xml:space="preserve">};   </w:t>
+      </w:r>
+      <w:proofErr w:type="gramEnd"/>
+      <w:r>
+        <w:rPr>
+          <w:lang w:val="en-US"/>
+        </w:rPr>
+        <w:t xml:space="preserve">// </w:t>
+      </w:r>
+      <w:r>
+        <w:t>дескрипторы</w:t>
+      </w:r>
+      <w:r>
+        <w:rPr>
+          <w:lang w:val="en-US"/>
+        </w:rPr>
+        <w:t xml:space="preserve"> </w:t>
+      </w:r>
+      <w:r>
+        <w:t>отправок</w:t>
+      </w:r>
+    </w:p>
+    <w:p>
+      <w:pPr>
+        <w:pStyle w:val="af"/>
+        <w:rPr>
+          <w:lang w:val="en-US"/>
+        </w:rPr>
+      </w:pPr>
+    </w:p>
+    <w:p>
+      <w:pPr>
+        <w:pStyle w:val="af"/>
+      </w:pPr>
+      <w:r>
+        <w:rPr>
+          <w:lang w:val="en-US"/>
+        </w:rPr>
+        <w:t xml:space="preserve">    </w:t>
+      </w:r>
+      <w:r>
+        <w:t>// передача исполнителям строк и матрицы</w:t>
+      </w:r>
+    </w:p>
+    <w:p>
+      <w:pPr>
+        <w:pStyle w:val="af"/>
+        <w:rPr>
+          <w:lang w:val="en-US"/>
+        </w:rPr>
+      </w:pPr>
+      <w:r>
+        <w:t xml:space="preserve">    </w:t>
+      </w:r>
+      <w:r>
+        <w:rPr>
+          <w:lang w:val="en-US"/>
+        </w:rPr>
+        <w:t xml:space="preserve">for (int </w:t>
+      </w:r>
+      <w:proofErr w:type="spellStart"/>
+      <w:r>
+        <w:rPr>
+          <w:lang w:val="en-US"/>
+        </w:rPr>
+        <w:t>i</w:t>
+      </w:r>
+      <w:proofErr w:type="spellEnd"/>
+      <w:r>
+        <w:rPr>
+          <w:lang w:val="en-US"/>
+        </w:rPr>
+        <w:t xml:space="preserve"> = 0; </w:t>
+      </w:r>
+      <w:proofErr w:type="spellStart"/>
+      <w:r>
+        <w:rPr>
+          <w:lang w:val="en-US"/>
+        </w:rPr>
+        <w:t>i</w:t>
+      </w:r>
+      <w:proofErr w:type="spellEnd"/>
+      <w:r>
+        <w:rPr>
+          <w:lang w:val="en-US"/>
+        </w:rPr>
+        <w:t xml:space="preserve"> &lt; N; </w:t>
+      </w:r>
+      <w:proofErr w:type="spellStart"/>
+      <w:r>
+        <w:rPr>
+          <w:lang w:val="en-US"/>
+        </w:rPr>
+        <w:t>i</w:t>
+      </w:r>
+      <w:proofErr w:type="spellEnd"/>
+      <w:r>
+        <w:rPr>
+          <w:lang w:val="en-US"/>
+        </w:rPr>
+        <w:t>++)</w:t>
+      </w:r>
+    </w:p>
+    <w:p>
+      <w:pPr>
+        <w:pStyle w:val="af"/>
+        <w:rPr>
+          <w:lang w:val="en-US"/>
+        </w:rPr>
+      </w:pPr>
+      <w:r>
+        <w:rPr>
+          <w:lang w:val="en-US"/>
+        </w:rPr>
+        <w:t xml:space="preserve">    </w:t>
+      </w:r>
+      <w:r>
+        <w:rPr>
+          <w:lang w:val="en-US"/>
+        </w:rPr>
+        <w:t>{</w:t>
+      </w:r>
+    </w:p>
+    <w:p>
+      <w:pPr>
+        <w:pStyle w:val="af"/>
+        <w:rPr>
+          <w:lang w:val="en-US"/>
+        </w:rPr>
+      </w:pPr>
+      <w:r>
+        <w:rPr>
+          <w:lang w:val="en-US"/>
+        </w:rPr>
+        <w:t xml:space="preserve">        </w:t>
+      </w:r>
+      <w:proofErr w:type="spellStart"/>
+      <w:r>
+        <w:rPr>
+          <w:b/>
+          <w:bCs/>
+          <w:lang w:val="en-US"/>
+        </w:rPr>
+        <w:t>MPI_Isend</w:t>
+      </w:r>
+      <w:proofErr w:type="spellEnd"/>
+      <w:r>
+        <w:rPr>
+          <w:lang w:val="en-US"/>
+        </w:rPr>
+        <w:t>(matrix1[</w:t>
+      </w:r>
+      <w:proofErr w:type="spellStart"/>
+      <w:r>
+        <w:rPr>
+          <w:lang w:val="en-US"/>
+        </w:rPr>
+        <w:t>i</w:t>
+      </w:r>
+      <w:proofErr w:type="spellEnd"/>
+      <w:r>
+        <w:rPr>
+          <w:lang w:val="en-US"/>
+        </w:rPr>
+        <w:t xml:space="preserve">], M, MPI_INT, </w:t>
+      </w:r>
+      <w:proofErr w:type="spellStart"/>
+      <w:r>
+        <w:rPr>
+          <w:lang w:val="en-US"/>
+        </w:rPr>
+        <w:t>i</w:t>
+      </w:r>
+      <w:proofErr w:type="spellEnd"/>
+      <w:r>
+        <w:rPr>
+          <w:lang w:val="en-US"/>
+        </w:rPr>
+        <w:t xml:space="preserve"> + 1, 1, MPI_COMM_WORLD, &amp;</w:t>
+      </w:r>
+      <w:proofErr w:type="spellStart"/>
+      <w:r>
+        <w:rPr>
+          <w:lang w:val="en-US"/>
+        </w:rPr>
+        <w:t>send_request</w:t>
+      </w:r>
+      <w:proofErr w:type="spellEnd"/>
+      <w:r>
+        <w:rPr>
+          <w:lang w:val="en-US"/>
+        </w:rPr>
+        <w:t>[</w:t>
+      </w:r>
+      <w:proofErr w:type="spellStart"/>
+      <w:r>
+        <w:rPr>
+          <w:lang w:val="en-US"/>
+        </w:rPr>
+        <w:t>i</w:t>
+      </w:r>
+      <w:proofErr w:type="spellEnd"/>
+      <w:r>
+        <w:rPr>
+          <w:lang w:val="en-US"/>
+        </w:rPr>
+        <w:t>]);</w:t>
+      </w:r>
+    </w:p>
+    <w:p>
+      <w:pPr>
+        <w:pStyle w:val="af"/>
+        <w:rPr>
+          <w:lang w:val="en-US"/>
+        </w:rPr>
+      </w:pPr>
+      <w:r>
+        <w:rPr>
+          <w:lang w:val="en-US"/>
+        </w:rPr>
+        <w:t xml:space="preserve">        </w:t>
+      </w:r>
+      <w:proofErr w:type="spellStart"/>
+      <w:r>
+        <w:rPr>
+          <w:b/>
+          <w:bCs/>
+          <w:lang w:val="en-US"/>
+        </w:rPr>
+        <w:t>MPI_</w:t>
+      </w:r>
+      <w:proofErr w:type="gramStart"/>
+      <w:r>
+        <w:rPr>
+          <w:b/>
+          <w:bCs/>
+          <w:lang w:val="en-US"/>
+        </w:rPr>
+        <w:t>Isend</w:t>
+      </w:r>
+      <w:proofErr w:type="spellEnd"/>
+      <w:r>
+        <w:rPr>
+          <w:lang w:val="en-US"/>
+        </w:rPr>
+        <w:t>(</w:t>
+      </w:r>
+      <w:proofErr w:type="gramEnd"/>
+      <w:r>
+        <w:rPr>
+          <w:lang w:val="en-US"/>
+        </w:rPr>
+        <w:t xml:space="preserve">matrix2, M * K, MPI_INT, </w:t>
+      </w:r>
+      <w:proofErr w:type="spellStart"/>
+      <w:r>
+        <w:rPr>
+          <w:lang w:val="en-US"/>
+        </w:rPr>
+        <w:t>i</w:t>
+      </w:r>
+      <w:proofErr w:type="spellEnd"/>
+      <w:r>
+        <w:rPr>
+          <w:lang w:val="en-US"/>
+        </w:rPr>
+        <w:t xml:space="preserve"> + 1, 2, MPI_COMM_WORLD, &amp;</w:t>
+      </w:r>
+      <w:proofErr w:type="spellStart"/>
+      <w:r>
+        <w:rPr>
+          <w:lang w:val="en-US"/>
+        </w:rPr>
+        <w:t>send_</w:t>
+      </w:r>
+      <w:proofErr w:type="gramStart"/>
+      <w:r>
+        <w:rPr>
+          <w:lang w:val="en-US"/>
+        </w:rPr>
+        <w:t>request</w:t>
+      </w:r>
+      <w:proofErr w:type="spellEnd"/>
+      <w:r>
+        <w:rPr>
+          <w:lang w:val="en-US"/>
+        </w:rPr>
+        <w:t>[</w:t>
+      </w:r>
+      <w:proofErr w:type="gramEnd"/>
+      <w:r>
+        <w:rPr>
+          <w:lang w:val="en-US"/>
+        </w:rPr>
+        <w:t xml:space="preserve">N * 2 - </w:t>
+      </w:r>
+      <w:proofErr w:type="spellStart"/>
+      <w:r>
+        <w:rPr>
+          <w:lang w:val="en-US"/>
+        </w:rPr>
+        <w:t>i</w:t>
+      </w:r>
+      <w:proofErr w:type="spellEnd"/>
+      <w:r>
+        <w:rPr>
+          <w:lang w:val="en-US"/>
+        </w:rPr>
+        <w:t xml:space="preserve"> - 1]);</w:t>
+      </w:r>
+    </w:p>
+    <w:p>
+      <w:pPr>
+        <w:pStyle w:val="af"/>
+      </w:pPr>
+      <w:r>
+        <w:rPr>
+          <w:lang w:val="en-US"/>
+        </w:rPr>
+        <w:t xml:space="preserve">    }</w:t>
+      </w:r>
+    </w:p>
+    <w:p>
+      <w:pPr>
+        <w:pStyle w:val="af"/>
+      </w:pPr>
+    </w:p>
+    <w:p>
+      <w:pPr>
+        <w:pStyle w:val="af"/>
+        <w:rPr>
+          <w:lang w:val="en-US"/>
+        </w:rPr>
+      </w:pPr>
+      <w:r>
+        <w:rPr>
+          <w:lang w:val="en-US"/>
+        </w:rPr>
+        <w:t xml:space="preserve">    </w:t>
+      </w:r>
+      <w:proofErr w:type="spellStart"/>
+      <w:r>
+        <w:rPr>
+          <w:b/>
+          <w:bCs/>
+          <w:lang w:val="en-US"/>
+        </w:rPr>
+        <w:t>MPI_</w:t>
+      </w:r>
+      <w:proofErr w:type="gramStart"/>
+      <w:r>
+        <w:rPr>
+          <w:b/>
+          <w:bCs/>
+          <w:lang w:val="en-US"/>
+        </w:rPr>
+        <w:t>Waitall</w:t>
+      </w:r>
+      <w:proofErr w:type="spellEnd"/>
+      <w:r>
+        <w:rPr>
+          <w:lang w:val="en-US"/>
+        </w:rPr>
+        <w:t>(</w:t>
+      </w:r>
+      <w:proofErr w:type="gramEnd"/>
+      <w:r>
+        <w:rPr>
+          <w:lang w:val="en-US"/>
+        </w:rPr>
+        <w:t xml:space="preserve">N * 2, </w:t>
+      </w:r>
+      <w:proofErr w:type="spellStart"/>
+      <w:r>
+        <w:rPr>
+          <w:lang w:val="en-US"/>
+        </w:rPr>
+        <w:t>send_request</w:t>
+      </w:r>
+      <w:proofErr w:type="spellEnd"/>
+      <w:r>
+        <w:rPr>
+          <w:lang w:val="en-US"/>
+        </w:rPr>
+        <w:t>, MPI_STATUSES_IGNORE);</w:t>
+      </w:r>
+    </w:p>
+    <w:p>
+      <w:pPr>
+        <w:pStyle w:val="af"/>
+        <w:rPr>
+          <w:lang w:val="en-US"/>
+        </w:rPr>
+      </w:pPr>
+    </w:p>
+    <w:p>
+      <w:pPr>
+        <w:pStyle w:val="af"/>
+        <w:rPr>
+          <w:lang w:val="en-US"/>
+        </w:rPr>
+      </w:pPr>
+      <w:r>
+        <w:rPr>
+          <w:lang w:val="en-US"/>
+        </w:rPr>
+        <w:t xml:space="preserve">    </w:t>
+      </w:r>
+      <w:proofErr w:type="spellStart"/>
+      <w:r>
+        <w:rPr>
+          <w:i/>
+          <w:iCs/>
+          <w:lang w:val="en-US"/>
+        </w:rPr>
+        <w:t>MPI_Request</w:t>
+      </w:r>
+      <w:proofErr w:type="spellEnd"/>
+      <w:r>
+        <w:rPr>
+          <w:lang w:val="en-US"/>
+        </w:rPr>
+        <w:t xml:space="preserve"> </w:t>
+      </w:r>
+      <w:proofErr w:type="spellStart"/>
+      <w:r>
+        <w:rPr>
+          <w:lang w:val="en-US"/>
+        </w:rPr>
+        <w:t>recv_request</w:t>
+      </w:r>
+      <w:proofErr w:type="spellEnd"/>
+      <w:r>
+        <w:rPr>
+          <w:lang w:val="en-US"/>
+        </w:rPr>
+        <w:t>[N] = {</w:t>
+      </w:r>
+      <w:proofErr w:type="gramStart"/>
+      <w:r>
+        <w:rPr>
+          <w:lang w:val="en-US"/>
+        </w:rPr>
+        <w:t xml:space="preserve">};   </w:t>
+      </w:r>
+      <w:proofErr w:type="gramEnd"/>
+      <w:r>
+        <w:rPr>
+          <w:lang w:val="en-US"/>
+        </w:rPr>
+        <w:t xml:space="preserve">// </w:t>
+      </w:r>
+      <w:r>
+        <w:t>дескрипторы</w:t>
+      </w:r>
+      <w:r>
+        <w:rPr>
+          <w:lang w:val="en-US"/>
+        </w:rPr>
+        <w:t xml:space="preserve"> </w:t>
+      </w:r>
+      <w:r>
+        <w:t>возвратов</w:t>
+      </w:r>
+    </w:p>
+    <w:p>
+      <w:pPr>
+        <w:pStyle w:val="af"/>
+        <w:rPr>
+          <w:lang w:val="en-US"/>
+        </w:rPr>
+      </w:pPr>
+    </w:p>
+    <w:p>
+      <w:pPr>
+        <w:pStyle w:val="af"/>
+        <w:rPr>
+          <w:lang w:val="en-US"/>
+        </w:rPr>
+      </w:pPr>
+      <w:r>
+        <w:rPr>
+          <w:lang w:val="en-US"/>
+        </w:rPr>
+        <w:t xml:space="preserve">    // </w:t>
+      </w:r>
+      <w:r>
+        <w:t>получение</w:t>
+      </w:r>
+      <w:r>
+        <w:rPr>
+          <w:lang w:val="en-US"/>
+        </w:rPr>
+        <w:t xml:space="preserve"> </w:t>
+      </w:r>
+      <w:r>
+        <w:t>результатов</w:t>
+      </w:r>
+    </w:p>
+    <w:p>
+      <w:pPr>
+        <w:pStyle w:val="af"/>
+        <w:rPr>
+          <w:lang w:val="en-US"/>
+        </w:rPr>
+      </w:pPr>
+      <w:r>
+        <w:rPr>
+          <w:lang w:val="en-US"/>
+        </w:rPr>
+        <w:t xml:space="preserve">    for (int </w:t>
+      </w:r>
+      <w:proofErr w:type="spellStart"/>
+      <w:r>
+        <w:rPr>
+          <w:lang w:val="en-US"/>
+        </w:rPr>
+        <w:t>i</w:t>
+      </w:r>
+      <w:proofErr w:type="spellEnd"/>
+      <w:r>
+        <w:rPr>
+          <w:lang w:val="en-US"/>
+        </w:rPr>
+        <w:t xml:space="preserve"> = 0; </w:t>
+      </w:r>
+      <w:proofErr w:type="spellStart"/>
+      <w:r>
+        <w:rPr>
+          <w:lang w:val="en-US"/>
+        </w:rPr>
+        <w:t>i</w:t>
+      </w:r>
+      <w:proofErr w:type="spellEnd"/>
+      <w:r>
+        <w:rPr>
+          <w:lang w:val="en-US"/>
+        </w:rPr>
+        <w:t xml:space="preserve"> &lt; N; </w:t>
+      </w:r>
+      <w:proofErr w:type="spellStart"/>
+      <w:r>
+        <w:rPr>
+          <w:lang w:val="en-US"/>
+        </w:rPr>
+        <w:t>i</w:t>
+      </w:r>
+      <w:proofErr w:type="spellEnd"/>
+      <w:r>
+        <w:rPr>
+          <w:lang w:val="en-US"/>
+        </w:rPr>
+        <w:t>++)</w:t>
+      </w:r>
+    </w:p>
+    <w:p>
+      <w:pPr>
+        <w:pStyle w:val="af"/>
+        <w:rPr>
+          <w:lang w:val="en-US"/>
+        </w:rPr>
+      </w:pPr>
+      <w:r>
+        <w:rPr>
+          <w:lang w:val="en-US"/>
+        </w:rPr>
+        <w:t xml:space="preserve">    {</w:t>
+      </w:r>
+    </w:p>
+    <w:p>
+      <w:pPr>
+        <w:pStyle w:val="af"/>
+        <w:rPr>
+          <w:lang w:val="en-US"/>
+        </w:rPr>
+      </w:pPr>
+      <w:r>
+        <w:rPr>
+          <w:lang w:val="en-US"/>
+        </w:rPr>
+        <w:t xml:space="preserve">        </w:t>
+      </w:r>
+      <w:proofErr w:type="spellStart"/>
+      <w:r>
+        <w:rPr>
+          <w:b/>
+          <w:bCs/>
+          <w:lang w:val="en-US"/>
+        </w:rPr>
+        <w:t>MPI_Irecv</w:t>
+      </w:r>
+      <w:proofErr w:type="spellEnd"/>
+      <w:r>
+        <w:rPr>
+          <w:lang w:val="en-US"/>
+        </w:rPr>
+        <w:t>(</w:t>
+      </w:r>
+      <w:proofErr w:type="spellStart"/>
+      <w:r>
+        <w:rPr>
+          <w:lang w:val="en-US"/>
+        </w:rPr>
+        <w:t>result_matrix</w:t>
+      </w:r>
+      <w:proofErr w:type="spellEnd"/>
+      <w:r>
+        <w:rPr>
+          <w:lang w:val="en-US"/>
+        </w:rPr>
+        <w:t>[</w:t>
+      </w:r>
+      <w:proofErr w:type="spellStart"/>
+      <w:r>
+        <w:rPr>
+          <w:lang w:val="en-US"/>
+        </w:rPr>
+        <w:t>i</w:t>
+      </w:r>
+      <w:proofErr w:type="spellEnd"/>
+      <w:r>
+        <w:rPr>
+          <w:lang w:val="en-US"/>
+        </w:rPr>
+        <w:t xml:space="preserve">], K, MPI_INT, </w:t>
+      </w:r>
+      <w:proofErr w:type="spellStart"/>
+      <w:r>
+        <w:rPr>
+          <w:lang w:val="en-US"/>
+        </w:rPr>
+        <w:t>i</w:t>
+      </w:r>
+      <w:proofErr w:type="spellEnd"/>
+      <w:r>
+        <w:rPr>
+          <w:lang w:val="en-US"/>
+        </w:rPr>
+        <w:t xml:space="preserve"> + 1, 3, MPI_COMM_WORLD, &amp;</w:t>
+      </w:r>
+      <w:proofErr w:type="spellStart"/>
+      <w:r>
+        <w:rPr>
+          <w:lang w:val="en-US"/>
+        </w:rPr>
+        <w:t>recv_request</w:t>
+      </w:r>
+      <w:proofErr w:type="spellEnd"/>
+      <w:r>
+        <w:rPr>
+          <w:lang w:val="en-US"/>
+        </w:rPr>
+        <w:t>[</w:t>
+      </w:r>
+      <w:proofErr w:type="spellStart"/>
+      <w:r>
+        <w:rPr>
+          <w:lang w:val="en-US"/>
+        </w:rPr>
+        <w:t>i</w:t>
+      </w:r>
+      <w:proofErr w:type="spellEnd"/>
+      <w:r>
+        <w:rPr>
+          <w:lang w:val="en-US"/>
+        </w:rPr>
+        <w:t>]);</w:t>
+      </w:r>
+    </w:p>
+    <w:p>
+      <w:pPr>
+        <w:pStyle w:val="af"/>
+        <w:rPr>
+          <w:lang w:val="en-US"/>
+        </w:rPr>
+      </w:pPr>
+      <w:r>
+        <w:rPr>
+          <w:lang w:val="en-US"/>
+        </w:rPr>
+        <w:t xml:space="preserve">    }</w:t>
+      </w:r>
+    </w:p>
+    <w:p>
+      <w:pPr>
+        <w:pStyle w:val="af"/>
+        <w:rPr>
+          <w:lang w:val="en-US"/>
+        </w:rPr>
+      </w:pPr>
+    </w:p>
+    <w:p>
+      <w:pPr>
+        <w:pStyle w:val="af"/>
+        <w:rPr>
+          <w:lang w:val="en-US"/>
+        </w:rPr>
+      </w:pPr>
+      <w:r>
+        <w:rPr>
+          <w:lang w:val="en-US"/>
+        </w:rPr>
+        <w:t xml:space="preserve">    </w:t>
+      </w:r>
+      <w:proofErr w:type="spellStart"/>
+      <w:r>
+        <w:rPr>
+          <w:b/>
+          <w:bCs/>
+          <w:lang w:val="en-US"/>
+        </w:rPr>
+        <w:t>MPI_</w:t>
+      </w:r>
+      <w:proofErr w:type="gramStart"/>
+      <w:r>
+        <w:rPr>
+          <w:b/>
+          <w:bCs/>
+          <w:lang w:val="en-US"/>
+        </w:rPr>
+        <w:t>Waitall</w:t>
+      </w:r>
+      <w:proofErr w:type="spellEnd"/>
+      <w:r>
+        <w:rPr>
+          <w:lang w:val="en-US"/>
+        </w:rPr>
+        <w:t>(</w:t>
+      </w:r>
+      <w:proofErr w:type="gramEnd"/>
+      <w:r>
+        <w:rPr>
+          <w:lang w:val="en-US"/>
+        </w:rPr>
+        <w:t xml:space="preserve">N, </w:t>
+      </w:r>
+      <w:proofErr w:type="spellStart"/>
+      <w:r>
+        <w:rPr>
+          <w:lang w:val="en-US"/>
+        </w:rPr>
+        <w:t>recv_request</w:t>
+      </w:r>
+      <w:proofErr w:type="spellEnd"/>
+      <w:r>
+        <w:rPr>
+          <w:lang w:val="en-US"/>
+        </w:rPr>
+        <w:t>, MPI_STATUSES_IGNORE);</w:t>
+      </w:r>
+    </w:p>
+    <w:p>
+      <w:pPr>
+        <w:pStyle w:val="af"/>
+        <w:rPr>
+          <w:lang w:val="en-US"/>
+        </w:rPr>
+      </w:pPr>
+    </w:p>
+    <w:p>
+      <w:pPr>
+        <w:pStyle w:val="af"/>
+        <w:rPr>
+          <w:lang w:val="en-US"/>
+        </w:rPr>
+      </w:pPr>
+      <w:r>
+        <w:rPr>
+          <w:lang w:val="en-US"/>
+        </w:rPr>
+        <w:t xml:space="preserve">    // </w:t>
+      </w:r>
+      <w:r>
+        <w:t>вывод</w:t>
+      </w:r>
+      <w:r>
+        <w:rPr>
+          <w:lang w:val="en-US"/>
+        </w:rPr>
+        <w:t xml:space="preserve"> </w:t>
+      </w:r>
+      <w:r>
+        <w:t>результата</w:t>
+      </w:r>
+    </w:p>
+    <w:p>
+      <w:pPr>
+        <w:pStyle w:val="af"/>
+        <w:rPr>
+          <w:lang w:val="en-US"/>
+        </w:rPr>
+      </w:pPr>
+      <w:r>
+        <w:rPr>
+          <w:lang w:val="en-US"/>
+        </w:rPr>
+        <w:t xml:space="preserve">    </w:t>
+      </w:r>
+      <w:proofErr w:type="spellStart"/>
+      <w:r>
+        <w:rPr>
+          <w:lang w:val="en-US"/>
+        </w:rPr>
+        <w:t>printMatrix</w:t>
+      </w:r>
+      <w:proofErr w:type="spellEnd"/>
+      <w:r>
+        <w:rPr>
+          <w:lang w:val="en-US"/>
+        </w:rPr>
+        <w:t>(&amp;</w:t>
+      </w:r>
+      <w:proofErr w:type="spellStart"/>
+      <w:r>
+        <w:rPr>
+          <w:lang w:val="en-US"/>
+        </w:rPr>
+        <w:t>result_</w:t>
+      </w:r>
+      <w:proofErr w:type="gramStart"/>
+      <w:r>
+        <w:rPr>
+          <w:lang w:val="en-US"/>
+        </w:rPr>
+        <w:t>matrix</w:t>
+      </w:r>
+      <w:proofErr w:type="spellEnd"/>
+      <w:r>
+        <w:rPr>
+          <w:lang w:val="en-US"/>
+        </w:rPr>
+        <w:t>[</w:t>
+      </w:r>
+      <w:proofErr w:type="gramEnd"/>
+      <w:r>
+        <w:rPr>
+          <w:lang w:val="en-US"/>
+        </w:rPr>
+        <w:t>0][0], N, K, "Result matrix");</w:t>
+      </w:r>
+    </w:p>
+    <w:p>
+      <w:pPr>
+        <w:pStyle w:val="af"/>
+      </w:pPr>
+      <w:r>
+        <w:t>}</w:t>
+      </w:r>
+    </w:p>
+    <w:p>
+      <w:pPr>
+        <w:pStyle w:val="af"/>
+      </w:pPr>
+    </w:p>
+    <w:p>
+      <w:pPr>
+        <w:pStyle w:val="af"/>
+      </w:pPr>
+    </w:p>
+    <w:p>
+      <w:pPr>
+        <w:pStyle w:val="af"/>
+      </w:pPr>
+      <w:r>
+        <w:t>// ======= Подчинённые процессы (вычислительные задачи) =======</w:t>
+      </w:r>
+    </w:p>
+    <w:p>
+      <w:pPr>
+        <w:pStyle w:val="af"/>
+      </w:pPr>
+      <w:proofErr w:type="spellStart"/>
+      <w:r>
+        <w:t>void</w:t>
+      </w:r>
+      <w:proofErr w:type="spellEnd"/>
+      <w:r>
+        <w:t xml:space="preserve"> </w:t>
+      </w:r>
+      <w:proofErr w:type="spellStart"/>
+      <w:proofErr w:type="gramStart"/>
+      <w:r>
+        <w:t>slave</w:t>
+      </w:r>
+      <w:proofErr w:type="spellEnd"/>
+      <w:r>
+        <w:t>(</w:t>
+      </w:r>
+      <w:proofErr w:type="gramEnd"/>
+      <w:r>
+        <w:t>)</w:t>
+      </w:r>
+    </w:p>
+    <w:p>
+      <w:pPr>
+        <w:pStyle w:val="af"/>
+      </w:pPr>
+      <w:r>
+        <w:t>{</w:t>
+      </w:r>
+    </w:p>
+    <w:p>
+      <w:pPr>
+        <w:pStyle w:val="af"/>
+        <w:rPr>
+          <w:lang w:val="en-US"/>
+        </w:rPr>
+      </w:pPr>
+      <w:r>
+        <w:rPr>
+          <w:i/>
+          <w:iCs/>
+        </w:rPr>
+        <w:t xml:space="preserve">    </w:t>
+      </w:r>
+      <w:proofErr w:type="spellStart"/>
+      <w:r>
+        <w:rPr>
+          <w:i/>
+          <w:iCs/>
+          <w:lang w:val="en-US"/>
+        </w:rPr>
+        <w:t>MPI_Request</w:t>
+      </w:r>
+      <w:proofErr w:type="spellEnd"/>
+      <w:r>
+        <w:rPr>
+          <w:lang w:val="en-US"/>
+        </w:rPr>
+        <w:t xml:space="preserve"> </w:t>
+      </w:r>
+      <w:proofErr w:type="spellStart"/>
+      <w:r>
+        <w:rPr>
+          <w:lang w:val="en-US"/>
+        </w:rPr>
+        <w:t>get_</w:t>
+      </w:r>
+      <w:proofErr w:type="gramStart"/>
+      <w:r>
+        <w:rPr>
+          <w:lang w:val="en-US"/>
+        </w:rPr>
+        <w:t>request</w:t>
+      </w:r>
+      <w:proofErr w:type="spellEnd"/>
+      <w:r>
+        <w:rPr>
+          <w:lang w:val="en-US"/>
+        </w:rPr>
+        <w:t>[</w:t>
+      </w:r>
+      <w:proofErr w:type="gramEnd"/>
+      <w:r>
+        <w:rPr>
+          <w:lang w:val="en-US"/>
+        </w:rPr>
+        <w:t>3];</w:t>
+      </w:r>
+    </w:p>
+    <w:p>
+      <w:pPr>
+        <w:pStyle w:val="af"/>
+        <w:rPr>
+          <w:lang w:val="en-US"/>
+        </w:rPr>
+      </w:pPr>
+    </w:p>
+    <w:p>
+      <w:pPr>
+        <w:pStyle w:val="af"/>
+        <w:rPr>
+          <w:lang w:val="en-US"/>
+        </w:rPr>
+      </w:pPr>
+      <w:r>
+        <w:rPr>
+          <w:lang w:val="en-US"/>
+        </w:rPr>
+        <w:t xml:space="preserve">    int row[M</w:t>
+      </w:r>
+      <w:proofErr w:type="gramStart"/>
+      <w:r>
+        <w:rPr>
+          <w:lang w:val="en-US"/>
+        </w:rPr>
+        <w:t xml:space="preserve">];   </w:t>
+      </w:r>
+      <w:proofErr w:type="gramEnd"/>
+      <w:r>
+        <w:rPr>
+          <w:lang w:val="en-US"/>
+        </w:rPr>
+        <w:t xml:space="preserve">      // </w:t>
+      </w:r>
+      <w:r>
+        <w:t>буфер</w:t>
+      </w:r>
+      <w:r>
+        <w:rPr>
+          <w:lang w:val="en-US"/>
+        </w:rPr>
+        <w:t xml:space="preserve"> </w:t>
+      </w:r>
+      <w:r>
+        <w:t>умножаемой</w:t>
+      </w:r>
+      <w:r>
+        <w:rPr>
+          <w:lang w:val="en-US"/>
+        </w:rPr>
+        <w:t xml:space="preserve"> </w:t>
+      </w:r>
+      <w:r>
+        <w:t>строки</w:t>
+      </w:r>
+    </w:p>
+    <w:p>
+      <w:pPr>
+        <w:pStyle w:val="af"/>
+      </w:pPr>
+      <w:r>
+        <w:rPr>
+          <w:lang w:val="en-US"/>
+        </w:rPr>
+        <w:t xml:space="preserve">    </w:t>
+      </w:r>
+      <w:proofErr w:type="spellStart"/>
+      <w:r>
+        <w:t>int</w:t>
+      </w:r>
+      <w:proofErr w:type="spellEnd"/>
+      <w:r>
+        <w:t xml:space="preserve"> </w:t>
+      </w:r>
+      <w:proofErr w:type="spellStart"/>
+      <w:r>
+        <w:t>matrix</w:t>
+      </w:r>
+      <w:proofErr w:type="spellEnd"/>
+      <w:r>
+        <w:t>[M][K</w:t>
+      </w:r>
+      <w:proofErr w:type="gramStart"/>
+      <w:r>
+        <w:t xml:space="preserve">];   </w:t>
+      </w:r>
+      <w:proofErr w:type="gramEnd"/>
+      <w:r>
+        <w:t>// матрица-множитель</w:t>
+      </w:r>
+    </w:p>
+    <w:p>
+      <w:pPr>
+        <w:pStyle w:val="af"/>
+      </w:pPr>
+    </w:p>
+    <w:p>
+      <w:pPr>
+        <w:pStyle w:val="af"/>
+      </w:pPr>
+      <w:r>
+        <w:t xml:space="preserve">    </w:t>
+      </w:r>
+      <w:proofErr w:type="spellStart"/>
+      <w:r>
+        <w:t>int</w:t>
+      </w:r>
+      <w:proofErr w:type="spellEnd"/>
+      <w:r>
+        <w:t xml:space="preserve"> </w:t>
+      </w:r>
+      <w:proofErr w:type="spellStart"/>
+      <w:r>
+        <w:t>result</w:t>
+      </w:r>
+      <w:proofErr w:type="spellEnd"/>
+      <w:r>
+        <w:t>[K] = {}; // строка-произведение</w:t>
+      </w:r>
+    </w:p>
+    <w:p>
+      <w:pPr>
+        <w:pStyle w:val="af"/>
+      </w:pPr>
+      <w:r>
+        <w:t xml:space="preserve">    </w:t>
+      </w:r>
+    </w:p>
+    <w:p>
+      <w:pPr>
+        <w:pStyle w:val="af"/>
+      </w:pPr>
+      <w:r>
+        <w:t xml:space="preserve">    // ожидаем передачи строки и матрицы</w:t>
+      </w:r>
+    </w:p>
+    <w:p>
+      <w:pPr>
+        <w:pStyle w:val="af"/>
+        <w:rPr>
+          <w:lang w:val="en-US"/>
+        </w:rPr>
+      </w:pPr>
+      <w:r>
+        <w:t xml:space="preserve">    </w:t>
+      </w:r>
+      <w:proofErr w:type="spellStart"/>
+      <w:r>
+        <w:rPr>
+          <w:b/>
+          <w:bCs/>
+          <w:lang w:val="en-US"/>
+        </w:rPr>
+        <w:t>MPI_</w:t>
+      </w:r>
+      <w:proofErr w:type="gramStart"/>
+      <w:r>
+        <w:rPr>
+          <w:b/>
+          <w:bCs/>
+          <w:lang w:val="en-US"/>
+        </w:rPr>
+        <w:t>Irecv</w:t>
+      </w:r>
+      <w:proofErr w:type="spellEnd"/>
+      <w:r>
+        <w:rPr>
+          <w:lang w:val="en-US"/>
+        </w:rPr>
+        <w:t>(</w:t>
+      </w:r>
+      <w:proofErr w:type="gramEnd"/>
+      <w:r>
+        <w:rPr>
+          <w:lang w:val="en-US"/>
+        </w:rPr>
+        <w:t>row, M, MPI_INT, 0, 1, MPI_COMM_WORLD, &amp;</w:t>
+      </w:r>
+      <w:proofErr w:type="spellStart"/>
+      <w:r>
+        <w:rPr>
+          <w:lang w:val="en-US"/>
+        </w:rPr>
+        <w:t>get_</w:t>
+      </w:r>
+      <w:proofErr w:type="gramStart"/>
+      <w:r>
+        <w:rPr>
+          <w:lang w:val="en-US"/>
+        </w:rPr>
+        <w:t>request</w:t>
+      </w:r>
+      <w:proofErr w:type="spellEnd"/>
+      <w:r>
+        <w:rPr>
+          <w:lang w:val="en-US"/>
+        </w:rPr>
+        <w:t>[</w:t>
+      </w:r>
+      <w:proofErr w:type="gramEnd"/>
+      <w:r>
+        <w:rPr>
+          <w:lang w:val="en-US"/>
+        </w:rPr>
+        <w:t>0]);</w:t>
+      </w:r>
+    </w:p>
+    <w:p>
+      <w:pPr>
+        <w:pStyle w:val="af"/>
+        <w:rPr>
+          <w:lang w:val="en-US"/>
+        </w:rPr>
+      </w:pPr>
+      <w:r>
+        <w:rPr>
+          <w:lang w:val="en-US"/>
+        </w:rPr>
+        <w:t xml:space="preserve">    </w:t>
+      </w:r>
+      <w:proofErr w:type="spellStart"/>
+      <w:r>
+        <w:rPr>
+          <w:b/>
+          <w:bCs/>
+          <w:lang w:val="en-US"/>
+        </w:rPr>
+        <w:t>MPI_</w:t>
+      </w:r>
+      <w:proofErr w:type="gramStart"/>
+      <w:r>
+        <w:rPr>
+          <w:b/>
+          <w:bCs/>
+          <w:lang w:val="en-US"/>
+        </w:rPr>
+        <w:t>Irecv</w:t>
+      </w:r>
+      <w:proofErr w:type="spellEnd"/>
+      <w:r>
+        <w:rPr>
+          <w:lang w:val="en-US"/>
+        </w:rPr>
+        <w:t>(</w:t>
+      </w:r>
+      <w:proofErr w:type="gramEnd"/>
+      <w:r>
+        <w:rPr>
+          <w:lang w:val="en-US"/>
+        </w:rPr>
+        <w:t>matrix, M * K, MPI_INT, 0, 2, MPI_COMM_WORLD, &amp;</w:t>
+      </w:r>
+      <w:proofErr w:type="spellStart"/>
+      <w:r>
+        <w:rPr>
+          <w:lang w:val="en-US"/>
+        </w:rPr>
+        <w:t>get_</w:t>
+      </w:r>
+      <w:proofErr w:type="gramStart"/>
+      <w:r>
+        <w:rPr>
+          <w:lang w:val="en-US"/>
+        </w:rPr>
+        <w:t>request</w:t>
+      </w:r>
+      <w:proofErr w:type="spellEnd"/>
+      <w:r>
+        <w:rPr>
+          <w:lang w:val="en-US"/>
+        </w:rPr>
+        <w:t>[</w:t>
+      </w:r>
+      <w:proofErr w:type="gramEnd"/>
+      <w:r>
+        <w:rPr>
+          <w:lang w:val="en-US"/>
+        </w:rPr>
+        <w:t>1]);</w:t>
+      </w:r>
+    </w:p>
+    <w:p>
+      <w:pPr>
+        <w:pStyle w:val="af"/>
+        <w:rPr>
+          <w:lang w:val="en-US"/>
+        </w:rPr>
+      </w:pPr>
+    </w:p>
+    <w:p>
+      <w:pPr>
+        <w:pStyle w:val="af"/>
+        <w:rPr>
+          <w:lang w:val="en-US"/>
+        </w:rPr>
+      </w:pPr>
+      <w:r>
+        <w:rPr>
+          <w:lang w:val="en-US"/>
+        </w:rPr>
+        <w:t xml:space="preserve">    </w:t>
+      </w:r>
+      <w:proofErr w:type="spellStart"/>
+      <w:r>
+        <w:rPr>
+          <w:b/>
+          <w:bCs/>
+          <w:lang w:val="en-US"/>
+        </w:rPr>
+        <w:t>MPI_</w:t>
+      </w:r>
+      <w:proofErr w:type="gramStart"/>
+      <w:r>
+        <w:rPr>
+          <w:b/>
+          <w:bCs/>
+          <w:lang w:val="en-US"/>
+        </w:rPr>
+        <w:t>Waitall</w:t>
+      </w:r>
+      <w:proofErr w:type="spellEnd"/>
+      <w:r>
+        <w:rPr>
+          <w:lang w:val="en-US"/>
+        </w:rPr>
+        <w:t>(</w:t>
+      </w:r>
+      <w:proofErr w:type="gramEnd"/>
+      <w:r>
+        <w:rPr>
+          <w:lang w:val="en-US"/>
+        </w:rPr>
+        <w:t xml:space="preserve">2, </w:t>
+      </w:r>
+      <w:proofErr w:type="spellStart"/>
+      <w:r>
+        <w:rPr>
+          <w:lang w:val="en-US"/>
+        </w:rPr>
+        <w:t>get_request</w:t>
+      </w:r>
+      <w:proofErr w:type="spellEnd"/>
+      <w:r>
+        <w:rPr>
+          <w:lang w:val="en-US"/>
+        </w:rPr>
+        <w:t>, MPI_STATUSES_IGNORE);</w:t>
+      </w:r>
+    </w:p>
+    <w:p>
+      <w:pPr>
+        <w:pStyle w:val="af"/>
+        <w:rPr>
+          <w:lang w:val="en-US"/>
+        </w:rPr>
+      </w:pPr>
+      <w:r>
+        <w:rPr>
+          <w:lang w:val="en-US"/>
+        </w:rPr>
+        <w:t xml:space="preserve">    </w:t>
+      </w:r>
+    </w:p>
+    <w:p>
+      <w:pPr>
+        <w:pStyle w:val="af"/>
+      </w:pPr>
+      <w:r>
+        <w:rPr>
+          <w:lang w:val="en-US"/>
+        </w:rPr>
+        <w:t xml:space="preserve">    </w:t>
+      </w:r>
+      <w:r>
+        <w:t>// произведение строки на матрицу</w:t>
+      </w:r>
+    </w:p>
+    <w:p>
+      <w:pPr>
+        <w:pStyle w:val="af"/>
+        <w:rPr>
+          <w:lang w:val="en-US"/>
+        </w:rPr>
+      </w:pPr>
+      <w:r>
+        <w:t xml:space="preserve">    </w:t>
+      </w:r>
+      <w:r>
+        <w:rPr>
+          <w:lang w:val="en-US"/>
+        </w:rPr>
+        <w:t xml:space="preserve">for (int j = 0; j &lt; K; </w:t>
+      </w:r>
+      <w:proofErr w:type="spellStart"/>
+      <w:r>
+        <w:rPr>
+          <w:lang w:val="en-US"/>
+        </w:rPr>
+        <w:t>j++</w:t>
+      </w:r>
+      <w:proofErr w:type="spellEnd"/>
+      <w:r>
+        <w:rPr>
+          <w:lang w:val="en-US"/>
+        </w:rPr>
+        <w:t>)</w:t>
+      </w:r>
+    </w:p>
+    <w:p>
+      <w:pPr>
+        <w:pStyle w:val="af"/>
+        <w:rPr>
+          <w:lang w:val="en-US"/>
+        </w:rPr>
+      </w:pPr>
+      <w:r>
+        <w:rPr>
+          <w:lang w:val="en-US"/>
+        </w:rPr>
+        <w:t xml:space="preserve">    </w:t>
+      </w:r>
+      <w:r>
+        <w:rPr>
+          <w:lang w:val="en-US"/>
+        </w:rPr>
+        <w:t>{</w:t>
+      </w:r>
+    </w:p>
+    <w:p>
+      <w:pPr>
+        <w:pStyle w:val="af"/>
+        <w:rPr>
+          <w:lang w:val="en-US"/>
+        </w:rPr>
+      </w:pPr>
+      <w:r>
+        <w:rPr>
+          <w:lang w:val="en-US"/>
+        </w:rPr>
+        <w:lastRenderedPageBreak/>
+        <w:t xml:space="preserve">        result[j] = 0;</w:t>
+      </w:r>
+    </w:p>
+    <w:p>
+      <w:pPr>
+        <w:pStyle w:val="af"/>
+        <w:rPr>
+          <w:lang w:val="en-US"/>
+        </w:rPr>
+      </w:pPr>
+      <w:r>
+        <w:rPr>
+          <w:lang w:val="en-US"/>
+        </w:rPr>
+        <w:t xml:space="preserve">        for (int </w:t>
+      </w:r>
+      <w:proofErr w:type="spellStart"/>
+      <w:r>
+        <w:rPr>
+          <w:lang w:val="en-US"/>
+        </w:rPr>
+        <w:t>i</w:t>
+      </w:r>
+      <w:proofErr w:type="spellEnd"/>
+      <w:r>
+        <w:rPr>
+          <w:lang w:val="en-US"/>
+        </w:rPr>
+        <w:t xml:space="preserve"> = 0; </w:t>
+      </w:r>
+      <w:proofErr w:type="spellStart"/>
+      <w:r>
+        <w:rPr>
+          <w:lang w:val="en-US"/>
+        </w:rPr>
+        <w:t>i</w:t>
+      </w:r>
+      <w:proofErr w:type="spellEnd"/>
+      <w:r>
+        <w:rPr>
+          <w:lang w:val="en-US"/>
+        </w:rPr>
+        <w:t xml:space="preserve"> &lt; M; </w:t>
+      </w:r>
+      <w:proofErr w:type="spellStart"/>
+      <w:r>
+        <w:rPr>
+          <w:lang w:val="en-US"/>
+        </w:rPr>
+        <w:t>i</w:t>
+      </w:r>
+      <w:proofErr w:type="spellEnd"/>
+      <w:r>
+        <w:rPr>
+          <w:lang w:val="en-US"/>
+        </w:rPr>
+        <w:t xml:space="preserve">++) </w:t>
+      </w:r>
+    </w:p>
+    <w:p>
+      <w:pPr>
+        <w:pStyle w:val="af"/>
+        <w:rPr>
+          <w:lang w:val="en-US"/>
+        </w:rPr>
+      </w:pPr>
+      <w:r>
+        <w:rPr>
+          <w:lang w:val="en-US"/>
+        </w:rPr>
+        <w:t xml:space="preserve">        {</w:t>
+      </w:r>
+    </w:p>
+    <w:p>
+      <w:pPr>
+        <w:pStyle w:val="af"/>
+        <w:rPr>
+          <w:lang w:val="en-US"/>
+        </w:rPr>
+      </w:pPr>
+      <w:r>
+        <w:rPr>
+          <w:lang w:val="en-US"/>
+        </w:rPr>
+        <w:t xml:space="preserve">            result[j] += row[</w:t>
+      </w:r>
+      <w:proofErr w:type="spellStart"/>
+      <w:r>
+        <w:rPr>
+          <w:lang w:val="en-US"/>
+        </w:rPr>
+        <w:t>i</w:t>
+      </w:r>
+      <w:proofErr w:type="spellEnd"/>
+      <w:r>
+        <w:rPr>
+          <w:lang w:val="en-US"/>
+        </w:rPr>
+        <w:t>] * matrix[</w:t>
+      </w:r>
+      <w:proofErr w:type="spellStart"/>
+      <w:r>
+        <w:rPr>
+          <w:lang w:val="en-US"/>
+        </w:rPr>
+        <w:t>i</w:t>
+      </w:r>
+      <w:proofErr w:type="spellEnd"/>
+      <w:r>
+        <w:rPr>
+          <w:lang w:val="en-US"/>
+        </w:rPr>
+        <w:t>][j];</w:t>
+      </w:r>
+    </w:p>
+    <w:p>
+      <w:pPr>
+        <w:pStyle w:val="af"/>
+        <w:rPr>
+          <w:lang w:val="en-US"/>
+        </w:rPr>
+      </w:pPr>
+      <w:r>
+        <w:rPr>
+          <w:lang w:val="en-US"/>
+        </w:rPr>
+        <w:t xml:space="preserve">        }</w:t>
+      </w:r>
+    </w:p>
+    <w:p>
+      <w:pPr>
+        <w:pStyle w:val="af"/>
+        <w:rPr>
+          <w:lang w:val="en-US"/>
+        </w:rPr>
+      </w:pPr>
+      <w:r>
+        <w:rPr>
+          <w:lang w:val="en-US"/>
+        </w:rPr>
+        <w:t xml:space="preserve">    }</w:t>
+      </w:r>
+    </w:p>
+    <w:p>
+      <w:pPr>
+        <w:pStyle w:val="af"/>
+        <w:rPr>
+          <w:lang w:val="en-US"/>
+        </w:rPr>
+      </w:pPr>
+    </w:p>
+    <w:p>
+      <w:pPr>
+        <w:pStyle w:val="af"/>
+        <w:rPr>
+          <w:lang w:val="en-US"/>
+        </w:rPr>
+      </w:pPr>
+      <w:r>
+        <w:rPr>
+          <w:lang w:val="en-US"/>
+        </w:rPr>
+        <w:t xml:space="preserve">    // </w:t>
+      </w:r>
+      <w:r>
+        <w:t>возврат</w:t>
+      </w:r>
+      <w:r>
+        <w:rPr>
+          <w:lang w:val="en-US"/>
+        </w:rPr>
+        <w:t xml:space="preserve"> </w:t>
+      </w:r>
+      <w:proofErr w:type="spellStart"/>
+      <w:r>
+        <w:t>резльтата</w:t>
+      </w:r>
+      <w:proofErr w:type="spellEnd"/>
+      <w:r>
+        <w:rPr>
+          <w:lang w:val="en-US"/>
+        </w:rPr>
+        <w:t xml:space="preserve"> </w:t>
+      </w:r>
+      <w:r>
+        <w:t>в</w:t>
+      </w:r>
+      <w:r>
+        <w:rPr>
+          <w:lang w:val="en-US"/>
+        </w:rPr>
+        <w:t xml:space="preserve"> master</w:t>
+      </w:r>
+    </w:p>
+    <w:p>
+      <w:pPr>
+        <w:pStyle w:val="af"/>
+        <w:rPr>
+          <w:lang w:val="en-US"/>
+        </w:rPr>
+      </w:pPr>
+      <w:r>
+        <w:rPr>
+          <w:lang w:val="en-US"/>
+        </w:rPr>
+        <w:t xml:space="preserve">    </w:t>
+      </w:r>
+      <w:proofErr w:type="spellStart"/>
+      <w:r>
+        <w:rPr>
+          <w:b/>
+          <w:bCs/>
+          <w:lang w:val="en-US"/>
+        </w:rPr>
+        <w:t>MPI_</w:t>
+      </w:r>
+      <w:proofErr w:type="gramStart"/>
+      <w:r>
+        <w:rPr>
+          <w:b/>
+          <w:bCs/>
+          <w:lang w:val="en-US"/>
+        </w:rPr>
+        <w:t>Isend</w:t>
+      </w:r>
+      <w:proofErr w:type="spellEnd"/>
+      <w:r>
+        <w:rPr>
+          <w:lang w:val="en-US"/>
+        </w:rPr>
+        <w:t>(</w:t>
+      </w:r>
+      <w:proofErr w:type="gramEnd"/>
+      <w:r>
+        <w:rPr>
+          <w:lang w:val="en-US"/>
+        </w:rPr>
+        <w:t>result, K, MPI_INT, 0, 3, MPI_COMM_WORLD, &amp;</w:t>
+      </w:r>
+      <w:proofErr w:type="spellStart"/>
+      <w:r>
+        <w:rPr>
+          <w:lang w:val="en-US"/>
+        </w:rPr>
+        <w:t>get_</w:t>
+      </w:r>
+      <w:proofErr w:type="gramStart"/>
+      <w:r>
+        <w:rPr>
+          <w:lang w:val="en-US"/>
+        </w:rPr>
+        <w:t>request</w:t>
+      </w:r>
+      <w:proofErr w:type="spellEnd"/>
+      <w:r>
+        <w:rPr>
+          <w:lang w:val="en-US"/>
+        </w:rPr>
+        <w:t>[</w:t>
+      </w:r>
+      <w:proofErr w:type="gramEnd"/>
+      <w:r>
+        <w:rPr>
+          <w:lang w:val="en-US"/>
+        </w:rPr>
+        <w:t>2]);</w:t>
+      </w:r>
+    </w:p>
+    <w:p>
+      <w:pPr>
+        <w:pStyle w:val="af"/>
+        <w:rPr>
+          <w:lang w:val="en-US"/>
+        </w:rPr>
+      </w:pPr>
+      <w:r>
+        <w:rPr>
+          <w:lang w:val="en-US"/>
+        </w:rPr>
+        <w:t>}</w:t>
+      </w:r>
+    </w:p>
+    <w:p>
+      <w:pPr>
+        <w:pStyle w:val="af"/>
+        <w:rPr>
+          <w:lang w:val="en-US"/>
+        </w:rPr>
+      </w:pPr>
+    </w:p>
+    <w:p>
+      <w:pPr>
+        <w:pStyle w:val="af"/>
+        <w:rPr>
+          <w:lang w:val="en-US"/>
+        </w:rPr>
+      </w:pPr>
+    </w:p>
+    <w:p>
+      <w:pPr>
+        <w:pStyle w:val="af"/>
+        <w:rPr>
+          <w:lang w:val="en-US"/>
+        </w:rPr>
+      </w:pPr>
+      <w:r>
+        <w:rPr>
+          <w:lang w:val="en-US"/>
+        </w:rPr>
+        <w:t xml:space="preserve">// </w:t>
+      </w:r>
+      <w:r>
+        <w:t>Вывод</w:t>
+      </w:r>
+      <w:r>
+        <w:rPr>
+          <w:lang w:val="en-US"/>
+        </w:rPr>
+        <w:t xml:space="preserve"> </w:t>
+      </w:r>
+      <w:r>
+        <w:t>матрицы</w:t>
+      </w:r>
+    </w:p>
+    <w:p>
+      <w:pPr>
+        <w:pStyle w:val="af"/>
+        <w:rPr>
+          <w:lang w:val="en-US"/>
+        </w:rPr>
+      </w:pPr>
+      <w:r>
+        <w:rPr>
+          <w:lang w:val="en-US"/>
+        </w:rPr>
+        <w:t xml:space="preserve">static void </w:t>
+      </w:r>
+      <w:proofErr w:type="spellStart"/>
+      <w:proofErr w:type="gramStart"/>
+      <w:r>
+        <w:rPr>
+          <w:lang w:val="en-US"/>
+        </w:rPr>
+        <w:t>printMatrix</w:t>
+      </w:r>
+      <w:proofErr w:type="spellEnd"/>
+      <w:r>
+        <w:rPr>
+          <w:lang w:val="en-US"/>
+        </w:rPr>
+        <w:t>(</w:t>
+      </w:r>
+      <w:proofErr w:type="gramEnd"/>
+      <w:r>
+        <w:rPr>
+          <w:lang w:val="en-US"/>
+        </w:rPr>
+        <w:t>int* matrix, int rows, int cols, string name = "")</w:t>
+      </w:r>
+    </w:p>
+    <w:p>
+      <w:pPr>
+        <w:pStyle w:val="af"/>
+      </w:pPr>
+      <w:r>
+        <w:t>{</w:t>
+      </w:r>
+    </w:p>
+    <w:p>
+      <w:pPr>
+        <w:pStyle w:val="af"/>
+        <w:rPr>
+          <w:lang w:val="en-US"/>
+        </w:rPr>
+      </w:pPr>
+      <w:r>
+        <w:t xml:space="preserve">    </w:t>
+      </w:r>
+      <w:r>
+        <w:rPr>
+          <w:lang w:val="en-US"/>
+        </w:rPr>
+        <w:t xml:space="preserve">if </w:t>
+      </w:r>
+      <w:proofErr w:type="gramStart"/>
+      <w:r>
+        <w:rPr>
+          <w:lang w:val="en-US"/>
+        </w:rPr>
+        <w:t>(!</w:t>
+      </w:r>
+      <w:proofErr w:type="spellStart"/>
+      <w:r>
+        <w:rPr>
+          <w:lang w:val="en-US"/>
+        </w:rPr>
+        <w:t>name</w:t>
+      </w:r>
+      <w:proofErr w:type="gramEnd"/>
+      <w:r>
+        <w:rPr>
+          <w:lang w:val="en-US"/>
+        </w:rPr>
         <w:t>.</w:t>
+      </w:r>
+      <w:proofErr w:type="gramStart"/>
+      <w:r>
+        <w:rPr>
+          <w:lang w:val="en-US"/>
+        </w:rPr>
+        <w:t>empty</w:t>
+      </w:r>
+      <w:proofErr w:type="spellEnd"/>
+      <w:r>
+        <w:rPr>
+          <w:lang w:val="en-US"/>
+        </w:rPr>
+        <w:t>(</w:t>
+      </w:r>
+      <w:proofErr w:type="gramEnd"/>
+      <w:r>
+        <w:rPr>
+          <w:lang w:val="en-US"/>
+        </w:rPr>
+        <w:t xml:space="preserve">)) </w:t>
+      </w:r>
+    </w:p>
+    <w:p>
+      <w:pPr>
+        <w:pStyle w:val="af"/>
+        <w:rPr>
+          <w:lang w:val="en-US"/>
+        </w:rPr>
+      </w:pPr>
+      <w:r>
+        <w:rPr>
+          <w:lang w:val="en-US"/>
+        </w:rPr>
+        <w:t xml:space="preserve">        </w:t>
+      </w:r>
+      <w:proofErr w:type="spellStart"/>
+      <w:r>
+        <w:rPr>
+          <w:lang w:val="en-US"/>
+        </w:rPr>
+        <w:t>cout</w:t>
+      </w:r>
+      <w:proofErr w:type="spellEnd"/>
+      <w:r>
+        <w:rPr>
+          <w:lang w:val="en-US"/>
+        </w:rPr>
+        <w:t xml:space="preserve"> &lt;&lt; name &lt;&lt; </w:t>
+      </w:r>
+      <w:proofErr w:type="gramStart"/>
+      <w:r>
+        <w:rPr>
+          <w:lang w:val="en-US"/>
+        </w:rPr>
+        <w:t>":\</w:t>
+      </w:r>
+      <w:proofErr w:type="gramEnd"/>
+      <w:r>
+        <w:rPr>
+          <w:lang w:val="en-US"/>
+        </w:rPr>
+        <w:t>n";</w:t>
+      </w:r>
+    </w:p>
+    <w:p>
+      <w:pPr>
+        <w:pStyle w:val="af"/>
+        <w:rPr>
+          <w:lang w:val="en-US"/>
+        </w:rPr>
+      </w:pPr>
+    </w:p>
+    <w:p>
+      <w:pPr>
+        <w:pStyle w:val="af"/>
+        <w:rPr>
+          <w:lang w:val="en-US"/>
+        </w:rPr>
+      </w:pPr>
+      <w:r>
+        <w:rPr>
+          <w:lang w:val="en-US"/>
+        </w:rPr>
+        <w:t xml:space="preserve">    for (int </w:t>
+      </w:r>
+      <w:proofErr w:type="spellStart"/>
+      <w:r>
+        <w:rPr>
+          <w:lang w:val="en-US"/>
+        </w:rPr>
+        <w:t>i</w:t>
+      </w:r>
+      <w:proofErr w:type="spellEnd"/>
+      <w:r>
+        <w:rPr>
+          <w:lang w:val="en-US"/>
+        </w:rPr>
+        <w:t xml:space="preserve"> = 0; </w:t>
+      </w:r>
+      <w:proofErr w:type="spellStart"/>
+      <w:r>
+        <w:rPr>
+          <w:lang w:val="en-US"/>
+        </w:rPr>
+        <w:t>i</w:t>
+      </w:r>
+      <w:proofErr w:type="spellEnd"/>
+      <w:r>
+        <w:rPr>
+          <w:lang w:val="en-US"/>
+        </w:rPr>
+        <w:t xml:space="preserve"> &lt; rows; </w:t>
+      </w:r>
+      <w:proofErr w:type="spellStart"/>
+      <w:r>
+        <w:rPr>
+          <w:lang w:val="en-US"/>
+        </w:rPr>
+        <w:t>i</w:t>
+      </w:r>
+      <w:proofErr w:type="spellEnd"/>
+      <w:r>
+        <w:rPr>
+          <w:lang w:val="en-US"/>
+        </w:rPr>
+        <w:t>++)</w:t>
+      </w:r>
+    </w:p>
+    <w:p>
+      <w:pPr>
+        <w:pStyle w:val="af"/>
+        <w:rPr>
+          <w:lang w:val="en-US"/>
+        </w:rPr>
+      </w:pPr>
+      <w:r>
+        <w:rPr>
+          <w:lang w:val="en-US"/>
+        </w:rPr>
+        <w:t xml:space="preserve">    {</w:t>
+      </w:r>
+    </w:p>
+    <w:p>
+      <w:pPr>
+        <w:pStyle w:val="af"/>
+        <w:rPr>
+          <w:lang w:val="en-US"/>
+        </w:rPr>
+      </w:pPr>
+      <w:r>
+        <w:rPr>
+          <w:lang w:val="en-US"/>
+        </w:rPr>
+        <w:t xml:space="preserve">        for (int j = 0; j &lt; cols; </w:t>
+      </w:r>
+      <w:proofErr w:type="spellStart"/>
+      <w:r>
+        <w:rPr>
+          <w:lang w:val="en-US"/>
+        </w:rPr>
+        <w:t>j++</w:t>
+      </w:r>
+      <w:proofErr w:type="spellEnd"/>
+      <w:r>
+        <w:rPr>
+          <w:lang w:val="en-US"/>
+        </w:rPr>
+        <w:t>)</w:t>
+      </w:r>
+    </w:p>
+    <w:p>
+      <w:pPr>
+        <w:pStyle w:val="af"/>
+        <w:rPr>
+          <w:lang w:val="en-US"/>
+        </w:rPr>
+      </w:pPr>
+      <w:r>
+        <w:rPr>
+          <w:lang w:val="en-US"/>
+        </w:rPr>
+        <w:t xml:space="preserve">        {</w:t>
+      </w:r>
+    </w:p>
+    <w:p>
+      <w:pPr>
+        <w:pStyle w:val="af"/>
+        <w:rPr>
+          <w:lang w:val="en-US"/>
+        </w:rPr>
+      </w:pPr>
+      <w:r>
+        <w:rPr>
+          <w:lang w:val="en-US"/>
+        </w:rPr>
+        <w:t xml:space="preserve">            </w:t>
+      </w:r>
+      <w:proofErr w:type="spellStart"/>
+      <w:r>
+        <w:rPr>
+          <w:lang w:val="en-US"/>
+        </w:rPr>
+        <w:t>cout</w:t>
+      </w:r>
+      <w:proofErr w:type="spellEnd"/>
+      <w:r>
+        <w:rPr>
+          <w:lang w:val="en-US"/>
+        </w:rPr>
+        <w:t xml:space="preserve"> &lt;&lt; </w:t>
+      </w:r>
+      <w:proofErr w:type="spellStart"/>
+      <w:proofErr w:type="gramStart"/>
+      <w:r>
+        <w:rPr>
+          <w:lang w:val="en-US"/>
+        </w:rPr>
+        <w:t>setw</w:t>
+      </w:r>
+      <w:proofErr w:type="spellEnd"/>
+      <w:r>
+        <w:rPr>
+          <w:lang w:val="en-US"/>
+        </w:rPr>
+        <w:t>(</w:t>
+      </w:r>
+      <w:proofErr w:type="gramEnd"/>
+      <w:r>
+        <w:rPr>
+          <w:lang w:val="en-US"/>
+        </w:rPr>
+        <w:t xml:space="preserve">2) &lt;&lt; </w:t>
+      </w:r>
+      <w:proofErr w:type="gramStart"/>
+      <w:r>
+        <w:rPr>
+          <w:lang w:val="en-US"/>
+        </w:rPr>
+        <w:t>matrix[</w:t>
+      </w:r>
+      <w:proofErr w:type="spellStart"/>
+      <w:proofErr w:type="gramEnd"/>
+      <w:r>
+        <w:rPr>
+          <w:lang w:val="en-US"/>
+        </w:rPr>
+        <w:t>i</w:t>
+      </w:r>
+      <w:proofErr w:type="spellEnd"/>
+      <w:r>
+        <w:rPr>
+          <w:lang w:val="en-US"/>
+        </w:rPr>
+        <w:t xml:space="preserve"> * cols + j] &lt;&lt; " ";</w:t>
+      </w:r>
+    </w:p>
+    <w:p>
+      <w:pPr>
+        <w:pStyle w:val="af"/>
+        <w:rPr>
+          <w:lang w:val="en-US"/>
+        </w:rPr>
+      </w:pPr>
+      <w:r>
+        <w:rPr>
+          <w:lang w:val="en-US"/>
+        </w:rPr>
+        <w:t xml:space="preserve">        </w:t>
+      </w:r>
+      <w:r>
+        <w:rPr>
+          <w:lang w:val="en-US"/>
+        </w:rPr>
+        <w:t>}</w:t>
+      </w:r>
+    </w:p>
+    <w:p>
+      <w:pPr>
+        <w:pStyle w:val="af"/>
+        <w:rPr>
+          <w:lang w:val="en-US"/>
+        </w:rPr>
+      </w:pPr>
+      <w:r>
+        <w:rPr>
+          <w:lang w:val="en-US"/>
+        </w:rPr>
+        <w:t xml:space="preserve">        </w:t>
+      </w:r>
+      <w:proofErr w:type="spellStart"/>
+      <w:r>
+        <w:rPr>
+          <w:lang w:val="en-US"/>
+        </w:rPr>
+        <w:t>cout</w:t>
+      </w:r>
+      <w:proofErr w:type="spellEnd"/>
+      <w:r>
+        <w:rPr>
+          <w:lang w:val="en-US"/>
+        </w:rPr>
+        <w:t xml:space="preserve"> &lt;&lt; </w:t>
+      </w:r>
+      <w:proofErr w:type="spellStart"/>
+      <w:r>
+        <w:rPr>
+          <w:lang w:val="en-US"/>
+        </w:rPr>
+        <w:t>endl</w:t>
+      </w:r>
+      <w:proofErr w:type="spellEnd"/>
+      <w:r>
+        <w:rPr>
+          <w:lang w:val="en-US"/>
+        </w:rPr>
+        <w:t>;</w:t>
+      </w:r>
+    </w:p>
+    <w:p>
+      <w:pPr>
+        <w:pStyle w:val="af"/>
+        <w:rPr>
+          <w:lang w:val="en-US"/>
+        </w:rPr>
+      </w:pPr>
+      <w:r>
+        <w:rPr>
+          <w:lang w:val="en-US"/>
+        </w:rPr>
+        <w:t xml:space="preserve">    }</w:t>
+      </w:r>
+    </w:p>
+    <w:p>
+      <w:pPr>
+        <w:pStyle w:val="af"/>
+        <w:rPr>
+          <w:lang w:val="en-US"/>
+        </w:rPr>
+      </w:pPr>
+      <w:r>
+        <w:rPr>
+          <w:lang w:val="en-US"/>
+        </w:rPr>
+        <w:t xml:space="preserve">    </w:t>
+      </w:r>
+      <w:proofErr w:type="spellStart"/>
+      <w:r>
+        <w:rPr>
+          <w:lang w:val="en-US"/>
+        </w:rPr>
+        <w:t>cout</w:t>
+      </w:r>
+      <w:proofErr w:type="spellEnd"/>
+      <w:r>
+        <w:rPr>
+          <w:lang w:val="en-US"/>
+        </w:rPr>
+        <w:t xml:space="preserve"> &lt;&lt; </w:t>
+      </w:r>
+      <w:proofErr w:type="spellStart"/>
+      <w:r>
+        <w:rPr>
+          <w:lang w:val="en-US"/>
+        </w:rPr>
+        <w:t>endl</w:t>
+      </w:r>
+      <w:proofErr w:type="spellEnd"/>
+      <w:r>
+        <w:rPr>
+          <w:lang w:val="en-US"/>
+        </w:rPr>
+        <w:t>;</w:t>
+      </w:r>
+    </w:p>
+    <w:p>
+      <w:pPr>
+        <w:pStyle w:val="af"/>
+        <w:rPr>
+          <w:lang w:val="en-US"/>
+        </w:rPr>
+      </w:pPr>
+      <w:r>
+        <w:rPr>
+          <w:lang w:val="en-US"/>
+        </w:rPr>
+        <w:t>}</w:t>
+      </w:r>
+    </w:p>
+    <w:p>
+      <w:pPr>
+        <w:rPr>
+          <w:lang w:val="en-US"/>
+        </w:rPr>
+      </w:pPr>
+    </w:p>
+    <w:p>
+      <w:r>
+        <w:t>В начале программы в зависимости от номера процесса вызывается функция для главного или подчинённого процесса (0 – главный, остальные подчинённые). В главном процессе программа</w:t>
+      </w:r>
+      <w:r>
+        <w:t xml:space="preserve"> </w:t>
+      </w:r>
+      <w:r>
+        <w:t xml:space="preserve">считывает из файла две матрицы размерами </w:t>
+      </w:r>
+      <w:r>
+        <w:rPr>
+          <w:lang w:val="en-US"/>
+        </w:rPr>
+        <w:t>N</w:t>
+      </w:r>
+      <w:r>
+        <w:t>*</w:t>
+      </w:r>
+      <w:r>
+        <w:rPr>
+          <w:lang w:val="en-US"/>
+        </w:rPr>
+        <w:t>M</w:t>
+      </w:r>
+      <w:r>
+        <w:t xml:space="preserve"> </w:t>
+      </w:r>
+      <w:r>
+        <w:t xml:space="preserve">и </w:t>
+      </w:r>
+      <w:r>
+        <w:rPr>
+          <w:lang w:val="en-US"/>
+        </w:rPr>
+        <w:t>M</w:t>
+      </w:r>
+      <w:r>
+        <w:t>*</w:t>
+      </w:r>
+      <w:r>
+        <w:rPr>
+          <w:lang w:val="en-US"/>
+        </w:rPr>
+        <w:t>K</w:t>
+      </w:r>
+      <w:r>
+        <w:t xml:space="preserve"> (</w:t>
+      </w:r>
+      <w:r>
+        <w:t xml:space="preserve">в задании 3*4 и 4*4). Затем в подчинённые процессы через функцию </w:t>
+      </w:r>
+      <w:r>
+        <w:rPr>
+          <w:rFonts w:ascii="Courier New" w:hAnsi="Courier New" w:cs="Courier New"/>
+          <w:sz w:val="24"/>
+          <w:szCs w:val="20"/>
+          <w:lang w:val="en-US"/>
+        </w:rPr>
+        <w:t>MPI</w:t>
+      </w:r>
+      <w:r>
+        <w:rPr>
+          <w:rFonts w:ascii="Courier New" w:hAnsi="Courier New" w:cs="Courier New"/>
+          <w:sz w:val="24"/>
+          <w:szCs w:val="20"/>
+        </w:rPr>
+        <w:t>_</w:t>
+      </w:r>
+      <w:proofErr w:type="spellStart"/>
+      <w:proofErr w:type="gramStart"/>
+      <w:r>
+        <w:rPr>
+          <w:rFonts w:ascii="Courier New" w:hAnsi="Courier New" w:cs="Courier New"/>
+          <w:sz w:val="24"/>
+          <w:szCs w:val="20"/>
+          <w:lang w:val="en-US"/>
+        </w:rPr>
+        <w:t>Isend</w:t>
+      </w:r>
+      <w:proofErr w:type="spellEnd"/>
+      <w:r>
+        <w:rPr>
+          <w:rFonts w:ascii="Courier New" w:hAnsi="Courier New" w:cs="Courier New"/>
+          <w:sz w:val="24"/>
+          <w:szCs w:val="20"/>
+        </w:rPr>
+        <w:t>(</w:t>
+      </w:r>
+      <w:proofErr w:type="gramEnd"/>
+      <w:r>
+        <w:rPr>
+          <w:rFonts w:ascii="Courier New" w:hAnsi="Courier New" w:cs="Courier New"/>
+          <w:sz w:val="24"/>
+          <w:szCs w:val="20"/>
+        </w:rPr>
+        <w:t>)</w:t>
+      </w:r>
+      <w:r>
+        <w:t xml:space="preserve"> (неблокирующая отправка) передаются строки первой матрицы и вся вторая матрица. Каждый из подчинённых процессов принимает значения через </w:t>
+      </w:r>
+      <w:r>
+        <w:rPr>
+          <w:rFonts w:ascii="Courier New" w:hAnsi="Courier New" w:cs="Courier New"/>
+          <w:sz w:val="24"/>
+          <w:szCs w:val="20"/>
+          <w:lang w:val="en-US"/>
+        </w:rPr>
+        <w:t>MPI</w:t>
+      </w:r>
+      <w:r>
+        <w:rPr>
+          <w:rFonts w:ascii="Courier New" w:hAnsi="Courier New" w:cs="Courier New"/>
+          <w:sz w:val="24"/>
+          <w:szCs w:val="20"/>
+        </w:rPr>
+        <w:t>_</w:t>
+      </w:r>
+      <w:proofErr w:type="spellStart"/>
+      <w:proofErr w:type="gramStart"/>
+      <w:r>
+        <w:rPr>
+          <w:rFonts w:ascii="Courier New" w:hAnsi="Courier New" w:cs="Courier New"/>
+          <w:sz w:val="24"/>
+          <w:szCs w:val="20"/>
+          <w:lang w:val="en-US"/>
+        </w:rPr>
+        <w:t>Irecv</w:t>
+      </w:r>
+      <w:proofErr w:type="spellEnd"/>
+      <w:r>
+        <w:rPr>
+          <w:rFonts w:ascii="Courier New" w:hAnsi="Courier New" w:cs="Courier New"/>
+          <w:sz w:val="24"/>
+          <w:szCs w:val="20"/>
+        </w:rPr>
+        <w:t>(</w:t>
+      </w:r>
+      <w:proofErr w:type="gramEnd"/>
+      <w:r>
+        <w:rPr>
+          <w:rFonts w:ascii="Courier New" w:hAnsi="Courier New" w:cs="Courier New"/>
+          <w:sz w:val="24"/>
+          <w:szCs w:val="20"/>
+        </w:rPr>
+        <w:t>)</w:t>
+      </w:r>
+      <w:r>
+        <w:rPr>
+          <w:sz w:val="24"/>
+          <w:szCs w:val="20"/>
+        </w:rPr>
+        <w:t xml:space="preserve"> </w:t>
+      </w:r>
+      <w:r>
+        <w:t>перемножают переданную ему строку на матрицу и отправляет результирующий массив обратно в процесс 0.</w:t>
+      </w:r>
+      <w:r>
+        <w:t xml:space="preserve"> </w:t>
+      </w:r>
+      <w:r>
+        <w:t xml:space="preserve">Главный процесс передаёт принятые строки в результирующую матрицу размером </w:t>
+      </w:r>
+      <w:r>
+        <w:rPr>
+          <w:lang w:val="en-US"/>
+        </w:rPr>
+        <w:t>N</w:t>
+      </w:r>
+      <w:r>
+        <w:t>*</w:t>
+      </w:r>
+      <w:r>
+        <w:rPr>
+          <w:lang w:val="en-US"/>
+        </w:rPr>
+        <w:t>K</w:t>
+      </w:r>
+      <w:r>
+        <w:t xml:space="preserve"> </w:t>
+      </w:r>
+      <w:r>
+        <w:t>и выводит её (рисунок 3.1).</w:t>
+      </w:r>
+    </w:p>
+    <w:p/>
+    <w:p>
+      <w:pPr>
+        <w:ind w:firstLine="0"/>
+        <w:jc w:val="center"/>
+      </w:pPr>
+      <w:r>
+        <w:rPr>
+          <w:noProof/>
+        </w:rPr>
+        <w:lastRenderedPageBreak/>
+        <w:drawing>
+          <wp:inline distT="0" distB="0" distL="0" distR="0" wp14:anchorId="10563AEF" wp14:editId="4EEA141E">
+            <wp:extent cx="3843229" cy="2235200"/>
+            <wp:effectExtent l="0" t="0" r="0" b="0"/>
+            <wp:docPr id="1873411566" name="Рисунок 1"/>
+            <wp:cNvGraphicFramePr>
+              <a:graphicFrameLocks xmlns:a="http://schemas.openxmlformats.org/drawingml/2006/main" noChangeAspect="1"/>
+            </wp:cNvGraphicFramePr>
+            <a:graphic xmlns:a="http://schemas.openxmlformats.org/drawingml/2006/main">
+              <a:graphicData uri="http://schemas.openxmlformats.org/drawingml/2006/picture">
+                <pic:pic xmlns:pic="http://schemas.openxmlformats.org/drawingml/2006/picture">
+                  <pic:nvPicPr>
+                    <pic:cNvPr id="1873411566" name=""/>
+                    <pic:cNvPicPr/>
+                  </pic:nvPicPr>
+                  <pic:blipFill>
+                    <a:blip r:embed="rId8"/>
+                    <a:stretch>
+                      <a:fillRect/>
+                    </a:stretch>
+                  </pic:blipFill>
+                  <pic:spPr>
+                    <a:xfrm>
+                      <a:off x="0" y="0"/>
+                      <a:ext cx="3852511" cy="2240598"/>
+                    </a:xfrm>
+                    <a:prstGeom prst="rect">
+                      <a:avLst/>
+                    </a:prstGeom>
+                  </pic:spPr>
+                </pic:pic>
+              </a:graphicData>
+            </a:graphic>
+          </wp:inline>
+        </w:drawing>
+      </w:r>
+    </w:p>
+    <w:p>
+      <w:pPr>
+        <w:ind w:firstLine="0"/>
+        <w:jc w:val="center"/>
+      </w:pPr>
+      <w:r>
+        <w:t>Рисунок 3.1 – Результат перемножения матриц</w:t>
+      </w:r>
+    </w:p>
+    <w:p/>
+    <w:p>
+      <w:r>
+        <w:t xml:space="preserve">При изменении константных параметров и содержания файла с матрицами можно настроить программу на выполнение задач различной размерности. Главное чтобы процессов хватало для перемножения </w:t>
+      </w:r>
+      <w:r>
+        <w:rPr>
+          <w:lang w:val="en-US"/>
+        </w:rPr>
+        <w:t>N</w:t>
+      </w:r>
+      <w:r>
+        <w:t xml:space="preserve"> </w:t>
+      </w:r>
+      <w:r>
+        <w:t>строк первой матрицы.</w:t>
+      </w:r>
+    </w:p>
+    <w:p>
+      <w:r>
+        <w:t xml:space="preserve">Таким образом, выполнение программы распределено между </w:t>
+      </w:r>
+      <w:r>
+        <w:rPr>
+          <w:lang w:val="en-US"/>
+        </w:rPr>
+        <w:t>N</w:t>
+      </w:r>
+      <w:r>
+        <w:t xml:space="preserve">+1 </w:t>
+      </w:r>
+      <w:r>
+        <w:t xml:space="preserve">процессами </w:t>
       </w:r>
     </w:p>
     <w:p/>
@@ -553,12 +5110,36 @@
     </w:p>
     <w:p>
       <w:r>
-        <w:t>.</w:t>
+        <w:t>В ходе работы были и</w:t>
+      </w:r>
+      <w:r>
+        <w:t>сследова</w:t>
+      </w:r>
+      <w:r>
+        <w:t>ны</w:t>
+      </w:r>
+      <w:r>
+        <w:t xml:space="preserve"> функции библиотеки MPI</w:t>
+      </w:r>
+      <w:r>
+        <w:t xml:space="preserve">. Они были использованы </w:t>
+      </w:r>
+      <w:r>
+        <w:t>для создания распределённо выполняем</w:t>
+      </w:r>
+      <w:r>
+        <w:t>ой</w:t>
+      </w:r>
+      <w:r>
+        <w:t xml:space="preserve"> программ</w:t>
+      </w:r>
+      <w:r>
+        <w:t>ы и взаимодействия процессов в ходе её выполнения.</w:t>
       </w:r>
     </w:p>
     <w:sectPr>
-      <w:headerReference w:type="default" r:id="rId8"/>
-      <w:headerReference w:type="first" r:id="rId9"/>
+      <w:headerReference w:type="default" r:id="rId9"/>
+      <w:headerReference w:type="first" r:id="rId10"/>
       <w:pgSz w:w="11906" w:h="16838"/>
       <w:pgMar w:top="851" w:right="567" w:bottom="851" w:left="1418" w:header="680" w:footer="680" w:gutter="0"/>
       <w:cols w:space="708"/>

--- a/8 семестр/ТРСиПВ/ЛР 1/ТРСПВ ЛР 1.docx
+++ b/8 семестр/ТРСиПВ/ЛР 1/ТРСПВ ЛР 1.docx
@@ -140,13 +140,25 @@
         <w:jc w:val="center"/>
       </w:pPr>
       <w:r>
-        <w:t>ИСЛЕДОВАНИЕ СРЕДСТВ СОЗДАНИЯ РАСПРЕДЕЛЕННО</w:t>
+        <w:t>ИСЛЕДОВАНИЕ СРЕДСТВ СОЗДАНИЯ РАСПРЕДЕЛ</w:t>
+      </w:r>
+      <w:r>
+        <w:t>Ё</w:t>
+      </w:r>
+      <w:r>
+        <w:t>ННО</w:t>
       </w:r>
       <w:r>
         <w:t xml:space="preserve"> </w:t>
       </w:r>
       <w:r>
-        <w:t>ВЫПОЛНЯЮЩИХСЯ ПОГРАММ</w:t>
+        <w:t>ВЫПОЛНЯЮЩИХСЯ П</w:t>
+      </w:r>
+      <w:r>
+        <w:t>Р</w:t>
+      </w:r>
+      <w:r>
+        <w:t>ОГРАММ</w:t>
       </w:r>
     </w:p>
     <w:p>
@@ -549,553 +561,1526 @@
           <w:bCs/>
           <w:lang w:val="en-US"/>
         </w:rPr>
-        <w:t>#include "</w:t>
-      </w:r>
-      <w:proofErr w:type="spellStart"/>
+        <w:t>#include "mpi.h"</w:t>
+      </w:r>
+    </w:p>
+    <w:p>
+      <w:pPr>
+        <w:pStyle w:val="af"/>
+        <w:rPr>
+          <w:lang w:val="en-US"/>
+        </w:rPr>
+      </w:pPr>
+      <w:r>
+        <w:rPr>
+          <w:lang w:val="en-US"/>
+        </w:rPr>
+        <w:t>#include &lt;iostream&gt;</w:t>
+      </w:r>
+    </w:p>
+    <w:p>
+      <w:pPr>
+        <w:pStyle w:val="af"/>
+        <w:rPr>
+          <w:lang w:val="en-US"/>
+        </w:rPr>
+      </w:pPr>
+      <w:r>
+        <w:rPr>
+          <w:lang w:val="en-US"/>
+        </w:rPr>
+        <w:t>#include &lt;iomanip&gt;</w:t>
+      </w:r>
+    </w:p>
+    <w:p>
+      <w:pPr>
+        <w:pStyle w:val="af"/>
+        <w:rPr>
+          <w:lang w:val="en-US"/>
+        </w:rPr>
+      </w:pPr>
+      <w:r>
+        <w:rPr>
+          <w:lang w:val="en-US"/>
+        </w:rPr>
+        <w:t>#include &lt;string&gt;</w:t>
+      </w:r>
+    </w:p>
+    <w:p>
+      <w:pPr>
+        <w:pStyle w:val="af"/>
+        <w:rPr>
+          <w:lang w:val="en-US"/>
+        </w:rPr>
+      </w:pPr>
+      <w:r>
+        <w:rPr>
+          <w:lang w:val="en-US"/>
+        </w:rPr>
+        <w:t>#include &lt;fstream&gt;</w:t>
+      </w:r>
+    </w:p>
+    <w:p>
+      <w:pPr>
+        <w:pStyle w:val="af"/>
+        <w:rPr>
+          <w:lang w:val="en-US"/>
+        </w:rPr>
+      </w:pPr>
+    </w:p>
+    <w:p>
+      <w:pPr>
+        <w:pStyle w:val="af"/>
+        <w:rPr>
+          <w:lang w:val="en-US"/>
+        </w:rPr>
+      </w:pPr>
+      <w:r>
+        <w:rPr>
+          <w:lang w:val="en-US"/>
+        </w:rPr>
+        <w:t>using namespace std;</w:t>
+      </w:r>
+    </w:p>
+    <w:p>
+      <w:pPr>
+        <w:pStyle w:val="af"/>
+        <w:rPr>
+          <w:lang w:val="en-US"/>
+        </w:rPr>
+      </w:pPr>
+    </w:p>
+    <w:p>
+      <w:pPr>
+        <w:pStyle w:val="af"/>
+        <w:rPr>
+          <w:lang w:val="en-US"/>
+        </w:rPr>
+      </w:pPr>
+      <w:r>
+        <w:rPr>
+          <w:lang w:val="en-US"/>
+        </w:rPr>
+        <w:t>void master();</w:t>
+      </w:r>
+    </w:p>
+    <w:p>
+      <w:pPr>
+        <w:pStyle w:val="af"/>
+        <w:rPr>
+          <w:lang w:val="en-US"/>
+        </w:rPr>
+      </w:pPr>
+      <w:r>
+        <w:rPr>
+          <w:lang w:val="en-US"/>
+        </w:rPr>
+        <w:t>void slave();</w:t>
+      </w:r>
+    </w:p>
+    <w:p>
+      <w:pPr>
+        <w:pStyle w:val="af"/>
+        <w:rPr>
+          <w:lang w:val="en-US"/>
+        </w:rPr>
+      </w:pPr>
+      <w:r>
+        <w:rPr>
+          <w:lang w:val="en-US"/>
+        </w:rPr>
+        <w:lastRenderedPageBreak/>
+        <w:t>void printMatrix(int* matrix, int rows, int cols, string name);</w:t>
+      </w:r>
+    </w:p>
+    <w:p>
+      <w:pPr>
+        <w:pStyle w:val="af"/>
+        <w:rPr>
+          <w:lang w:val="en-US"/>
+        </w:rPr>
+      </w:pPr>
+    </w:p>
+    <w:p>
+      <w:pPr>
+        <w:pStyle w:val="af"/>
+        <w:rPr>
+          <w:lang w:val="en-US"/>
+        </w:rPr>
+      </w:pPr>
+      <w:r>
+        <w:rPr>
+          <w:lang w:val="en-US"/>
+        </w:rPr>
+        <w:t>MPI_Status status;</w:t>
+      </w:r>
+    </w:p>
+    <w:p>
+      <w:pPr>
+        <w:pStyle w:val="af"/>
+        <w:rPr>
+          <w:lang w:val="en-US"/>
+        </w:rPr>
+      </w:pPr>
+    </w:p>
+    <w:p>
+      <w:pPr>
+        <w:pStyle w:val="af"/>
+      </w:pPr>
+      <w:r>
+        <w:rPr>
+          <w:lang w:val="en-US"/>
+        </w:rPr>
+        <w:t>const</w:t>
+      </w:r>
+      <w:r>
+        <w:t xml:space="preserve"> </w:t>
+      </w:r>
+      <w:r>
+        <w:rPr>
+          <w:lang w:val="en-US"/>
+        </w:rPr>
+        <w:t>int</w:t>
+      </w:r>
+      <w:r>
+        <w:t xml:space="preserve"> </w:t>
+      </w:r>
+      <w:r>
+        <w:rPr>
+          <w:lang w:val="en-US"/>
+        </w:rPr>
+        <w:t>N</w:t>
+      </w:r>
+      <w:r>
+        <w:t xml:space="preserve"> = 3;    // </w:t>
+      </w:r>
+      <w:r>
+        <w:t>Число</w:t>
+      </w:r>
+      <w:r>
+        <w:t xml:space="preserve"> </w:t>
+      </w:r>
+      <w:r>
+        <w:t>строк</w:t>
+      </w:r>
+      <w:r>
+        <w:t xml:space="preserve"> </w:t>
+      </w:r>
+      <w:r>
+        <w:t>матрицы</w:t>
+      </w:r>
+      <w:r>
+        <w:t xml:space="preserve"> 1</w:t>
+      </w:r>
+    </w:p>
+    <w:p>
+      <w:pPr>
+        <w:pStyle w:val="af"/>
+      </w:pPr>
+      <w:r>
+        <w:t xml:space="preserve">const int M = 4;    // Число столбцов матрицы 1 | строк матрицы 2 </w:t>
+      </w:r>
+    </w:p>
+    <w:p>
+      <w:pPr>
+        <w:pStyle w:val="af"/>
+      </w:pPr>
+      <w:r>
+        <w:t>const int K = 4;    // Число столбцов матрицы 2</w:t>
+      </w:r>
+    </w:p>
+    <w:p>
+      <w:pPr>
+        <w:pStyle w:val="af"/>
+      </w:pPr>
+    </w:p>
+    <w:p>
+      <w:pPr>
+        <w:pStyle w:val="af"/>
+      </w:pPr>
+    </w:p>
+    <w:p>
+      <w:pPr>
+        <w:pStyle w:val="af"/>
+      </w:pPr>
+      <w:r>
+        <w:t>/*  Вариант 1 - Перемножение матриц</w:t>
+      </w:r>
+    </w:p>
+    <w:p>
+      <w:pPr>
+        <w:pStyle w:val="af"/>
+      </w:pPr>
+      <w:r>
+        <w:t xml:space="preserve">    Программа умножает две матриц. Размеры матриц – N*M и M*K. </w:t>
+      </w:r>
+    </w:p>
+    <w:p>
+      <w:pPr>
+        <w:pStyle w:val="af"/>
+      </w:pPr>
+      <w:r>
+        <w:t xml:space="preserve">    Каждый процесс определяет произведение одной строки матрицы 1 на все столбцы матрицы 2. </w:t>
+      </w:r>
+    </w:p>
+    <w:p>
+      <w:pPr>
+        <w:pStyle w:val="af"/>
+        <w:rPr>
+          <w:lang w:val="en-US"/>
+        </w:rPr>
+      </w:pPr>
+      <w:r>
+        <w:t xml:space="preserve">    Результаты возвращаются в родительскую задачу. </w:t>
+      </w:r>
+      <w:r>
+        <w:rPr>
+          <w:lang w:val="en-US"/>
+        </w:rPr>
+        <w:t>*/</w:t>
+      </w:r>
+    </w:p>
+    <w:p>
+      <w:pPr>
+        <w:pStyle w:val="af"/>
+        <w:rPr>
+          <w:lang w:val="en-US"/>
+        </w:rPr>
+      </w:pPr>
+    </w:p>
+    <w:p>
+      <w:pPr>
+        <w:pStyle w:val="af"/>
+        <w:rPr>
+          <w:lang w:val="en-US"/>
+        </w:rPr>
+      </w:pPr>
+      <w:r>
+        <w:rPr>
+          <w:lang w:val="en-US"/>
+        </w:rPr>
+        <w:t>int main(int argc, char* argv[])</w:t>
+      </w:r>
+    </w:p>
+    <w:p>
+      <w:pPr>
+        <w:pStyle w:val="af"/>
+        <w:rPr>
+          <w:lang w:val="en-US"/>
+        </w:rPr>
+      </w:pPr>
+      <w:r>
+        <w:rPr>
+          <w:lang w:val="en-US"/>
+        </w:rPr>
+        <w:t>{</w:t>
+      </w:r>
+    </w:p>
+    <w:p>
+      <w:pPr>
+        <w:pStyle w:val="af"/>
+        <w:rPr>
+          <w:lang w:val="en-US"/>
+        </w:rPr>
+      </w:pPr>
+      <w:r>
+        <w:rPr>
+          <w:lang w:val="en-US"/>
+        </w:rPr>
+        <w:t xml:space="preserve">    int rank;</w:t>
+      </w:r>
+    </w:p>
+    <w:p>
+      <w:pPr>
+        <w:pStyle w:val="af"/>
+        <w:rPr>
+          <w:lang w:val="en-US"/>
+        </w:rPr>
+      </w:pPr>
+    </w:p>
+    <w:p>
+      <w:pPr>
+        <w:pStyle w:val="af"/>
+        <w:rPr>
+          <w:lang w:val="en-US"/>
+        </w:rPr>
+      </w:pPr>
+      <w:r>
+        <w:rPr>
+          <w:lang w:val="en-US"/>
+        </w:rPr>
+        <w:t xml:space="preserve">    </w:t>
+      </w:r>
+      <w:r>
+        <w:rPr>
+          <w:i/>
+          <w:iCs/>
+          <w:lang w:val="en-US"/>
+        </w:rPr>
+        <w:t>MPI_Init</w:t>
+      </w:r>
+      <w:r>
+        <w:rPr>
+          <w:lang w:val="en-US"/>
+        </w:rPr>
+        <w:t xml:space="preserve">(&amp;argc, &amp;argv);                 // </w:t>
+      </w:r>
+      <w:r>
+        <w:t>Запуск</w:t>
+      </w:r>
+      <w:r>
+        <w:rPr>
+          <w:lang w:val="en-US"/>
+        </w:rPr>
+        <w:t xml:space="preserve"> MPI</w:t>
+      </w:r>
+    </w:p>
+    <w:p>
+      <w:pPr>
+        <w:pStyle w:val="af"/>
+        <w:rPr>
+          <w:lang w:val="en-US"/>
+        </w:rPr>
+      </w:pPr>
+      <w:r>
+        <w:rPr>
+          <w:lang w:val="en-US"/>
+        </w:rPr>
+        <w:t xml:space="preserve">    </w:t>
+      </w:r>
+      <w:r>
+        <w:rPr>
+          <w:i/>
+          <w:iCs/>
+          <w:lang w:val="en-US"/>
+        </w:rPr>
+        <w:t>MPI_Comm_rank</w:t>
+      </w:r>
+      <w:r>
+        <w:rPr>
+          <w:lang w:val="en-US"/>
+        </w:rPr>
+        <w:t xml:space="preserve">(MPI_COMM_WORLD, &amp;rank);   // </w:t>
+      </w:r>
+      <w:r>
+        <w:t>Запись</w:t>
+      </w:r>
+      <w:r>
+        <w:rPr>
+          <w:lang w:val="en-US"/>
+        </w:rPr>
+        <w:t xml:space="preserve"> </w:t>
+      </w:r>
+      <w:r>
+        <w:t>номера</w:t>
+      </w:r>
+      <w:r>
+        <w:rPr>
+          <w:lang w:val="en-US"/>
+        </w:rPr>
+        <w:t xml:space="preserve"> </w:t>
+      </w:r>
+      <w:r>
+        <w:t>процесса</w:t>
+      </w:r>
+      <w:r>
+        <w:rPr>
+          <w:lang w:val="en-US"/>
+        </w:rPr>
+        <w:t xml:space="preserve"> </w:t>
+      </w:r>
+      <w:r>
+        <w:t>в</w:t>
+      </w:r>
+      <w:r>
+        <w:rPr>
+          <w:lang w:val="en-US"/>
+        </w:rPr>
+        <w:t xml:space="preserve"> rank</w:t>
+      </w:r>
+    </w:p>
+    <w:p>
+      <w:pPr>
+        <w:pStyle w:val="af"/>
+        <w:rPr>
+          <w:lang w:val="en-US"/>
+        </w:rPr>
+      </w:pPr>
+    </w:p>
+    <w:p>
+      <w:pPr>
+        <w:pStyle w:val="af"/>
+        <w:rPr>
+          <w:lang w:val="en-US"/>
+        </w:rPr>
+      </w:pPr>
+      <w:r>
+        <w:rPr>
+          <w:lang w:val="en-US"/>
+        </w:rPr>
+        <w:t xml:space="preserve">    rank ? slave() : master();              // </w:t>
+      </w:r>
+      <w:r>
+        <w:t>нулевой</w:t>
+      </w:r>
+      <w:r>
+        <w:rPr>
+          <w:lang w:val="en-US"/>
+        </w:rPr>
+        <w:t xml:space="preserve"> </w:t>
+      </w:r>
+      <w:r>
+        <w:t>процесс</w:t>
+      </w:r>
+      <w:r>
+        <w:rPr>
+          <w:lang w:val="en-US"/>
+        </w:rPr>
+        <w:t xml:space="preserve"> </w:t>
+      </w:r>
+      <w:r>
+        <w:t>главный</w:t>
+      </w:r>
+      <w:r>
+        <w:rPr>
+          <w:lang w:val="en-US"/>
+        </w:rPr>
+        <w:t xml:space="preserve">, </w:t>
+      </w:r>
+      <w:r>
+        <w:t>остальные</w:t>
+      </w:r>
+      <w:r>
+        <w:rPr>
+          <w:lang w:val="en-US"/>
+        </w:rPr>
+        <w:t xml:space="preserve"> </w:t>
+      </w:r>
+      <w:r>
+        <w:t>подчинённые</w:t>
+      </w:r>
+    </w:p>
+    <w:p>
+      <w:pPr>
+        <w:pStyle w:val="af"/>
+        <w:rPr>
+          <w:lang w:val="en-US"/>
+        </w:rPr>
+      </w:pPr>
+    </w:p>
+    <w:p>
+      <w:pPr>
+        <w:pStyle w:val="af"/>
+      </w:pPr>
+      <w:r>
+        <w:rPr>
+          <w:lang w:val="en-US"/>
+        </w:rPr>
+        <w:t xml:space="preserve">    </w:t>
+      </w:r>
+      <w:r>
+        <w:rPr>
+          <w:i/>
+          <w:iCs/>
+        </w:rPr>
+        <w:t>MPI_Finalize</w:t>
+      </w:r>
+      <w:r>
+        <w:t>();</w:t>
+      </w:r>
+    </w:p>
+    <w:p>
+      <w:pPr>
+        <w:pStyle w:val="af"/>
+      </w:pPr>
+      <w:r>
+        <w:t xml:space="preserve">    return 0;</w:t>
+      </w:r>
+    </w:p>
+    <w:p>
+      <w:pPr>
+        <w:pStyle w:val="af"/>
+      </w:pPr>
+      <w:r>
+        <w:t>}</w:t>
+      </w:r>
+    </w:p>
+    <w:p>
+      <w:pPr>
+        <w:pStyle w:val="af"/>
+      </w:pPr>
+    </w:p>
+    <w:p>
+      <w:pPr>
+        <w:pStyle w:val="af"/>
+      </w:pPr>
+    </w:p>
+    <w:p>
+      <w:pPr>
+        <w:pStyle w:val="af"/>
+      </w:pPr>
+      <w:r>
+        <w:t>// ====== Главный процесс (планировщик заданий) ======</w:t>
+      </w:r>
+    </w:p>
+    <w:p>
+      <w:pPr>
+        <w:pStyle w:val="af"/>
+      </w:pPr>
+      <w:r>
+        <w:t>void master()</w:t>
+      </w:r>
+    </w:p>
+    <w:p>
+      <w:pPr>
+        <w:pStyle w:val="af"/>
+      </w:pPr>
+      <w:r>
+        <w:t>{</w:t>
+      </w:r>
+    </w:p>
+    <w:p>
+      <w:pPr>
+        <w:pStyle w:val="af"/>
+        <w:rPr>
+          <w:lang w:val="en-US"/>
+        </w:rPr>
+      </w:pPr>
+      <w:r>
+        <w:t xml:space="preserve">    </w:t>
+      </w:r>
+      <w:r>
+        <w:rPr>
+          <w:lang w:val="en-US"/>
+        </w:rPr>
+        <w:t xml:space="preserve">int size;                               // </w:t>
+      </w:r>
+      <w:r>
+        <w:t>количество</w:t>
+      </w:r>
+      <w:r>
+        <w:rPr>
+          <w:lang w:val="en-US"/>
+        </w:rPr>
+        <w:t xml:space="preserve"> </w:t>
+      </w:r>
+      <w:r>
+        <w:t>процессов</w:t>
+      </w:r>
+    </w:p>
+    <w:p>
+      <w:pPr>
+        <w:pStyle w:val="af"/>
+        <w:rPr>
+          <w:lang w:val="en-US"/>
+        </w:rPr>
+      </w:pPr>
+      <w:r>
+        <w:rPr>
+          <w:lang w:val="en-US"/>
+        </w:rPr>
+        <w:t xml:space="preserve">    </w:t>
+      </w:r>
+      <w:r>
+        <w:rPr>
+          <w:i/>
+          <w:iCs/>
+          <w:lang w:val="en-US"/>
+        </w:rPr>
+        <w:t>MPI_Comm_size</w:t>
+      </w:r>
+      <w:r>
+        <w:rPr>
+          <w:lang w:val="en-US"/>
+        </w:rPr>
+        <w:t>(MPI_COMM_WORLD, &amp;size);</w:t>
+      </w:r>
+    </w:p>
+    <w:p>
+      <w:pPr>
+        <w:pStyle w:val="af"/>
+        <w:rPr>
+          <w:lang w:val="en-US"/>
+        </w:rPr>
+      </w:pPr>
+    </w:p>
+    <w:p>
+      <w:pPr>
+        <w:pStyle w:val="af"/>
+        <w:rPr>
+          <w:lang w:val="en-US"/>
+        </w:rPr>
+      </w:pPr>
+      <w:r>
+        <w:rPr>
+          <w:lang w:val="en-US"/>
+        </w:rPr>
+        <w:t xml:space="preserve">    if (size &lt;= N)</w:t>
+      </w:r>
+    </w:p>
+    <w:p>
+      <w:pPr>
+        <w:pStyle w:val="af"/>
+        <w:rPr>
+          <w:lang w:val="en-US"/>
+        </w:rPr>
+      </w:pPr>
+      <w:r>
+        <w:rPr>
+          <w:lang w:val="en-US"/>
+        </w:rPr>
+        <w:t xml:space="preserve">    {</w:t>
+      </w:r>
+    </w:p>
+    <w:p>
+      <w:pPr>
+        <w:pStyle w:val="af"/>
+        <w:rPr>
+          <w:lang w:val="en-US"/>
+        </w:rPr>
+      </w:pPr>
+      <w:r>
+        <w:rPr>
+          <w:lang w:val="en-US"/>
+        </w:rPr>
+        <w:t xml:space="preserve">        cout &lt;&lt; "Can't complete work: not anough slave processes";</w:t>
+      </w:r>
+    </w:p>
+    <w:p>
+      <w:pPr>
+        <w:pStyle w:val="af"/>
+        <w:rPr>
+          <w:lang w:val="en-US"/>
+        </w:rPr>
+      </w:pPr>
+      <w:r>
+        <w:rPr>
+          <w:lang w:val="en-US"/>
+        </w:rPr>
+        <w:t xml:space="preserve">        return;</w:t>
+      </w:r>
+    </w:p>
+    <w:p>
+      <w:pPr>
+        <w:pStyle w:val="af"/>
+        <w:rPr>
+          <w:lang w:val="en-US"/>
+        </w:rPr>
+      </w:pPr>
+      <w:r>
+        <w:rPr>
+          <w:lang w:val="en-US"/>
+        </w:rPr>
+        <w:t xml:space="preserve">    }</w:t>
+      </w:r>
+    </w:p>
+    <w:p>
+      <w:pPr>
+        <w:pStyle w:val="af"/>
+        <w:rPr>
+          <w:lang w:val="en-US"/>
+        </w:rPr>
+      </w:pPr>
+    </w:p>
+    <w:p>
+      <w:pPr>
+        <w:pStyle w:val="af"/>
+        <w:rPr>
+          <w:lang w:val="en-US"/>
+        </w:rPr>
+      </w:pPr>
+      <w:r>
+        <w:rPr>
+          <w:lang w:val="en-US"/>
+        </w:rPr>
+        <w:t xml:space="preserve">    // </w:t>
+      </w:r>
+      <w:r>
+        <w:t>матрицы</w:t>
+      </w:r>
+      <w:r>
+        <w:rPr>
+          <w:lang w:val="en-US"/>
+        </w:rPr>
+        <w:t xml:space="preserve"> (</w:t>
+      </w:r>
+      <w:r>
+        <w:t>множители</w:t>
+      </w:r>
+      <w:r>
+        <w:rPr>
+          <w:lang w:val="en-US"/>
+        </w:rPr>
+        <w:t>)</w:t>
+      </w:r>
+    </w:p>
+    <w:p>
+      <w:pPr>
+        <w:pStyle w:val="af"/>
+        <w:rPr>
+          <w:lang w:val="en-US"/>
+        </w:rPr>
+      </w:pPr>
+      <w:r>
+        <w:rPr>
+          <w:lang w:val="en-US"/>
+        </w:rPr>
+        <w:t xml:space="preserve">    int matrix1[N][M] = {};</w:t>
+      </w:r>
+    </w:p>
+    <w:p>
+      <w:pPr>
+        <w:pStyle w:val="af"/>
+      </w:pPr>
+      <w:r>
+        <w:rPr>
+          <w:lang w:val="en-US"/>
+        </w:rPr>
+        <w:t xml:space="preserve">    </w:t>
+      </w:r>
+      <w:r>
+        <w:t>int matrix2[M][K] = {};</w:t>
+      </w:r>
+    </w:p>
+    <w:p>
+      <w:pPr>
+        <w:pStyle w:val="af"/>
+      </w:pPr>
+    </w:p>
+    <w:p>
+      <w:pPr>
+        <w:pStyle w:val="af"/>
+      </w:pPr>
+      <w:r>
+        <w:t xml:space="preserve">    // итоговая матрица-произведение</w:t>
+      </w:r>
+    </w:p>
+    <w:p>
+      <w:pPr>
+        <w:pStyle w:val="af"/>
+        <w:rPr>
+          <w:lang w:val="en-US"/>
+        </w:rPr>
+      </w:pPr>
+      <w:r>
+        <w:t xml:space="preserve">    </w:t>
+      </w:r>
+      <w:r>
+        <w:rPr>
+          <w:lang w:val="en-US"/>
+        </w:rPr>
+        <w:t>int result_matrix[N][K] = {};</w:t>
+      </w:r>
+    </w:p>
+    <w:p>
+      <w:pPr>
+        <w:pStyle w:val="af"/>
+        <w:rPr>
+          <w:lang w:val="en-US"/>
+        </w:rPr>
+      </w:pPr>
+    </w:p>
+    <w:p>
+      <w:pPr>
+        <w:pStyle w:val="af"/>
+        <w:rPr>
+          <w:lang w:val="en-US"/>
+        </w:rPr>
+      </w:pPr>
+      <w:r>
+        <w:rPr>
+          <w:lang w:val="en-US"/>
+        </w:rPr>
+        <w:t xml:space="preserve">    // ---------- </w:t>
+      </w:r>
+      <w:r>
+        <w:t>Чтение</w:t>
+      </w:r>
+      <w:r>
+        <w:rPr>
+          <w:lang w:val="en-US"/>
+        </w:rPr>
+        <w:t xml:space="preserve"> </w:t>
+      </w:r>
+      <w:r>
+        <w:t>матриц</w:t>
+      </w:r>
+      <w:r>
+        <w:rPr>
+          <w:lang w:val="en-US"/>
+        </w:rPr>
+        <w:t xml:space="preserve"> </w:t>
+      </w:r>
+      <w:r>
+        <w:t>из</w:t>
+      </w:r>
+      <w:r>
+        <w:rPr>
+          <w:lang w:val="en-US"/>
+        </w:rPr>
+        <w:t xml:space="preserve"> </w:t>
+      </w:r>
+      <w:r>
+        <w:t>файла</w:t>
+      </w:r>
+      <w:r>
+        <w:rPr>
+          <w:lang w:val="en-US"/>
+        </w:rPr>
+        <w:t xml:space="preserve"> ----------</w:t>
+      </w:r>
+    </w:p>
+    <w:p>
+      <w:pPr>
+        <w:pStyle w:val="af"/>
+        <w:rPr>
+          <w:lang w:val="en-US"/>
+        </w:rPr>
+      </w:pPr>
+      <w:r>
+        <w:rPr>
+          <w:lang w:val="en-US"/>
+        </w:rPr>
+        <w:t xml:space="preserve">    ifstream file("C:/matrix.txt");</w:t>
+      </w:r>
+    </w:p>
+    <w:p>
+      <w:pPr>
+        <w:pStyle w:val="af"/>
+        <w:rPr>
+          <w:lang w:val="en-US"/>
+        </w:rPr>
+      </w:pPr>
+    </w:p>
+    <w:p>
+      <w:pPr>
+        <w:pStyle w:val="af"/>
+        <w:rPr>
+          <w:lang w:val="en-US"/>
+        </w:rPr>
+      </w:pPr>
+      <w:r>
+        <w:rPr>
+          <w:lang w:val="en-US"/>
+        </w:rPr>
+        <w:t xml:space="preserve">    if (!file) {</w:t>
+      </w:r>
+    </w:p>
+    <w:p>
+      <w:pPr>
+        <w:pStyle w:val="af"/>
+        <w:rPr>
+          <w:lang w:val="en-US"/>
+        </w:rPr>
+      </w:pPr>
+      <w:r>
+        <w:rPr>
+          <w:lang w:val="en-US"/>
+        </w:rPr>
+        <w:t xml:space="preserve">        cout &lt;&lt; "There is no input file" &lt;&lt; endl;</w:t>
+      </w:r>
+    </w:p>
+    <w:p>
+      <w:pPr>
+        <w:pStyle w:val="af"/>
+        <w:rPr>
+          <w:lang w:val="en-US"/>
+        </w:rPr>
+      </w:pPr>
+      <w:r>
+        <w:rPr>
+          <w:lang w:val="en-US"/>
+        </w:rPr>
+        <w:t xml:space="preserve">        return;</w:t>
+      </w:r>
+    </w:p>
+    <w:p>
+      <w:pPr>
+        <w:pStyle w:val="af"/>
+        <w:rPr>
+          <w:lang w:val="en-US"/>
+        </w:rPr>
+      </w:pPr>
+      <w:r>
+        <w:rPr>
+          <w:lang w:val="en-US"/>
+        </w:rPr>
+        <w:t xml:space="preserve">    }</w:t>
+      </w:r>
+    </w:p>
+    <w:p>
+      <w:pPr>
+        <w:pStyle w:val="af"/>
+        <w:rPr>
+          <w:lang w:val="en-US"/>
+        </w:rPr>
+      </w:pPr>
+      <w:r>
+        <w:rPr>
+          <w:lang w:val="en-US"/>
+        </w:rPr>
+        <w:t xml:space="preserve">    </w:t>
+      </w:r>
+    </w:p>
+    <w:p>
+      <w:pPr>
+        <w:pStyle w:val="af"/>
+        <w:rPr>
+          <w:lang w:val="en-US"/>
+        </w:rPr>
+      </w:pPr>
+      <w:r>
+        <w:rPr>
+          <w:lang w:val="en-US"/>
+        </w:rPr>
+        <w:t xml:space="preserve">    // </w:t>
+      </w:r>
+      <w:r>
+        <w:t>чтение</w:t>
+      </w:r>
+      <w:r>
+        <w:rPr>
+          <w:lang w:val="en-US"/>
+        </w:rPr>
+        <w:t xml:space="preserve"> </w:t>
+      </w:r>
+      <w:r>
+        <w:t>матрицы</w:t>
+      </w:r>
+      <w:r>
+        <w:rPr>
+          <w:lang w:val="en-US"/>
+        </w:rPr>
+        <w:t xml:space="preserve"> 1</w:t>
+      </w:r>
+    </w:p>
+    <w:p>
+      <w:pPr>
+        <w:pStyle w:val="af"/>
+        <w:rPr>
+          <w:lang w:val="en-US"/>
+        </w:rPr>
+      </w:pPr>
+      <w:r>
+        <w:rPr>
+          <w:lang w:val="en-US"/>
+        </w:rPr>
+        <w:t xml:space="preserve">    for (int i = 0; i &lt; N; i++)</w:t>
+      </w:r>
+    </w:p>
+    <w:p>
+      <w:pPr>
+        <w:pStyle w:val="af"/>
+        <w:rPr>
+          <w:lang w:val="en-US"/>
+        </w:rPr>
+      </w:pPr>
+      <w:r>
+        <w:rPr>
+          <w:lang w:val="en-US"/>
+        </w:rPr>
+        <w:t xml:space="preserve">    {</w:t>
+      </w:r>
+    </w:p>
+    <w:p>
+      <w:pPr>
+        <w:pStyle w:val="af"/>
+        <w:rPr>
+          <w:lang w:val="en-US"/>
+        </w:rPr>
+      </w:pPr>
+      <w:r>
+        <w:rPr>
+          <w:lang w:val="en-US"/>
+        </w:rPr>
+        <w:t xml:space="preserve">        for (int j = 0; j &lt; M; j++)</w:t>
+      </w:r>
+    </w:p>
+    <w:p>
+      <w:pPr>
+        <w:pStyle w:val="af"/>
+        <w:rPr>
+          <w:lang w:val="en-US"/>
+        </w:rPr>
+      </w:pPr>
+      <w:r>
+        <w:rPr>
+          <w:lang w:val="en-US"/>
+        </w:rPr>
+        <w:t xml:space="preserve">        {</w:t>
+      </w:r>
+    </w:p>
+    <w:p>
+      <w:pPr>
+        <w:pStyle w:val="af"/>
+        <w:rPr>
+          <w:lang w:val="en-US"/>
+        </w:rPr>
+      </w:pPr>
+      <w:r>
+        <w:rPr>
+          <w:lang w:val="en-US"/>
+        </w:rPr>
+        <w:t xml:space="preserve">            file &gt;&gt; matrix1[i][j];</w:t>
+      </w:r>
+    </w:p>
+    <w:p>
+      <w:pPr>
+        <w:pStyle w:val="af"/>
+        <w:rPr>
+          <w:lang w:val="en-US"/>
+        </w:rPr>
+      </w:pPr>
+      <w:r>
+        <w:rPr>
+          <w:lang w:val="en-US"/>
+        </w:rPr>
+        <w:t xml:space="preserve">        }</w:t>
+      </w:r>
+    </w:p>
+    <w:p>
+      <w:pPr>
+        <w:pStyle w:val="af"/>
+        <w:rPr>
+          <w:lang w:val="en-US"/>
+        </w:rPr>
+      </w:pPr>
+      <w:r>
+        <w:rPr>
+          <w:lang w:val="en-US"/>
+        </w:rPr>
+        <w:t xml:space="preserve">    }</w:t>
+      </w:r>
+    </w:p>
+    <w:p>
+      <w:pPr>
+        <w:pStyle w:val="af"/>
+        <w:rPr>
+          <w:lang w:val="en-US"/>
+        </w:rPr>
+      </w:pPr>
+    </w:p>
+    <w:p>
+      <w:pPr>
+        <w:pStyle w:val="af"/>
+        <w:rPr>
+          <w:lang w:val="en-US"/>
+        </w:rPr>
+      </w:pPr>
+      <w:r>
+        <w:rPr>
+          <w:lang w:val="en-US"/>
+        </w:rPr>
+        <w:t xml:space="preserve">    // </w:t>
+      </w:r>
+      <w:r>
+        <w:t>чтение</w:t>
+      </w:r>
+      <w:r>
+        <w:rPr>
+          <w:lang w:val="en-US"/>
+        </w:rPr>
+        <w:t xml:space="preserve"> </w:t>
+      </w:r>
+      <w:r>
+        <w:t>матрицы</w:t>
+      </w:r>
+      <w:r>
+        <w:rPr>
+          <w:lang w:val="en-US"/>
+        </w:rPr>
+        <w:t xml:space="preserve"> 2</w:t>
+      </w:r>
+    </w:p>
+    <w:p>
+      <w:pPr>
+        <w:pStyle w:val="af"/>
+        <w:rPr>
+          <w:lang w:val="en-US"/>
+        </w:rPr>
+      </w:pPr>
+      <w:r>
+        <w:rPr>
+          <w:lang w:val="en-US"/>
+        </w:rPr>
+        <w:t xml:space="preserve">    for (int i = 0; i &lt; M; i++)</w:t>
+      </w:r>
+    </w:p>
+    <w:p>
+      <w:pPr>
+        <w:pStyle w:val="af"/>
+        <w:rPr>
+          <w:lang w:val="en-US"/>
+        </w:rPr>
+      </w:pPr>
+      <w:r>
+        <w:rPr>
+          <w:lang w:val="en-US"/>
+        </w:rPr>
+        <w:t xml:space="preserve">    {</w:t>
+      </w:r>
+    </w:p>
+    <w:p>
+      <w:pPr>
+        <w:pStyle w:val="af"/>
+        <w:rPr>
+          <w:lang w:val="en-US"/>
+        </w:rPr>
+      </w:pPr>
+      <w:r>
+        <w:rPr>
+          <w:lang w:val="en-US"/>
+        </w:rPr>
+        <w:t xml:space="preserve">        for (int j = 0; j &lt; K; j++)</w:t>
+      </w:r>
+    </w:p>
+    <w:p>
+      <w:pPr>
+        <w:pStyle w:val="af"/>
+        <w:rPr>
+          <w:lang w:val="en-US"/>
+        </w:rPr>
+      </w:pPr>
+      <w:r>
+        <w:rPr>
+          <w:lang w:val="en-US"/>
+        </w:rPr>
+        <w:t xml:space="preserve">        {</w:t>
+      </w:r>
+    </w:p>
+    <w:p>
+      <w:pPr>
+        <w:pStyle w:val="af"/>
+        <w:rPr>
+          <w:lang w:val="en-US"/>
+        </w:rPr>
+      </w:pPr>
+      <w:r>
+        <w:rPr>
+          <w:lang w:val="en-US"/>
+        </w:rPr>
+        <w:t xml:space="preserve">            file &gt;&gt; matrix2[i][j];</w:t>
+      </w:r>
+    </w:p>
+    <w:p>
+      <w:pPr>
+        <w:pStyle w:val="af"/>
+        <w:rPr>
+          <w:lang w:val="en-US"/>
+        </w:rPr>
+      </w:pPr>
+      <w:r>
+        <w:rPr>
+          <w:lang w:val="en-US"/>
+        </w:rPr>
+        <w:t xml:space="preserve">        }</w:t>
+      </w:r>
+    </w:p>
+    <w:p>
+      <w:pPr>
+        <w:pStyle w:val="af"/>
+        <w:rPr>
+          <w:lang w:val="en-US"/>
+        </w:rPr>
+      </w:pPr>
+      <w:r>
+        <w:rPr>
+          <w:lang w:val="en-US"/>
+        </w:rPr>
+        <w:t xml:space="preserve">    }</w:t>
+      </w:r>
+    </w:p>
+    <w:p>
+      <w:pPr>
+        <w:pStyle w:val="af"/>
+        <w:rPr>
+          <w:lang w:val="en-US"/>
+        </w:rPr>
+      </w:pPr>
+    </w:p>
+    <w:p>
+      <w:pPr>
+        <w:pStyle w:val="af"/>
+        <w:rPr>
+          <w:lang w:val="en-US"/>
+        </w:rPr>
+      </w:pPr>
+      <w:r>
+        <w:rPr>
+          <w:lang w:val="en-US"/>
+        </w:rPr>
+        <w:t xml:space="preserve">    file.close();</w:t>
+      </w:r>
+    </w:p>
+    <w:p>
+      <w:pPr>
+        <w:pStyle w:val="af"/>
+        <w:rPr>
+          <w:lang w:val="en-US"/>
+        </w:rPr>
+      </w:pPr>
+      <w:r>
+        <w:rPr>
+          <w:lang w:val="en-US"/>
+        </w:rPr>
+        <w:t xml:space="preserve">    // --------------------------------------------</w:t>
+      </w:r>
+    </w:p>
+    <w:p>
+      <w:pPr>
+        <w:pStyle w:val="af"/>
+        <w:rPr>
+          <w:lang w:val="en-US"/>
+        </w:rPr>
+      </w:pPr>
+    </w:p>
+    <w:p>
+      <w:pPr>
+        <w:pStyle w:val="af"/>
+        <w:rPr>
+          <w:lang w:val="en-US"/>
+        </w:rPr>
+      </w:pPr>
+      <w:r>
+        <w:rPr>
+          <w:lang w:val="en-US"/>
+        </w:rPr>
+        <w:t xml:space="preserve">    printMatrix(&amp;matrix1[0][0], N, M, "Matrix 1");</w:t>
+      </w:r>
+    </w:p>
+    <w:p>
+      <w:pPr>
+        <w:pStyle w:val="af"/>
+        <w:rPr>
+          <w:lang w:val="en-US"/>
+        </w:rPr>
+      </w:pPr>
+      <w:r>
+        <w:rPr>
+          <w:lang w:val="en-US"/>
+        </w:rPr>
+        <w:t xml:space="preserve">    printMatrix(&amp;matrix2[0][0], M, K, "Matrix 2");</w:t>
+      </w:r>
+    </w:p>
+    <w:p>
+      <w:pPr>
+        <w:pStyle w:val="af"/>
+        <w:rPr>
+          <w:lang w:val="en-US"/>
+        </w:rPr>
+      </w:pPr>
+    </w:p>
+    <w:p>
+      <w:pPr>
+        <w:pStyle w:val="af"/>
+        <w:rPr>
+          <w:lang w:val="en-US"/>
+        </w:rPr>
+      </w:pPr>
+      <w:r>
+        <w:rPr>
+          <w:lang w:val="en-US"/>
+        </w:rPr>
+        <w:t xml:space="preserve">    </w:t>
+      </w:r>
+      <w:r>
+        <w:rPr>
+          <w:i/>
+          <w:iCs/>
+          <w:lang w:val="en-US"/>
+        </w:rPr>
+        <w:t>MPI_Request</w:t>
+      </w:r>
+      <w:r>
+        <w:rPr>
+          <w:lang w:val="en-US"/>
+        </w:rPr>
+        <w:t xml:space="preserve"> send_request[N * 2] = {};   // </w:t>
+      </w:r>
+      <w:r>
+        <w:t>дескрипторы</w:t>
+      </w:r>
+      <w:r>
+        <w:rPr>
+          <w:lang w:val="en-US"/>
+        </w:rPr>
+        <w:t xml:space="preserve"> </w:t>
+      </w:r>
+      <w:r>
+        <w:t>отправок</w:t>
+      </w:r>
+    </w:p>
+    <w:p>
+      <w:pPr>
+        <w:pStyle w:val="af"/>
+        <w:rPr>
+          <w:lang w:val="en-US"/>
+        </w:rPr>
+      </w:pPr>
+    </w:p>
+    <w:p>
+      <w:pPr>
+        <w:pStyle w:val="af"/>
+      </w:pPr>
+      <w:r>
+        <w:rPr>
+          <w:lang w:val="en-US"/>
+        </w:rPr>
+        <w:t xml:space="preserve">    </w:t>
+      </w:r>
+      <w:r>
+        <w:t>// передача исполнителям строк и матрицы</w:t>
+      </w:r>
+    </w:p>
+    <w:p>
+      <w:pPr>
+        <w:pStyle w:val="af"/>
+      </w:pPr>
+      <w:r>
+        <w:t xml:space="preserve">    </w:t>
+      </w:r>
+      <w:r>
+        <w:rPr>
+          <w:lang w:val="en-US"/>
+        </w:rPr>
+        <w:t>for</w:t>
+      </w:r>
+      <w:r>
+        <w:t xml:space="preserve"> (</w:t>
+      </w:r>
+      <w:r>
+        <w:rPr>
+          <w:lang w:val="en-US"/>
+        </w:rPr>
+        <w:t>int</w:t>
+      </w:r>
+      <w:r>
+        <w:t xml:space="preserve"> </w:t>
+      </w:r>
+      <w:r>
+        <w:rPr>
+          <w:lang w:val="en-US"/>
+        </w:rPr>
+        <w:t>i</w:t>
+      </w:r>
+      <w:r>
+        <w:t xml:space="preserve"> = 0; </w:t>
+      </w:r>
+      <w:r>
+        <w:rPr>
+          <w:lang w:val="en-US"/>
+        </w:rPr>
+        <w:t>i</w:t>
+      </w:r>
+      <w:r>
+        <w:t xml:space="preserve"> &lt; </w:t>
+      </w:r>
+      <w:r>
+        <w:rPr>
+          <w:lang w:val="en-US"/>
+        </w:rPr>
+        <w:t>N</w:t>
+      </w:r>
+      <w:r>
+        <w:t xml:space="preserve">; </w:t>
+      </w:r>
+      <w:r>
+        <w:rPr>
+          <w:lang w:val="en-US"/>
+        </w:rPr>
+        <w:t>i</w:t>
+      </w:r>
+      <w:r>
+        <w:t>++)</w:t>
+      </w:r>
+    </w:p>
+    <w:p>
+      <w:pPr>
+        <w:pStyle w:val="af"/>
+        <w:rPr>
+          <w:lang w:val="en-US"/>
+        </w:rPr>
+      </w:pPr>
+      <w:r>
+        <w:t xml:space="preserve">    </w:t>
+      </w:r>
+      <w:r>
+        <w:rPr>
+          <w:lang w:val="en-US"/>
+        </w:rPr>
+        <w:t>{</w:t>
+      </w:r>
+    </w:p>
+    <w:p>
+      <w:pPr>
+        <w:pStyle w:val="af"/>
+        <w:rPr>
+          <w:lang w:val="en-US"/>
+        </w:rPr>
+      </w:pPr>
+      <w:r>
+        <w:rPr>
+          <w:lang w:val="en-US"/>
+        </w:rPr>
+        <w:t xml:space="preserve">        </w:t>
+      </w:r>
       <w:r>
         <w:rPr>
           <w:b/>
           <w:bCs/>
           <w:lang w:val="en-US"/>
         </w:rPr>
-        <w:t>mpi.h</w:t>
-      </w:r>
-      <w:proofErr w:type="spellEnd"/>
+        <w:t>MPI_Isend</w:t>
+      </w:r>
+      <w:r>
+        <w:rPr>
+          <w:lang w:val="en-US"/>
+        </w:rPr>
+        <w:t>(matrix1[i], M, MPI_INT, i + 1, 1, MPI_COMM_WORLD, &amp;send_request[i]);</w:t>
+      </w:r>
+    </w:p>
+    <w:p>
+      <w:pPr>
+        <w:pStyle w:val="af"/>
+        <w:rPr>
+          <w:lang w:val="en-US"/>
+        </w:rPr>
+      </w:pPr>
+      <w:r>
+        <w:rPr>
+          <w:lang w:val="en-US"/>
+        </w:rPr>
+        <w:t xml:space="preserve">        </w:t>
+      </w:r>
       <w:r>
         <w:rPr>
           <w:b/>
           <w:bCs/>
           <w:lang w:val="en-US"/>
         </w:rPr>
-        <w:t>"</w:t>
-      </w:r>
-    </w:p>
-    <w:p>
-      <w:pPr>
-        <w:pStyle w:val="af"/>
-        <w:rPr>
-          <w:lang w:val="en-US"/>
-        </w:rPr>
-      </w:pPr>
-      <w:r>
-        <w:rPr>
-          <w:lang w:val="en-US"/>
-        </w:rPr>
-        <w:t>#include &lt;iostream&gt;</w:t>
-      </w:r>
-    </w:p>
-    <w:p>
-      <w:pPr>
-        <w:pStyle w:val="af"/>
-        <w:rPr>
-          <w:lang w:val="en-US"/>
-        </w:rPr>
-      </w:pPr>
-      <w:r>
-        <w:rPr>
-          <w:lang w:val="en-US"/>
-        </w:rPr>
-        <w:t>#include &lt;</w:t>
-      </w:r>
-      <w:proofErr w:type="spellStart"/>
-      <w:r>
-        <w:rPr>
-          <w:lang w:val="en-US"/>
-        </w:rPr>
-        <w:t>iomanip</w:t>
-      </w:r>
-      <w:proofErr w:type="spellEnd"/>
-      <w:r>
-        <w:rPr>
-          <w:lang w:val="en-US"/>
-        </w:rPr>
-        <w:t>&gt;</w:t>
-      </w:r>
-    </w:p>
-    <w:p>
-      <w:pPr>
-        <w:pStyle w:val="af"/>
-        <w:rPr>
-          <w:lang w:val="en-US"/>
-        </w:rPr>
-      </w:pPr>
-      <w:r>
-        <w:rPr>
-          <w:lang w:val="en-US"/>
-        </w:rPr>
-        <w:t>#include &lt;string&gt;</w:t>
-      </w:r>
-    </w:p>
-    <w:p>
-      <w:pPr>
-        <w:pStyle w:val="af"/>
-        <w:rPr>
-          <w:lang w:val="en-US"/>
-        </w:rPr>
-      </w:pPr>
-      <w:r>
-        <w:rPr>
-          <w:lang w:val="en-US"/>
-        </w:rPr>
-        <w:t>#include &lt;</w:t>
-      </w:r>
-      <w:proofErr w:type="spellStart"/>
-      <w:r>
-        <w:rPr>
-          <w:lang w:val="en-US"/>
-        </w:rPr>
-        <w:t>fstream</w:t>
-      </w:r>
-      <w:proofErr w:type="spellEnd"/>
-      <w:r>
-        <w:rPr>
-          <w:lang w:val="en-US"/>
-        </w:rPr>
-        <w:t>&gt;</w:t>
-      </w:r>
-    </w:p>
-    <w:p>
-      <w:pPr>
-        <w:pStyle w:val="af"/>
-        <w:rPr>
-          <w:lang w:val="en-US"/>
-        </w:rPr>
-      </w:pPr>
-    </w:p>
-    <w:p>
-      <w:pPr>
-        <w:pStyle w:val="af"/>
-        <w:rPr>
-          <w:lang w:val="en-US"/>
-        </w:rPr>
-      </w:pPr>
-      <w:r>
-        <w:rPr>
-          <w:lang w:val="en-US"/>
-        </w:rPr>
-        <w:t>using namespace std;</w:t>
-      </w:r>
-    </w:p>
-    <w:p>
-      <w:pPr>
-        <w:pStyle w:val="af"/>
-        <w:rPr>
-          <w:lang w:val="en-US"/>
-        </w:rPr>
-      </w:pPr>
-    </w:p>
-    <w:p>
-      <w:pPr>
-        <w:pStyle w:val="af"/>
-        <w:rPr>
-          <w:lang w:val="en-US"/>
-        </w:rPr>
-      </w:pPr>
-      <w:r>
-        <w:rPr>
-          <w:lang w:val="en-US"/>
-        </w:rPr>
-        <w:t xml:space="preserve">void </w:t>
-      </w:r>
-      <w:proofErr w:type="gramStart"/>
-      <w:r>
-        <w:rPr>
-          <w:lang w:val="en-US"/>
-        </w:rPr>
-        <w:t>master(</w:t>
-      </w:r>
-      <w:proofErr w:type="gramEnd"/>
-      <w:r>
-        <w:rPr>
-          <w:lang w:val="en-US"/>
-        </w:rPr>
-        <w:t>);</w:t>
-      </w:r>
-    </w:p>
-    <w:p>
-      <w:pPr>
-        <w:pStyle w:val="af"/>
-        <w:rPr>
-          <w:lang w:val="en-US"/>
-        </w:rPr>
-      </w:pPr>
-      <w:r>
-        <w:rPr>
-          <w:lang w:val="en-US"/>
-        </w:rPr>
-        <w:t xml:space="preserve">void </w:t>
-      </w:r>
-      <w:proofErr w:type="gramStart"/>
-      <w:r>
-        <w:rPr>
-          <w:lang w:val="en-US"/>
-        </w:rPr>
-        <w:t>slave(</w:t>
-      </w:r>
-      <w:proofErr w:type="gramEnd"/>
-      <w:r>
-        <w:rPr>
-          <w:lang w:val="en-US"/>
-        </w:rPr>
-        <w:t>);</w:t>
-      </w:r>
-    </w:p>
-    <w:p>
-      <w:pPr>
-        <w:pStyle w:val="af"/>
-        <w:rPr>
-          <w:lang w:val="en-US"/>
-        </w:rPr>
-      </w:pPr>
-      <w:r>
-        <w:rPr>
-          <w:lang w:val="en-US"/>
-        </w:rPr>
-        <w:lastRenderedPageBreak/>
-        <w:t xml:space="preserve">void </w:t>
-      </w:r>
-      <w:proofErr w:type="spellStart"/>
-      <w:proofErr w:type="gramStart"/>
-      <w:r>
-        <w:rPr>
-          <w:lang w:val="en-US"/>
-        </w:rPr>
-        <w:t>printMatrix</w:t>
-      </w:r>
-      <w:proofErr w:type="spellEnd"/>
-      <w:r>
-        <w:rPr>
-          <w:lang w:val="en-US"/>
-        </w:rPr>
-        <w:t>(</w:t>
-      </w:r>
-      <w:proofErr w:type="gramEnd"/>
-      <w:r>
-        <w:rPr>
-          <w:lang w:val="en-US"/>
-        </w:rPr>
-        <w:t>int* matrix, int rows, int cols, string name);</w:t>
-      </w:r>
-    </w:p>
-    <w:p>
-      <w:pPr>
-        <w:pStyle w:val="af"/>
-        <w:rPr>
-          <w:lang w:val="en-US"/>
-        </w:rPr>
-      </w:pPr>
-    </w:p>
-    <w:p>
-      <w:pPr>
-        <w:pStyle w:val="af"/>
-        <w:rPr>
-          <w:lang w:val="en-US"/>
-        </w:rPr>
-      </w:pPr>
-      <w:proofErr w:type="spellStart"/>
-      <w:r>
-        <w:rPr>
-          <w:lang w:val="en-US"/>
-        </w:rPr>
-        <w:t>MPI_Status</w:t>
-      </w:r>
-      <w:proofErr w:type="spellEnd"/>
-      <w:r>
-        <w:rPr>
-          <w:lang w:val="en-US"/>
-        </w:rPr>
-        <w:t xml:space="preserve"> status;</w:t>
-      </w:r>
-    </w:p>
-    <w:p>
-      <w:pPr>
-        <w:pStyle w:val="af"/>
-        <w:rPr>
-          <w:lang w:val="en-US"/>
-        </w:rPr>
-      </w:pPr>
-    </w:p>
-    <w:p>
-      <w:pPr>
-        <w:pStyle w:val="af"/>
-      </w:pPr>
-      <w:r>
-        <w:rPr>
-          <w:lang w:val="en-US"/>
-        </w:rPr>
-        <w:t>const</w:t>
-      </w:r>
-      <w:r>
-        <w:t xml:space="preserve"> </w:t>
-      </w:r>
-      <w:r>
-        <w:rPr>
-          <w:lang w:val="en-US"/>
-        </w:rPr>
-        <w:t>int</w:t>
-      </w:r>
-      <w:r>
-        <w:t xml:space="preserve"> </w:t>
-      </w:r>
-      <w:r>
-        <w:rPr>
-          <w:lang w:val="en-US"/>
-        </w:rPr>
-        <w:t>N</w:t>
-      </w:r>
-      <w:r>
-        <w:t xml:space="preserve"> = </w:t>
-      </w:r>
-      <w:proofErr w:type="gramStart"/>
-      <w:r>
-        <w:t xml:space="preserve">3;   </w:t>
-      </w:r>
-      <w:proofErr w:type="gramEnd"/>
-      <w:r>
-        <w:t xml:space="preserve"> // </w:t>
-      </w:r>
-      <w:r>
-        <w:t>Число</w:t>
-      </w:r>
-      <w:r>
-        <w:t xml:space="preserve"> </w:t>
-      </w:r>
-      <w:r>
-        <w:t>строк</w:t>
-      </w:r>
-      <w:r>
-        <w:t xml:space="preserve"> </w:t>
-      </w:r>
-      <w:r>
-        <w:t>матрицы</w:t>
-      </w:r>
-      <w:r>
-        <w:t xml:space="preserve"> 1</w:t>
-      </w:r>
-    </w:p>
-    <w:p>
-      <w:pPr>
-        <w:pStyle w:val="af"/>
-      </w:pPr>
-      <w:proofErr w:type="spellStart"/>
-      <w:r>
-        <w:t>const</w:t>
-      </w:r>
-      <w:proofErr w:type="spellEnd"/>
-      <w:r>
-        <w:t xml:space="preserve"> </w:t>
-      </w:r>
-      <w:proofErr w:type="spellStart"/>
-      <w:r>
-        <w:t>int</w:t>
-      </w:r>
-      <w:proofErr w:type="spellEnd"/>
-      <w:r>
-        <w:t xml:space="preserve"> M = </w:t>
-      </w:r>
-      <w:proofErr w:type="gramStart"/>
-      <w:r>
-        <w:t xml:space="preserve">4;   </w:t>
-      </w:r>
-      <w:proofErr w:type="gramEnd"/>
-      <w:r>
-        <w:t xml:space="preserve"> // Число столбцов матрицы 1 | строк матрицы 2 </w:t>
-      </w:r>
-    </w:p>
-    <w:p>
-      <w:pPr>
-        <w:pStyle w:val="af"/>
-      </w:pPr>
-      <w:proofErr w:type="spellStart"/>
-      <w:r>
-        <w:t>const</w:t>
-      </w:r>
-      <w:proofErr w:type="spellEnd"/>
-      <w:r>
-        <w:t xml:space="preserve"> </w:t>
-      </w:r>
-      <w:proofErr w:type="spellStart"/>
-      <w:r>
-        <w:t>int</w:t>
-      </w:r>
-      <w:proofErr w:type="spellEnd"/>
-      <w:r>
-        <w:t xml:space="preserve"> K = </w:t>
-      </w:r>
-      <w:proofErr w:type="gramStart"/>
-      <w:r>
-        <w:t xml:space="preserve">4;   </w:t>
-      </w:r>
-      <w:proofErr w:type="gramEnd"/>
-      <w:r>
-        <w:t xml:space="preserve"> // Число столбцов матрицы 2</w:t>
-      </w:r>
-    </w:p>
-    <w:p>
-      <w:pPr>
-        <w:pStyle w:val="af"/>
-      </w:pPr>
-    </w:p>
-    <w:p>
-      <w:pPr>
-        <w:pStyle w:val="af"/>
-      </w:pPr>
-    </w:p>
-    <w:p>
-      <w:pPr>
-        <w:pStyle w:val="af"/>
-      </w:pPr>
-      <w:r>
-        <w:t>/</w:t>
-      </w:r>
-      <w:proofErr w:type="gramStart"/>
-      <w:r>
-        <w:t>*  Вариант</w:t>
-      </w:r>
-      <w:proofErr w:type="gramEnd"/>
-      <w:r>
-        <w:t xml:space="preserve"> 1 - Перемножение матриц</w:t>
-      </w:r>
-    </w:p>
-    <w:p>
-      <w:pPr>
-        <w:pStyle w:val="af"/>
-      </w:pPr>
-      <w:r>
-        <w:t xml:space="preserve">    Программа умножает две матриц. Размеры матриц – N*M и M*K. </w:t>
-      </w:r>
-    </w:p>
-    <w:p>
-      <w:pPr>
-        <w:pStyle w:val="af"/>
-      </w:pPr>
-      <w:r>
-        <w:t xml:space="preserve">    Каждый процесс определяет произведение одной строки матрицы 1 на все столбцы матрицы 2. </w:t>
-      </w:r>
-    </w:p>
-    <w:p>
-      <w:pPr>
-        <w:pStyle w:val="af"/>
-        <w:rPr>
-          <w:lang w:val="en-US"/>
-        </w:rPr>
-      </w:pPr>
-      <w:r>
-        <w:t xml:space="preserve">    Результаты возвращаются в родительскую задачу. </w:t>
-      </w:r>
-      <w:r>
-        <w:rPr>
-          <w:lang w:val="en-US"/>
-        </w:rPr>
-        <w:t>*/</w:t>
-      </w:r>
-    </w:p>
-    <w:p>
-      <w:pPr>
-        <w:pStyle w:val="af"/>
-        <w:rPr>
-          <w:lang w:val="en-US"/>
-        </w:rPr>
-      </w:pPr>
-    </w:p>
-    <w:p>
-      <w:pPr>
-        <w:pStyle w:val="af"/>
-        <w:rPr>
-          <w:lang w:val="en-US"/>
-        </w:rPr>
-      </w:pPr>
-      <w:r>
-        <w:rPr>
-          <w:lang w:val="en-US"/>
-        </w:rPr>
-        <w:t xml:space="preserve">int </w:t>
-      </w:r>
-      <w:proofErr w:type="gramStart"/>
-      <w:r>
-        <w:rPr>
-          <w:lang w:val="en-US"/>
-        </w:rPr>
-        <w:t>main(</w:t>
-      </w:r>
-      <w:proofErr w:type="gramEnd"/>
-      <w:r>
-        <w:rPr>
-          <w:lang w:val="en-US"/>
-        </w:rPr>
-        <w:t xml:space="preserve">int </w:t>
-      </w:r>
-      <w:proofErr w:type="spellStart"/>
-      <w:r>
-        <w:rPr>
-          <w:lang w:val="en-US"/>
-        </w:rPr>
-        <w:t>argc</w:t>
-      </w:r>
-      <w:proofErr w:type="spellEnd"/>
-      <w:r>
-        <w:rPr>
-          <w:lang w:val="en-US"/>
-        </w:rPr>
-        <w:t xml:space="preserve">, char* </w:t>
-      </w:r>
-      <w:proofErr w:type="spellStart"/>
-      <w:proofErr w:type="gramStart"/>
-      <w:r>
-        <w:rPr>
-          <w:lang w:val="en-US"/>
-        </w:rPr>
-        <w:t>argv</w:t>
-      </w:r>
-      <w:proofErr w:type="spellEnd"/>
-      <w:r>
-        <w:rPr>
-          <w:lang w:val="en-US"/>
-        </w:rPr>
-        <w:t>[</w:t>
-      </w:r>
-      <w:proofErr w:type="gramEnd"/>
-      <w:r>
-        <w:rPr>
-          <w:lang w:val="en-US"/>
-        </w:rPr>
-        <w:t>])</w:t>
-      </w:r>
-    </w:p>
-    <w:p>
-      <w:pPr>
-        <w:pStyle w:val="af"/>
-        <w:rPr>
-          <w:lang w:val="en-US"/>
-        </w:rPr>
-      </w:pPr>
-      <w:r>
-        <w:rPr>
-          <w:lang w:val="en-US"/>
-        </w:rPr>
-        <w:t>{</w:t>
-      </w:r>
-    </w:p>
-    <w:p>
-      <w:pPr>
-        <w:pStyle w:val="af"/>
-        <w:rPr>
-          <w:lang w:val="en-US"/>
-        </w:rPr>
-      </w:pPr>
-      <w:r>
-        <w:rPr>
-          <w:lang w:val="en-US"/>
-        </w:rPr>
-        <w:t xml:space="preserve">    int rank;</w:t>
-      </w:r>
-    </w:p>
-    <w:p>
-      <w:pPr>
-        <w:pStyle w:val="af"/>
-        <w:rPr>
-          <w:lang w:val="en-US"/>
-        </w:rPr>
+        <w:t>MPI_Isend</w:t>
+      </w:r>
+      <w:r>
+        <w:rPr>
+          <w:lang w:val="en-US"/>
+        </w:rPr>
+        <w:t>(matrix2, M * K, MPI_INT, i + 1, 2, MPI_COMM_WORLD, &amp;send_request[N * 2 - i - 1]);</w:t>
+      </w:r>
+    </w:p>
+    <w:p>
+      <w:pPr>
+        <w:pStyle w:val="af"/>
+      </w:pPr>
+      <w:r>
+        <w:rPr>
+          <w:lang w:val="en-US"/>
+        </w:rPr>
+        <w:t xml:space="preserve">    }</w:t>
+      </w:r>
+    </w:p>
+    <w:p>
+      <w:pPr>
+        <w:pStyle w:val="af"/>
       </w:pPr>
     </w:p>
     <w:p>
@@ -1111,137 +2096,351 @@
         </w:rPr>
         <w:t xml:space="preserve">    </w:t>
       </w:r>
-      <w:proofErr w:type="spellStart"/>
+      <w:r>
+        <w:rPr>
+          <w:b/>
+          <w:bCs/>
+          <w:lang w:val="en-US"/>
+        </w:rPr>
+        <w:t>MPI_Waitall</w:t>
+      </w:r>
+      <w:r>
+        <w:rPr>
+          <w:lang w:val="en-US"/>
+        </w:rPr>
+        <w:t>(N * 2, send_request, MPI_STATUSES_IGNORE);</w:t>
+      </w:r>
+    </w:p>
+    <w:p>
+      <w:pPr>
+        <w:pStyle w:val="af"/>
+        <w:rPr>
+          <w:lang w:val="en-US"/>
+        </w:rPr>
+      </w:pPr>
+    </w:p>
+    <w:p>
+      <w:pPr>
+        <w:pStyle w:val="af"/>
+        <w:rPr>
+          <w:lang w:val="en-US"/>
+        </w:rPr>
+      </w:pPr>
+      <w:r>
+        <w:rPr>
+          <w:lang w:val="en-US"/>
+        </w:rPr>
+        <w:t xml:space="preserve">    </w:t>
+      </w:r>
       <w:r>
         <w:rPr>
           <w:i/>
           <w:iCs/>
           <w:lang w:val="en-US"/>
         </w:rPr>
-        <w:t>MPI_</w:t>
-      </w:r>
-      <w:proofErr w:type="gramStart"/>
+        <w:t>MPI_Request</w:t>
+      </w:r>
+      <w:r>
+        <w:rPr>
+          <w:lang w:val="en-US"/>
+        </w:rPr>
+        <w:t xml:space="preserve"> recv_request[N] = {};   // </w:t>
+      </w:r>
+      <w:r>
+        <w:t>дескрипторы</w:t>
+      </w:r>
+      <w:r>
+        <w:rPr>
+          <w:lang w:val="en-US"/>
+        </w:rPr>
+        <w:t xml:space="preserve"> </w:t>
+      </w:r>
+      <w:r>
+        <w:t>возвратов</w:t>
+      </w:r>
+    </w:p>
+    <w:p>
+      <w:pPr>
+        <w:pStyle w:val="af"/>
+        <w:rPr>
+          <w:lang w:val="en-US"/>
+        </w:rPr>
+      </w:pPr>
+    </w:p>
+    <w:p>
+      <w:pPr>
+        <w:pStyle w:val="af"/>
+        <w:rPr>
+          <w:lang w:val="en-US"/>
+        </w:rPr>
+      </w:pPr>
+      <w:r>
+        <w:rPr>
+          <w:lang w:val="en-US"/>
+        </w:rPr>
+        <w:t xml:space="preserve">    // </w:t>
+      </w:r>
+      <w:r>
+        <w:t>получение</w:t>
+      </w:r>
+      <w:r>
+        <w:rPr>
+          <w:lang w:val="en-US"/>
+        </w:rPr>
+        <w:t xml:space="preserve"> </w:t>
+      </w:r>
+      <w:r>
+        <w:t>результатов</w:t>
+      </w:r>
+    </w:p>
+    <w:p>
+      <w:pPr>
+        <w:pStyle w:val="af"/>
+        <w:rPr>
+          <w:lang w:val="en-US"/>
+        </w:rPr>
+      </w:pPr>
+      <w:r>
+        <w:rPr>
+          <w:lang w:val="en-US"/>
+        </w:rPr>
+        <w:t xml:space="preserve">    for (int i = 0; i &lt; N; i++)</w:t>
+      </w:r>
+    </w:p>
+    <w:p>
+      <w:pPr>
+        <w:pStyle w:val="af"/>
+        <w:rPr>
+          <w:lang w:val="en-US"/>
+        </w:rPr>
+      </w:pPr>
+      <w:r>
+        <w:rPr>
+          <w:lang w:val="en-US"/>
+        </w:rPr>
+        <w:t xml:space="preserve">    {</w:t>
+      </w:r>
+    </w:p>
+    <w:p>
+      <w:pPr>
+        <w:pStyle w:val="af"/>
+        <w:rPr>
+          <w:lang w:val="en-US"/>
+        </w:rPr>
+      </w:pPr>
+      <w:r>
+        <w:rPr>
+          <w:lang w:val="en-US"/>
+        </w:rPr>
+        <w:t xml:space="preserve">        </w:t>
+      </w:r>
+      <w:r>
+        <w:rPr>
+          <w:b/>
+          <w:bCs/>
+          <w:lang w:val="en-US"/>
+        </w:rPr>
+        <w:t>MPI_Irecv</w:t>
+      </w:r>
+      <w:r>
+        <w:rPr>
+          <w:lang w:val="en-US"/>
+        </w:rPr>
+        <w:t>(result_matrix[i], K, MPI_INT, i + 1, 3, MPI_COMM_WORLD, &amp;recv_request[i]);</w:t>
+      </w:r>
+    </w:p>
+    <w:p>
+      <w:pPr>
+        <w:pStyle w:val="af"/>
+        <w:rPr>
+          <w:lang w:val="en-US"/>
+        </w:rPr>
+      </w:pPr>
+      <w:r>
+        <w:rPr>
+          <w:lang w:val="en-US"/>
+        </w:rPr>
+        <w:t xml:space="preserve">    }</w:t>
+      </w:r>
+    </w:p>
+    <w:p>
+      <w:pPr>
+        <w:pStyle w:val="af"/>
+        <w:rPr>
+          <w:lang w:val="en-US"/>
+        </w:rPr>
+      </w:pPr>
+    </w:p>
+    <w:p>
+      <w:pPr>
+        <w:pStyle w:val="af"/>
+        <w:rPr>
+          <w:lang w:val="en-US"/>
+        </w:rPr>
+      </w:pPr>
+      <w:r>
+        <w:rPr>
+          <w:lang w:val="en-US"/>
+        </w:rPr>
+        <w:t xml:space="preserve">    </w:t>
+      </w:r>
+      <w:r>
+        <w:rPr>
+          <w:b/>
+          <w:bCs/>
+          <w:lang w:val="en-US"/>
+        </w:rPr>
+        <w:t>MPI_Waitall</w:t>
+      </w:r>
+      <w:r>
+        <w:rPr>
+          <w:lang w:val="en-US"/>
+        </w:rPr>
+        <w:t>(N, recv_request, MPI_STATUSES_IGNORE);</w:t>
+      </w:r>
+    </w:p>
+    <w:p>
+      <w:pPr>
+        <w:pStyle w:val="af"/>
+        <w:rPr>
+          <w:lang w:val="en-US"/>
+        </w:rPr>
+      </w:pPr>
+    </w:p>
+    <w:p>
+      <w:pPr>
+        <w:pStyle w:val="af"/>
+        <w:rPr>
+          <w:lang w:val="en-US"/>
+        </w:rPr>
+      </w:pPr>
+      <w:r>
+        <w:rPr>
+          <w:lang w:val="en-US"/>
+        </w:rPr>
+        <w:t xml:space="preserve">    // </w:t>
+      </w:r>
+      <w:r>
+        <w:t>вывод</w:t>
+      </w:r>
+      <w:r>
+        <w:rPr>
+          <w:lang w:val="en-US"/>
+        </w:rPr>
+        <w:t xml:space="preserve"> </w:t>
+      </w:r>
+      <w:r>
+        <w:t>результата</w:t>
+      </w:r>
+    </w:p>
+    <w:p>
+      <w:pPr>
+        <w:pStyle w:val="af"/>
+        <w:rPr>
+          <w:lang w:val="en-US"/>
+        </w:rPr>
+      </w:pPr>
+      <w:r>
+        <w:rPr>
+          <w:lang w:val="en-US"/>
+        </w:rPr>
+        <w:t xml:space="preserve">    printMatrix(&amp;result_matrix[0][0], N, K, "Result matrix");</w:t>
+      </w:r>
+    </w:p>
+    <w:p>
+      <w:pPr>
+        <w:pStyle w:val="af"/>
+      </w:pPr>
+      <w:r>
+        <w:t>}</w:t>
+      </w:r>
+    </w:p>
+    <w:p>
+      <w:pPr>
+        <w:pStyle w:val="af"/>
+      </w:pPr>
+    </w:p>
+    <w:p>
+      <w:pPr>
+        <w:pStyle w:val="af"/>
+      </w:pPr>
+    </w:p>
+    <w:p>
+      <w:pPr>
+        <w:pStyle w:val="af"/>
+      </w:pPr>
+      <w:r>
+        <w:t>// ======= Подчинённые процессы (вычислительные задачи) =======</w:t>
+      </w:r>
+    </w:p>
+    <w:p>
+      <w:pPr>
+        <w:pStyle w:val="af"/>
+      </w:pPr>
+      <w:r>
+        <w:t>void slave()</w:t>
+      </w:r>
+    </w:p>
+    <w:p>
+      <w:pPr>
+        <w:pStyle w:val="af"/>
+      </w:pPr>
+      <w:r>
+        <w:t>{</w:t>
+      </w:r>
+    </w:p>
+    <w:p>
+      <w:pPr>
+        <w:pStyle w:val="af"/>
+        <w:rPr>
+          <w:lang w:val="en-US"/>
+        </w:rPr>
+      </w:pPr>
       <w:r>
         <w:rPr>
           <w:i/>
           <w:iCs/>
-          <w:lang w:val="en-US"/>
-        </w:rPr>
-        <w:t>Init</w:t>
-      </w:r>
-      <w:proofErr w:type="spellEnd"/>
-      <w:r>
-        <w:rPr>
-          <w:lang w:val="en-US"/>
-        </w:rPr>
-        <w:t>(</w:t>
-      </w:r>
-      <w:proofErr w:type="gramEnd"/>
-      <w:r>
-        <w:rPr>
-          <w:lang w:val="en-US"/>
-        </w:rPr>
-        <w:t>&amp;</w:t>
-      </w:r>
-      <w:proofErr w:type="spellStart"/>
-      <w:r>
-        <w:rPr>
-          <w:lang w:val="en-US"/>
-        </w:rPr>
-        <w:t>argc</w:t>
-      </w:r>
-      <w:proofErr w:type="spellEnd"/>
-      <w:r>
-        <w:rPr>
-          <w:lang w:val="en-US"/>
-        </w:rPr>
-        <w:t>, &amp;argv</w:t>
-      </w:r>
-      <w:proofErr w:type="gramStart"/>
-      <w:r>
-        <w:rPr>
-          <w:lang w:val="en-US"/>
-        </w:rPr>
-        <w:t xml:space="preserve">);   </w:t>
-      </w:r>
-      <w:proofErr w:type="gramEnd"/>
-      <w:r>
-        <w:rPr>
-          <w:lang w:val="en-US"/>
-        </w:rPr>
-        <w:t xml:space="preserve">              // </w:t>
-      </w:r>
-      <w:r>
-        <w:t>Запуск</w:t>
-      </w:r>
-      <w:r>
-        <w:rPr>
-          <w:lang w:val="en-US"/>
-        </w:rPr>
-        <w:t xml:space="preserve"> MPI</w:t>
-      </w:r>
-    </w:p>
-    <w:p>
-      <w:pPr>
-        <w:pStyle w:val="af"/>
-        <w:rPr>
-          <w:lang w:val="en-US"/>
-        </w:rPr>
-      </w:pPr>
-      <w:r>
-        <w:rPr>
-          <w:lang w:val="en-US"/>
         </w:rPr>
         <w:t xml:space="preserve">    </w:t>
       </w:r>
-      <w:proofErr w:type="spellStart"/>
       <w:r>
         <w:rPr>
           <w:i/>
           <w:iCs/>
           <w:lang w:val="en-US"/>
         </w:rPr>
-        <w:t>MPI_Comm_</w:t>
-      </w:r>
-      <w:proofErr w:type="gramStart"/>
-      <w:r>
-        <w:rPr>
-          <w:i/>
-          <w:iCs/>
-          <w:lang w:val="en-US"/>
-        </w:rPr>
-        <w:t>rank</w:t>
-      </w:r>
-      <w:proofErr w:type="spellEnd"/>
-      <w:r>
-        <w:rPr>
-          <w:lang w:val="en-US"/>
-        </w:rPr>
-        <w:t>(</w:t>
-      </w:r>
-      <w:proofErr w:type="gramEnd"/>
-      <w:r>
-        <w:rPr>
-          <w:lang w:val="en-US"/>
-        </w:rPr>
-        <w:t>MPI_COMM_WORLD, &amp;rank</w:t>
-      </w:r>
-      <w:proofErr w:type="gramStart"/>
-      <w:r>
-        <w:rPr>
-          <w:lang w:val="en-US"/>
-        </w:rPr>
-        <w:t xml:space="preserve">);   </w:t>
-      </w:r>
-      <w:proofErr w:type="gramEnd"/>
-      <w:r>
-        <w:rPr>
-          <w:lang w:val="en-US"/>
-        </w:rPr>
-        <w:t xml:space="preserve">// </w:t>
-      </w:r>
-      <w:r>
-        <w:t>Запись</w:t>
+        <w:t>MPI_Request</w:t>
+      </w:r>
+      <w:r>
+        <w:rPr>
+          <w:lang w:val="en-US"/>
+        </w:rPr>
+        <w:t xml:space="preserve"> get_request[3];</w:t>
+      </w:r>
+    </w:p>
+    <w:p>
+      <w:pPr>
+        <w:pStyle w:val="af"/>
+        <w:rPr>
+          <w:lang w:val="en-US"/>
+        </w:rPr>
+      </w:pPr>
+    </w:p>
+    <w:p>
+      <w:pPr>
+        <w:pStyle w:val="af"/>
+        <w:rPr>
+          <w:lang w:val="en-US"/>
+        </w:rPr>
+      </w:pPr>
+      <w:r>
+        <w:rPr>
+          <w:lang w:val="en-US"/>
+        </w:rPr>
+        <w:t xml:space="preserve">    int row[M];         // </w:t>
+      </w:r>
+      <w:r>
+        <w:t>буфер</w:t>
       </w:r>
       <w:r>
         <w:rPr>
@@ -1250,7 +2449,7 @@
         <w:t xml:space="preserve"> </w:t>
       </w:r>
       <w:r>
-        <w:t>номера</w:t>
+        <w:t>умножаемой</w:t>
       </w:r>
       <w:r>
         <w:rPr>
@@ -1259,38 +2458,12 @@
         <w:t xml:space="preserve"> </w:t>
       </w:r>
       <w:r>
-        <w:t>процесса</w:t>
-      </w:r>
-      <w:r>
-        <w:rPr>
-          <w:lang w:val="en-US"/>
-        </w:rPr>
-        <w:t xml:space="preserve"> </w:t>
-      </w:r>
-      <w:r>
-        <w:t>в</w:t>
-      </w:r>
-      <w:r>
-        <w:rPr>
-          <w:lang w:val="en-US"/>
-        </w:rPr>
-        <w:t xml:space="preserve"> rank</w:t>
-      </w:r>
-    </w:p>
-    <w:p>
-      <w:pPr>
-        <w:pStyle w:val="af"/>
-        <w:rPr>
-          <w:lang w:val="en-US"/>
-        </w:rPr>
-      </w:pPr>
-    </w:p>
-    <w:p>
-      <w:pPr>
-        <w:pStyle w:val="af"/>
-        <w:rPr>
-          <w:lang w:val="en-US"/>
-        </w:rPr>
+        <w:t>строки</w:t>
+      </w:r>
+    </w:p>
+    <w:p>
+      <w:pPr>
+        <w:pStyle w:val="af"/>
       </w:pPr>
       <w:r>
         <w:rPr>
@@ -1298,1633 +2471,312 @@
         </w:rPr>
         <w:t xml:space="preserve">    </w:t>
       </w:r>
-      <w:proofErr w:type="gramStart"/>
-      <w:r>
-        <w:rPr>
-          <w:lang w:val="en-US"/>
-        </w:rPr>
-        <w:t>rank ?</w:t>
-      </w:r>
-      <w:proofErr w:type="gramEnd"/>
-      <w:r>
-        <w:rPr>
-          <w:lang w:val="en-US"/>
-        </w:rPr>
-        <w:t xml:space="preserve"> </w:t>
-      </w:r>
-      <w:proofErr w:type="gramStart"/>
-      <w:r>
-        <w:rPr>
-          <w:lang w:val="en-US"/>
-        </w:rPr>
-        <w:t>slave() :</w:t>
-      </w:r>
-      <w:proofErr w:type="gramEnd"/>
-      <w:r>
-        <w:rPr>
-          <w:lang w:val="en-US"/>
-        </w:rPr>
-        <w:t xml:space="preserve"> </w:t>
-      </w:r>
-      <w:proofErr w:type="gramStart"/>
-      <w:r>
-        <w:rPr>
-          <w:lang w:val="en-US"/>
-        </w:rPr>
-        <w:t xml:space="preserve">master();   </w:t>
-      </w:r>
-      <w:proofErr w:type="gramEnd"/>
-      <w:r>
-        <w:rPr>
-          <w:lang w:val="en-US"/>
-        </w:rPr>
-        <w:t xml:space="preserve">           // </w:t>
-      </w:r>
-      <w:r>
-        <w:t>нулевой</w:t>
-      </w:r>
-      <w:r>
-        <w:rPr>
-          <w:lang w:val="en-US"/>
-        </w:rPr>
-        <w:t xml:space="preserve"> </w:t>
-      </w:r>
-      <w:r>
-        <w:t>процесс</w:t>
-      </w:r>
-      <w:r>
-        <w:rPr>
-          <w:lang w:val="en-US"/>
-        </w:rPr>
-        <w:t xml:space="preserve"> </w:t>
-      </w:r>
-      <w:r>
-        <w:t>главный</w:t>
-      </w:r>
-      <w:r>
-        <w:rPr>
-          <w:lang w:val="en-US"/>
-        </w:rPr>
-        <w:t xml:space="preserve">, </w:t>
-      </w:r>
-      <w:r>
-        <w:t>остальные</w:t>
-      </w:r>
-      <w:r>
-        <w:rPr>
-          <w:lang w:val="en-US"/>
-        </w:rPr>
-        <w:t xml:space="preserve"> </w:t>
-      </w:r>
-      <w:r>
-        <w:t>подчинённые</w:t>
-      </w:r>
-    </w:p>
-    <w:p>
-      <w:pPr>
-        <w:pStyle w:val="af"/>
-        <w:rPr>
-          <w:lang w:val="en-US"/>
-        </w:rPr>
-      </w:pPr>
-    </w:p>
-    <w:p>
-      <w:pPr>
-        <w:pStyle w:val="af"/>
-      </w:pPr>
-      <w:r>
-        <w:rPr>
-          <w:lang w:val="en-US"/>
-        </w:rPr>
+      <w:r>
+        <w:t>int matrix[M][K];   // матрица-множитель</w:t>
+      </w:r>
+    </w:p>
+    <w:p>
+      <w:pPr>
+        <w:pStyle w:val="af"/>
+      </w:pPr>
+    </w:p>
+    <w:p>
+      <w:pPr>
+        <w:pStyle w:val="af"/>
+      </w:pPr>
+      <w:r>
+        <w:t xml:space="preserve">    int result[K] = {}; // строка-произведение</w:t>
+      </w:r>
+    </w:p>
+    <w:p>
+      <w:pPr>
+        <w:pStyle w:val="af"/>
+      </w:pPr>
+      <w:r>
         <w:t xml:space="preserve">    </w:t>
       </w:r>
-      <w:proofErr w:type="spellStart"/>
-      <w:r>
-        <w:rPr>
-          <w:i/>
-          <w:iCs/>
-        </w:rPr>
-        <w:t>MPI_</w:t>
-      </w:r>
-      <w:proofErr w:type="gramStart"/>
-      <w:r>
-        <w:rPr>
-          <w:i/>
-          <w:iCs/>
-        </w:rPr>
-        <w:t>Finalize</w:t>
-      </w:r>
-      <w:proofErr w:type="spellEnd"/>
-      <w:r>
-        <w:t>(</w:t>
-      </w:r>
-      <w:proofErr w:type="gramEnd"/>
-      <w:r>
-        <w:t>);</w:t>
-      </w:r>
-    </w:p>
-    <w:p>
-      <w:pPr>
-        <w:pStyle w:val="af"/>
+    </w:p>
+    <w:p>
+      <w:pPr>
+        <w:pStyle w:val="af"/>
+      </w:pPr>
+      <w:r>
+        <w:t xml:space="preserve">    // ожидаем передачи строки и матрицы</w:t>
+      </w:r>
+    </w:p>
+    <w:p>
+      <w:pPr>
+        <w:pStyle w:val="af"/>
+        <w:rPr>
+          <w:lang w:val="en-US"/>
+        </w:rPr>
       </w:pPr>
       <w:r>
         <w:t xml:space="preserve">    </w:t>
       </w:r>
-      <w:proofErr w:type="spellStart"/>
-      <w:r>
-        <w:t>return</w:t>
-      </w:r>
-      <w:proofErr w:type="spellEnd"/>
-      <w:r>
-        <w:t xml:space="preserve"> 0;</w:t>
-      </w:r>
-    </w:p>
-    <w:p>
-      <w:pPr>
-        <w:pStyle w:val="af"/>
-      </w:pPr>
-      <w:r>
-        <w:t>}</w:t>
-      </w:r>
-    </w:p>
-    <w:p>
-      <w:pPr>
-        <w:pStyle w:val="af"/>
-      </w:pPr>
-    </w:p>
-    <w:p>
-      <w:pPr>
-        <w:pStyle w:val="af"/>
-      </w:pPr>
-    </w:p>
-    <w:p>
-      <w:pPr>
-        <w:pStyle w:val="af"/>
-      </w:pPr>
-      <w:r>
-        <w:t>// ====== Главный процесс (планировщик заданий) ======</w:t>
-      </w:r>
-    </w:p>
-    <w:p>
-      <w:pPr>
-        <w:pStyle w:val="af"/>
-      </w:pPr>
-      <w:proofErr w:type="spellStart"/>
-      <w:r>
-        <w:t>void</w:t>
-      </w:r>
-      <w:proofErr w:type="spellEnd"/>
-      <w:r>
-        <w:t xml:space="preserve"> </w:t>
-      </w:r>
-      <w:proofErr w:type="spellStart"/>
-      <w:proofErr w:type="gramStart"/>
-      <w:r>
-        <w:t>master</w:t>
-      </w:r>
-      <w:proofErr w:type="spellEnd"/>
-      <w:r>
-        <w:t>(</w:t>
-      </w:r>
-      <w:proofErr w:type="gramEnd"/>
-      <w:r>
-        <w:t>)</w:t>
-      </w:r>
-    </w:p>
-    <w:p>
-      <w:pPr>
-        <w:pStyle w:val="af"/>
-      </w:pPr>
-      <w:r>
-        <w:t>{</w:t>
-      </w:r>
-    </w:p>
-    <w:p>
-      <w:pPr>
-        <w:pStyle w:val="af"/>
-        <w:rPr>
-          <w:lang w:val="en-US"/>
-        </w:rPr>
-      </w:pPr>
-      <w:r>
-        <w:t xml:space="preserve">    </w:t>
-      </w:r>
-      <w:r>
-        <w:rPr>
-          <w:lang w:val="en-US"/>
-        </w:rPr>
-        <w:t xml:space="preserve">int </w:t>
-      </w:r>
-      <w:proofErr w:type="gramStart"/>
-      <w:r>
-        <w:rPr>
-          <w:lang w:val="en-US"/>
-        </w:rPr>
-        <w:t xml:space="preserve">size;   </w:t>
-      </w:r>
-      <w:proofErr w:type="gramEnd"/>
-      <w:r>
-        <w:rPr>
-          <w:lang w:val="en-US"/>
-        </w:rPr>
-        <w:t xml:space="preserve">                            // </w:t>
-      </w:r>
-      <w:r>
-        <w:t>количество</w:t>
-      </w:r>
-      <w:r>
-        <w:rPr>
-          <w:lang w:val="en-US"/>
-        </w:rPr>
-        <w:t xml:space="preserve"> </w:t>
-      </w:r>
-      <w:r>
-        <w:t>процессов</w:t>
-      </w:r>
-    </w:p>
-    <w:p>
-      <w:pPr>
-        <w:pStyle w:val="af"/>
-        <w:rPr>
-          <w:lang w:val="en-US"/>
-        </w:rPr>
-      </w:pPr>
-      <w:r>
-        <w:rPr>
-          <w:lang w:val="en-US"/>
-        </w:rPr>
-        <w:t xml:space="preserve">    </w:t>
-      </w:r>
-      <w:proofErr w:type="spellStart"/>
-      <w:r>
-        <w:rPr>
-          <w:i/>
-          <w:iCs/>
-          <w:lang w:val="en-US"/>
-        </w:rPr>
-        <w:t>MPI_Comm_</w:t>
-      </w:r>
-      <w:proofErr w:type="gramStart"/>
-      <w:r>
-        <w:rPr>
-          <w:i/>
-          <w:iCs/>
-          <w:lang w:val="en-US"/>
-        </w:rPr>
-        <w:t>size</w:t>
-      </w:r>
-      <w:proofErr w:type="spellEnd"/>
-      <w:r>
-        <w:rPr>
-          <w:lang w:val="en-US"/>
-        </w:rPr>
-        <w:t>(</w:t>
-      </w:r>
-      <w:proofErr w:type="gramEnd"/>
-      <w:r>
-        <w:rPr>
-          <w:lang w:val="en-US"/>
-        </w:rPr>
-        <w:t>MPI_COMM_WORLD, &amp;size);</w:t>
-      </w:r>
-    </w:p>
-    <w:p>
-      <w:pPr>
-        <w:pStyle w:val="af"/>
-        <w:rPr>
-          <w:lang w:val="en-US"/>
-        </w:rPr>
-      </w:pPr>
-    </w:p>
-    <w:p>
-      <w:pPr>
-        <w:pStyle w:val="af"/>
-        <w:rPr>
-          <w:lang w:val="en-US"/>
-        </w:rPr>
-      </w:pPr>
-      <w:r>
-        <w:rPr>
-          <w:lang w:val="en-US"/>
-        </w:rPr>
-        <w:t xml:space="preserve">    if (size &lt;= N)</w:t>
-      </w:r>
-    </w:p>
-    <w:p>
-      <w:pPr>
-        <w:pStyle w:val="af"/>
-        <w:rPr>
-          <w:lang w:val="en-US"/>
-        </w:rPr>
-      </w:pPr>
-      <w:r>
-        <w:rPr>
-          <w:lang w:val="en-US"/>
-        </w:rPr>
-        <w:t xml:space="preserve">    {</w:t>
-      </w:r>
-    </w:p>
-    <w:p>
-      <w:pPr>
-        <w:pStyle w:val="af"/>
-        <w:rPr>
-          <w:lang w:val="en-US"/>
-        </w:rPr>
-      </w:pPr>
-      <w:r>
-        <w:rPr>
-          <w:lang w:val="en-US"/>
-        </w:rPr>
-        <w:t xml:space="preserve">        </w:t>
-      </w:r>
-      <w:proofErr w:type="spellStart"/>
-      <w:r>
-        <w:rPr>
-          <w:lang w:val="en-US"/>
-        </w:rPr>
-        <w:t>cout</w:t>
-      </w:r>
-      <w:proofErr w:type="spellEnd"/>
-      <w:r>
-        <w:rPr>
-          <w:lang w:val="en-US"/>
-        </w:rPr>
-        <w:t xml:space="preserve"> &lt;&lt; "Can't complete work: not </w:t>
-      </w:r>
-      <w:proofErr w:type="spellStart"/>
-      <w:r>
-        <w:rPr>
-          <w:lang w:val="en-US"/>
-        </w:rPr>
-        <w:t>anough</w:t>
-      </w:r>
-      <w:proofErr w:type="spellEnd"/>
-      <w:r>
-        <w:rPr>
-          <w:lang w:val="en-US"/>
-        </w:rPr>
-        <w:t xml:space="preserve"> slave processes";</w:t>
-      </w:r>
-    </w:p>
-    <w:p>
-      <w:pPr>
-        <w:pStyle w:val="af"/>
-        <w:rPr>
-          <w:lang w:val="en-US"/>
-        </w:rPr>
-      </w:pPr>
-      <w:r>
-        <w:rPr>
-          <w:lang w:val="en-US"/>
-        </w:rPr>
-        <w:t xml:space="preserve">        return;</w:t>
-      </w:r>
-    </w:p>
-    <w:p>
-      <w:pPr>
-        <w:pStyle w:val="af"/>
-        <w:rPr>
-          <w:lang w:val="en-US"/>
-        </w:rPr>
-      </w:pPr>
-      <w:r>
-        <w:rPr>
-          <w:lang w:val="en-US"/>
-        </w:rPr>
-        <w:t xml:space="preserve">    }</w:t>
-      </w:r>
-    </w:p>
-    <w:p>
-      <w:pPr>
-        <w:pStyle w:val="af"/>
-        <w:rPr>
-          <w:lang w:val="en-US"/>
-        </w:rPr>
-      </w:pPr>
-    </w:p>
-    <w:p>
-      <w:pPr>
-        <w:pStyle w:val="af"/>
-        <w:rPr>
-          <w:lang w:val="en-US"/>
-        </w:rPr>
-      </w:pPr>
-      <w:r>
-        <w:rPr>
-          <w:lang w:val="en-US"/>
-        </w:rPr>
-        <w:t xml:space="preserve">    // </w:t>
-      </w:r>
-      <w:r>
-        <w:t>матрицы</w:t>
-      </w:r>
-      <w:r>
-        <w:rPr>
-          <w:lang w:val="en-US"/>
-        </w:rPr>
-        <w:t xml:space="preserve"> (</w:t>
-      </w:r>
-      <w:r>
-        <w:t>множители</w:t>
-      </w:r>
-      <w:r>
-        <w:rPr>
-          <w:lang w:val="en-US"/>
-        </w:rPr>
-        <w:t>)</w:t>
-      </w:r>
-    </w:p>
-    <w:p>
-      <w:pPr>
-        <w:pStyle w:val="af"/>
-        <w:rPr>
-          <w:lang w:val="en-US"/>
-        </w:rPr>
-      </w:pPr>
-      <w:r>
-        <w:rPr>
-          <w:lang w:val="en-US"/>
-        </w:rPr>
-        <w:t xml:space="preserve">    int matrix1[N][M] = {};</w:t>
-      </w:r>
-    </w:p>
-    <w:p>
-      <w:pPr>
-        <w:pStyle w:val="af"/>
-      </w:pPr>
-      <w:r>
-        <w:rPr>
-          <w:lang w:val="en-US"/>
-        </w:rPr>
-        <w:t xml:space="preserve">    </w:t>
-      </w:r>
-      <w:proofErr w:type="spellStart"/>
-      <w:r>
-        <w:t>int</w:t>
-      </w:r>
-      <w:proofErr w:type="spellEnd"/>
-      <w:r>
-        <w:t xml:space="preserve"> matrix2[M][K] = {};</w:t>
-      </w:r>
-    </w:p>
-    <w:p>
-      <w:pPr>
-        <w:pStyle w:val="af"/>
-      </w:pPr>
-    </w:p>
-    <w:p>
-      <w:pPr>
-        <w:pStyle w:val="af"/>
-      </w:pPr>
-      <w:r>
-        <w:t xml:space="preserve">    // итоговая матрица-произведение</w:t>
-      </w:r>
-    </w:p>
-    <w:p>
-      <w:pPr>
-        <w:pStyle w:val="af"/>
-        <w:rPr>
-          <w:lang w:val="en-US"/>
-        </w:rPr>
-      </w:pPr>
-      <w:r>
-        <w:t xml:space="preserve">    </w:t>
-      </w:r>
-      <w:r>
-        <w:rPr>
-          <w:lang w:val="en-US"/>
-        </w:rPr>
-        <w:t xml:space="preserve">int </w:t>
-      </w:r>
-      <w:proofErr w:type="spellStart"/>
-      <w:r>
-        <w:rPr>
-          <w:lang w:val="en-US"/>
-        </w:rPr>
-        <w:t>result_matrix</w:t>
-      </w:r>
-      <w:proofErr w:type="spellEnd"/>
-      <w:r>
-        <w:rPr>
-          <w:lang w:val="en-US"/>
-        </w:rPr>
-        <w:t>[N][K] = {};</w:t>
-      </w:r>
-    </w:p>
-    <w:p>
-      <w:pPr>
-        <w:pStyle w:val="af"/>
-        <w:rPr>
-          <w:lang w:val="en-US"/>
-        </w:rPr>
-      </w:pPr>
-    </w:p>
-    <w:p>
-      <w:pPr>
-        <w:pStyle w:val="af"/>
-        <w:rPr>
-          <w:lang w:val="en-US"/>
-        </w:rPr>
-      </w:pPr>
-      <w:r>
-        <w:rPr>
-          <w:lang w:val="en-US"/>
-        </w:rPr>
-        <w:t xml:space="preserve">    // ---------- </w:t>
-      </w:r>
-      <w:r>
-        <w:t>Чтение</w:t>
-      </w:r>
-      <w:r>
-        <w:rPr>
-          <w:lang w:val="en-US"/>
-        </w:rPr>
-        <w:t xml:space="preserve"> </w:t>
-      </w:r>
-      <w:r>
-        <w:t>матриц</w:t>
-      </w:r>
-      <w:r>
-        <w:rPr>
-          <w:lang w:val="en-US"/>
-        </w:rPr>
-        <w:t xml:space="preserve"> </w:t>
-      </w:r>
-      <w:r>
-        <w:t>из</w:t>
-      </w:r>
-      <w:r>
-        <w:rPr>
-          <w:lang w:val="en-US"/>
-        </w:rPr>
-        <w:t xml:space="preserve"> </w:t>
-      </w:r>
-      <w:r>
-        <w:t>файла</w:t>
-      </w:r>
-      <w:r>
-        <w:rPr>
-          <w:lang w:val="en-US"/>
-        </w:rPr>
-        <w:t xml:space="preserve"> ----------</w:t>
-      </w:r>
-    </w:p>
-    <w:p>
-      <w:pPr>
-        <w:pStyle w:val="af"/>
-        <w:rPr>
-          <w:lang w:val="en-US"/>
-        </w:rPr>
-      </w:pPr>
-      <w:r>
-        <w:rPr>
-          <w:lang w:val="en-US"/>
-        </w:rPr>
-        <w:t xml:space="preserve">    </w:t>
-      </w:r>
-      <w:proofErr w:type="spellStart"/>
-      <w:r>
-        <w:rPr>
-          <w:lang w:val="en-US"/>
-        </w:rPr>
-        <w:t>ifstream</w:t>
-      </w:r>
-      <w:proofErr w:type="spellEnd"/>
-      <w:r>
-        <w:rPr>
-          <w:lang w:val="en-US"/>
-        </w:rPr>
-        <w:t xml:space="preserve"> file("C:/matrix.txt");</w:t>
-      </w:r>
-    </w:p>
-    <w:p>
-      <w:pPr>
-        <w:pStyle w:val="af"/>
-        <w:rPr>
-          <w:lang w:val="en-US"/>
-        </w:rPr>
-      </w:pPr>
-    </w:p>
-    <w:p>
-      <w:pPr>
-        <w:pStyle w:val="af"/>
-        <w:rPr>
-          <w:lang w:val="en-US"/>
-        </w:rPr>
-      </w:pPr>
-      <w:r>
-        <w:rPr>
-          <w:lang w:val="en-US"/>
-        </w:rPr>
-        <w:t xml:space="preserve">    if </w:t>
-      </w:r>
-      <w:proofErr w:type="gramStart"/>
-      <w:r>
-        <w:rPr>
-          <w:lang w:val="en-US"/>
-        </w:rPr>
-        <w:t>(!file</w:t>
-      </w:r>
-      <w:proofErr w:type="gramEnd"/>
-      <w:r>
-        <w:rPr>
-          <w:lang w:val="en-US"/>
-        </w:rPr>
-        <w:t>) {</w:t>
-      </w:r>
-    </w:p>
-    <w:p>
-      <w:pPr>
-        <w:pStyle w:val="af"/>
-        <w:rPr>
-          <w:lang w:val="en-US"/>
-        </w:rPr>
-      </w:pPr>
-      <w:r>
-        <w:rPr>
-          <w:lang w:val="en-US"/>
-        </w:rPr>
-        <w:t xml:space="preserve">        </w:t>
-      </w:r>
-      <w:proofErr w:type="spellStart"/>
-      <w:r>
-        <w:rPr>
-          <w:lang w:val="en-US"/>
-        </w:rPr>
-        <w:t>cout</w:t>
-      </w:r>
-      <w:proofErr w:type="spellEnd"/>
-      <w:r>
-        <w:rPr>
-          <w:lang w:val="en-US"/>
-        </w:rPr>
-        <w:t xml:space="preserve"> &lt;&lt; "There is no input file" &lt;&lt; </w:t>
-      </w:r>
-      <w:proofErr w:type="spellStart"/>
-      <w:r>
-        <w:rPr>
-          <w:lang w:val="en-US"/>
-        </w:rPr>
-        <w:t>endl</w:t>
-      </w:r>
-      <w:proofErr w:type="spellEnd"/>
-      <w:r>
-        <w:rPr>
-          <w:lang w:val="en-US"/>
-        </w:rPr>
-        <w:t>;</w:t>
-      </w:r>
-    </w:p>
-    <w:p>
-      <w:pPr>
-        <w:pStyle w:val="af"/>
-        <w:rPr>
-          <w:lang w:val="en-US"/>
-        </w:rPr>
-      </w:pPr>
-      <w:r>
-        <w:rPr>
-          <w:lang w:val="en-US"/>
-        </w:rPr>
-        <w:t xml:space="preserve">        return;</w:t>
-      </w:r>
-    </w:p>
-    <w:p>
-      <w:pPr>
-        <w:pStyle w:val="af"/>
-        <w:rPr>
-          <w:lang w:val="en-US"/>
-        </w:rPr>
-      </w:pPr>
-      <w:r>
-        <w:rPr>
-          <w:lang w:val="en-US"/>
-        </w:rPr>
-        <w:t xml:space="preserve">    }</w:t>
-      </w:r>
-    </w:p>
-    <w:p>
-      <w:pPr>
-        <w:pStyle w:val="af"/>
-        <w:rPr>
-          <w:lang w:val="en-US"/>
-        </w:rPr>
-      </w:pPr>
-      <w:r>
-        <w:rPr>
-          <w:lang w:val="en-US"/>
-        </w:rPr>
-        <w:t xml:space="preserve">    </w:t>
-      </w:r>
-    </w:p>
-    <w:p>
-      <w:pPr>
-        <w:pStyle w:val="af"/>
-        <w:rPr>
-          <w:lang w:val="en-US"/>
-        </w:rPr>
-      </w:pPr>
-      <w:r>
-        <w:rPr>
-          <w:lang w:val="en-US"/>
-        </w:rPr>
-        <w:t xml:space="preserve">    // </w:t>
-      </w:r>
-      <w:r>
-        <w:t>чтение</w:t>
-      </w:r>
-      <w:r>
-        <w:rPr>
-          <w:lang w:val="en-US"/>
-        </w:rPr>
-        <w:t xml:space="preserve"> </w:t>
-      </w:r>
-      <w:r>
-        <w:t>матрицы</w:t>
-      </w:r>
-      <w:r>
-        <w:rPr>
-          <w:lang w:val="en-US"/>
-        </w:rPr>
-        <w:t xml:space="preserve"> 1</w:t>
-      </w:r>
-    </w:p>
-    <w:p>
-      <w:pPr>
-        <w:pStyle w:val="af"/>
-        <w:rPr>
-          <w:lang w:val="en-US"/>
-        </w:rPr>
-      </w:pPr>
-      <w:r>
-        <w:rPr>
-          <w:lang w:val="en-US"/>
-        </w:rPr>
-        <w:t xml:space="preserve">    for (int </w:t>
-      </w:r>
-      <w:proofErr w:type="spellStart"/>
-      <w:r>
-        <w:rPr>
-          <w:lang w:val="en-US"/>
-        </w:rPr>
-        <w:t>i</w:t>
-      </w:r>
-      <w:proofErr w:type="spellEnd"/>
-      <w:r>
-        <w:rPr>
-          <w:lang w:val="en-US"/>
-        </w:rPr>
-        <w:t xml:space="preserve"> = 0; </w:t>
-      </w:r>
-      <w:proofErr w:type="spellStart"/>
-      <w:r>
-        <w:rPr>
-          <w:lang w:val="en-US"/>
-        </w:rPr>
-        <w:t>i</w:t>
-      </w:r>
-      <w:proofErr w:type="spellEnd"/>
-      <w:r>
-        <w:rPr>
-          <w:lang w:val="en-US"/>
-        </w:rPr>
-        <w:t xml:space="preserve"> &lt; N; </w:t>
-      </w:r>
-      <w:proofErr w:type="spellStart"/>
-      <w:r>
-        <w:rPr>
-          <w:lang w:val="en-US"/>
-        </w:rPr>
-        <w:t>i</w:t>
-      </w:r>
-      <w:proofErr w:type="spellEnd"/>
-      <w:r>
-        <w:rPr>
-          <w:lang w:val="en-US"/>
-        </w:rPr>
-        <w:t>++)</w:t>
-      </w:r>
-    </w:p>
-    <w:p>
-      <w:pPr>
-        <w:pStyle w:val="af"/>
-        <w:rPr>
-          <w:lang w:val="en-US"/>
-        </w:rPr>
-      </w:pPr>
-      <w:r>
-        <w:rPr>
-          <w:lang w:val="en-US"/>
-        </w:rPr>
-        <w:t xml:space="preserve">    {</w:t>
-      </w:r>
-    </w:p>
-    <w:p>
-      <w:pPr>
-        <w:pStyle w:val="af"/>
-        <w:rPr>
-          <w:lang w:val="en-US"/>
-        </w:rPr>
-      </w:pPr>
-      <w:r>
-        <w:rPr>
-          <w:lang w:val="en-US"/>
-        </w:rPr>
-        <w:t xml:space="preserve">        for (int j = 0; j &lt; M; </w:t>
-      </w:r>
-      <w:proofErr w:type="spellStart"/>
-      <w:r>
-        <w:rPr>
-          <w:lang w:val="en-US"/>
-        </w:rPr>
-        <w:t>j++</w:t>
-      </w:r>
-      <w:proofErr w:type="spellEnd"/>
-      <w:r>
-        <w:rPr>
-          <w:lang w:val="en-US"/>
-        </w:rPr>
-        <w:t>)</w:t>
-      </w:r>
-    </w:p>
-    <w:p>
-      <w:pPr>
-        <w:pStyle w:val="af"/>
-        <w:rPr>
-          <w:lang w:val="en-US"/>
-        </w:rPr>
-      </w:pPr>
-      <w:r>
-        <w:rPr>
-          <w:lang w:val="en-US"/>
-        </w:rPr>
-        <w:t xml:space="preserve">        {</w:t>
-      </w:r>
-    </w:p>
-    <w:p>
-      <w:pPr>
-        <w:pStyle w:val="af"/>
-        <w:rPr>
-          <w:lang w:val="en-US"/>
-        </w:rPr>
-      </w:pPr>
-      <w:r>
-        <w:rPr>
-          <w:lang w:val="en-US"/>
-        </w:rPr>
-        <w:t xml:space="preserve">            file &gt;&gt; matrix1[</w:t>
-      </w:r>
-      <w:proofErr w:type="spellStart"/>
-      <w:r>
-        <w:rPr>
-          <w:lang w:val="en-US"/>
-        </w:rPr>
-        <w:t>i</w:t>
-      </w:r>
-      <w:proofErr w:type="spellEnd"/>
-      <w:r>
-        <w:rPr>
-          <w:lang w:val="en-US"/>
-        </w:rPr>
-        <w:t>][j];</w:t>
-      </w:r>
-    </w:p>
-    <w:p>
-      <w:pPr>
-        <w:pStyle w:val="af"/>
-        <w:rPr>
-          <w:lang w:val="en-US"/>
-        </w:rPr>
-      </w:pPr>
-      <w:r>
-        <w:rPr>
-          <w:lang w:val="en-US"/>
-        </w:rPr>
-        <w:t xml:space="preserve">        }</w:t>
-      </w:r>
-    </w:p>
-    <w:p>
-      <w:pPr>
-        <w:pStyle w:val="af"/>
-        <w:rPr>
-          <w:lang w:val="en-US"/>
-        </w:rPr>
-      </w:pPr>
-      <w:r>
-        <w:rPr>
-          <w:lang w:val="en-US"/>
-        </w:rPr>
-        <w:t xml:space="preserve">    }</w:t>
-      </w:r>
-    </w:p>
-    <w:p>
-      <w:pPr>
-        <w:pStyle w:val="af"/>
-        <w:rPr>
-          <w:lang w:val="en-US"/>
-        </w:rPr>
-      </w:pPr>
-    </w:p>
-    <w:p>
-      <w:pPr>
-        <w:pStyle w:val="af"/>
-        <w:rPr>
-          <w:lang w:val="en-US"/>
-        </w:rPr>
-      </w:pPr>
-      <w:r>
-        <w:rPr>
-          <w:lang w:val="en-US"/>
-        </w:rPr>
-        <w:t xml:space="preserve">    // </w:t>
-      </w:r>
-      <w:r>
-        <w:t>чтение</w:t>
-      </w:r>
-      <w:r>
-        <w:rPr>
-          <w:lang w:val="en-US"/>
-        </w:rPr>
-        <w:t xml:space="preserve"> </w:t>
-      </w:r>
-      <w:r>
-        <w:t>матрицы</w:t>
-      </w:r>
-      <w:r>
-        <w:rPr>
-          <w:lang w:val="en-US"/>
-        </w:rPr>
-        <w:t xml:space="preserve"> 2</w:t>
-      </w:r>
-    </w:p>
-    <w:p>
-      <w:pPr>
-        <w:pStyle w:val="af"/>
-        <w:rPr>
-          <w:lang w:val="en-US"/>
-        </w:rPr>
-      </w:pPr>
-      <w:r>
-        <w:rPr>
-          <w:lang w:val="en-US"/>
-        </w:rPr>
-        <w:t xml:space="preserve">    for (int </w:t>
-      </w:r>
-      <w:proofErr w:type="spellStart"/>
-      <w:r>
-        <w:rPr>
-          <w:lang w:val="en-US"/>
-        </w:rPr>
-        <w:t>i</w:t>
-      </w:r>
-      <w:proofErr w:type="spellEnd"/>
-      <w:r>
-        <w:rPr>
-          <w:lang w:val="en-US"/>
-        </w:rPr>
-        <w:t xml:space="preserve"> = 0; </w:t>
-      </w:r>
-      <w:proofErr w:type="spellStart"/>
-      <w:r>
-        <w:rPr>
-          <w:lang w:val="en-US"/>
-        </w:rPr>
-        <w:t>i</w:t>
-      </w:r>
-      <w:proofErr w:type="spellEnd"/>
-      <w:r>
-        <w:rPr>
-          <w:lang w:val="en-US"/>
-        </w:rPr>
-        <w:t xml:space="preserve"> &lt; M; </w:t>
-      </w:r>
-      <w:proofErr w:type="spellStart"/>
-      <w:r>
-        <w:rPr>
-          <w:lang w:val="en-US"/>
-        </w:rPr>
-        <w:t>i</w:t>
-      </w:r>
-      <w:proofErr w:type="spellEnd"/>
-      <w:r>
-        <w:rPr>
-          <w:lang w:val="en-US"/>
-        </w:rPr>
-        <w:t>++)</w:t>
-      </w:r>
-    </w:p>
-    <w:p>
-      <w:pPr>
-        <w:pStyle w:val="af"/>
-        <w:rPr>
-          <w:lang w:val="en-US"/>
-        </w:rPr>
-      </w:pPr>
-      <w:r>
-        <w:rPr>
-          <w:lang w:val="en-US"/>
-        </w:rPr>
-        <w:t xml:space="preserve">    {</w:t>
-      </w:r>
-    </w:p>
-    <w:p>
-      <w:pPr>
-        <w:pStyle w:val="af"/>
-        <w:rPr>
-          <w:lang w:val="en-US"/>
-        </w:rPr>
-      </w:pPr>
-      <w:r>
-        <w:rPr>
-          <w:lang w:val="en-US"/>
-        </w:rPr>
-        <w:t xml:space="preserve">        for (int j = 0; j &lt; K; </w:t>
-      </w:r>
-      <w:proofErr w:type="spellStart"/>
-      <w:r>
-        <w:rPr>
-          <w:lang w:val="en-US"/>
-        </w:rPr>
-        <w:t>j++</w:t>
-      </w:r>
-      <w:proofErr w:type="spellEnd"/>
-      <w:r>
-        <w:rPr>
-          <w:lang w:val="en-US"/>
-        </w:rPr>
-        <w:t>)</w:t>
-      </w:r>
-    </w:p>
-    <w:p>
-      <w:pPr>
-        <w:pStyle w:val="af"/>
-        <w:rPr>
-          <w:lang w:val="en-US"/>
-        </w:rPr>
-      </w:pPr>
-      <w:r>
-        <w:rPr>
-          <w:lang w:val="en-US"/>
-        </w:rPr>
-        <w:t xml:space="preserve">        {</w:t>
-      </w:r>
-    </w:p>
-    <w:p>
-      <w:pPr>
-        <w:pStyle w:val="af"/>
-        <w:rPr>
-          <w:lang w:val="en-US"/>
-        </w:rPr>
-      </w:pPr>
-      <w:r>
-        <w:rPr>
-          <w:lang w:val="en-US"/>
-        </w:rPr>
-        <w:t xml:space="preserve">            file &gt;&gt; matrix2[</w:t>
-      </w:r>
-      <w:proofErr w:type="spellStart"/>
-      <w:r>
-        <w:rPr>
-          <w:lang w:val="en-US"/>
-        </w:rPr>
-        <w:t>i</w:t>
-      </w:r>
-      <w:proofErr w:type="spellEnd"/>
-      <w:r>
-        <w:rPr>
-          <w:lang w:val="en-US"/>
-        </w:rPr>
-        <w:t>][j];</w:t>
-      </w:r>
-    </w:p>
-    <w:p>
-      <w:pPr>
-        <w:pStyle w:val="af"/>
-        <w:rPr>
-          <w:lang w:val="en-US"/>
-        </w:rPr>
-      </w:pPr>
-      <w:r>
-        <w:rPr>
-          <w:lang w:val="en-US"/>
-        </w:rPr>
-        <w:t xml:space="preserve">        }</w:t>
-      </w:r>
-    </w:p>
-    <w:p>
-      <w:pPr>
-        <w:pStyle w:val="af"/>
-        <w:rPr>
-          <w:lang w:val="en-US"/>
-        </w:rPr>
-      </w:pPr>
-      <w:r>
-        <w:rPr>
-          <w:lang w:val="en-US"/>
-        </w:rPr>
-        <w:t xml:space="preserve">    }</w:t>
-      </w:r>
-    </w:p>
-    <w:p>
-      <w:pPr>
-        <w:pStyle w:val="af"/>
-        <w:rPr>
-          <w:lang w:val="en-US"/>
-        </w:rPr>
-      </w:pPr>
-    </w:p>
-    <w:p>
-      <w:pPr>
-        <w:pStyle w:val="af"/>
-        <w:rPr>
-          <w:lang w:val="en-US"/>
-        </w:rPr>
-      </w:pPr>
-      <w:r>
-        <w:rPr>
-          <w:lang w:val="en-US"/>
-        </w:rPr>
-        <w:t xml:space="preserve">    </w:t>
-      </w:r>
-      <w:proofErr w:type="spellStart"/>
-      <w:proofErr w:type="gramStart"/>
-      <w:r>
-        <w:rPr>
-          <w:lang w:val="en-US"/>
-        </w:rPr>
-        <w:t>file.close</w:t>
-      </w:r>
-      <w:proofErr w:type="spellEnd"/>
-      <w:proofErr w:type="gramEnd"/>
-      <w:r>
-        <w:rPr>
-          <w:lang w:val="en-US"/>
-        </w:rPr>
-        <w:t>();</w:t>
-      </w:r>
-    </w:p>
-    <w:p>
-      <w:pPr>
-        <w:pStyle w:val="af"/>
-        <w:rPr>
-          <w:lang w:val="en-US"/>
-        </w:rPr>
-      </w:pPr>
-      <w:r>
-        <w:rPr>
-          <w:lang w:val="en-US"/>
-        </w:rPr>
-        <w:t xml:space="preserve">    // --------------------------------------------</w:t>
-      </w:r>
-    </w:p>
-    <w:p>
-      <w:pPr>
-        <w:pStyle w:val="af"/>
-        <w:rPr>
-          <w:lang w:val="en-US"/>
-        </w:rPr>
-      </w:pPr>
-    </w:p>
-    <w:p>
-      <w:pPr>
-        <w:pStyle w:val="af"/>
-        <w:rPr>
-          <w:lang w:val="en-US"/>
-        </w:rPr>
-      </w:pPr>
-      <w:r>
-        <w:rPr>
-          <w:lang w:val="en-US"/>
-        </w:rPr>
-        <w:t xml:space="preserve">    </w:t>
-      </w:r>
-      <w:proofErr w:type="spellStart"/>
-      <w:r>
-        <w:rPr>
-          <w:lang w:val="en-US"/>
-        </w:rPr>
-        <w:t>printMatrix</w:t>
-      </w:r>
-      <w:proofErr w:type="spellEnd"/>
-      <w:r>
-        <w:rPr>
-          <w:lang w:val="en-US"/>
-        </w:rPr>
-        <w:t>(&amp;matrix1[0][0], N, M, "Matrix 1");</w:t>
-      </w:r>
-    </w:p>
-    <w:p>
-      <w:pPr>
-        <w:pStyle w:val="af"/>
-        <w:rPr>
-          <w:lang w:val="en-US"/>
-        </w:rPr>
-      </w:pPr>
-      <w:r>
-        <w:rPr>
-          <w:lang w:val="en-US"/>
-        </w:rPr>
-        <w:t xml:space="preserve">    </w:t>
-      </w:r>
-      <w:proofErr w:type="spellStart"/>
-      <w:r>
-        <w:rPr>
-          <w:lang w:val="en-US"/>
-        </w:rPr>
-        <w:t>printMatrix</w:t>
-      </w:r>
-      <w:proofErr w:type="spellEnd"/>
-      <w:r>
-        <w:rPr>
-          <w:lang w:val="en-US"/>
-        </w:rPr>
-        <w:t>(&amp;matrix2[0][0], M, K, "Matrix 2");</w:t>
-      </w:r>
-    </w:p>
-    <w:p>
-      <w:pPr>
-        <w:pStyle w:val="af"/>
-        <w:rPr>
-          <w:lang w:val="en-US"/>
-        </w:rPr>
-      </w:pPr>
-    </w:p>
-    <w:p>
-      <w:pPr>
-        <w:pStyle w:val="af"/>
-        <w:rPr>
-          <w:lang w:val="en-US"/>
-        </w:rPr>
-      </w:pPr>
-      <w:r>
-        <w:rPr>
-          <w:lang w:val="en-US"/>
-        </w:rPr>
-        <w:t xml:space="preserve">    </w:t>
-      </w:r>
-      <w:proofErr w:type="spellStart"/>
-      <w:r>
-        <w:rPr>
-          <w:i/>
-          <w:iCs/>
-          <w:lang w:val="en-US"/>
-        </w:rPr>
-        <w:t>MPI_Request</w:t>
-      </w:r>
-      <w:proofErr w:type="spellEnd"/>
-      <w:r>
-        <w:rPr>
-          <w:lang w:val="en-US"/>
-        </w:rPr>
-        <w:t xml:space="preserve"> </w:t>
-      </w:r>
-      <w:proofErr w:type="spellStart"/>
-      <w:r>
-        <w:rPr>
-          <w:lang w:val="en-US"/>
-        </w:rPr>
-        <w:t>send_</w:t>
-      </w:r>
-      <w:proofErr w:type="gramStart"/>
-      <w:r>
-        <w:rPr>
-          <w:lang w:val="en-US"/>
-        </w:rPr>
-        <w:t>request</w:t>
-      </w:r>
-      <w:proofErr w:type="spellEnd"/>
-      <w:r>
-        <w:rPr>
-          <w:lang w:val="en-US"/>
-        </w:rPr>
-        <w:t>[</w:t>
-      </w:r>
-      <w:proofErr w:type="gramEnd"/>
-      <w:r>
-        <w:rPr>
-          <w:lang w:val="en-US"/>
-        </w:rPr>
-        <w:t>N * 2] = {</w:t>
-      </w:r>
-      <w:proofErr w:type="gramStart"/>
-      <w:r>
-        <w:rPr>
-          <w:lang w:val="en-US"/>
-        </w:rPr>
-        <w:t xml:space="preserve">};   </w:t>
-      </w:r>
-      <w:proofErr w:type="gramEnd"/>
-      <w:r>
-        <w:rPr>
-          <w:lang w:val="en-US"/>
-        </w:rPr>
-        <w:t xml:space="preserve">// </w:t>
-      </w:r>
-      <w:r>
-        <w:t>дескрипторы</w:t>
-      </w:r>
-      <w:r>
-        <w:rPr>
-          <w:lang w:val="en-US"/>
-        </w:rPr>
-        <w:t xml:space="preserve"> </w:t>
-      </w:r>
-      <w:r>
-        <w:t>отправок</w:t>
-      </w:r>
-    </w:p>
-    <w:p>
-      <w:pPr>
-        <w:pStyle w:val="af"/>
-        <w:rPr>
-          <w:lang w:val="en-US"/>
-        </w:rPr>
-      </w:pPr>
-    </w:p>
-    <w:p>
-      <w:pPr>
-        <w:pStyle w:val="af"/>
-      </w:pPr>
-      <w:r>
-        <w:rPr>
-          <w:lang w:val="en-US"/>
-        </w:rPr>
-        <w:t xml:space="preserve">    </w:t>
-      </w:r>
-      <w:r>
-        <w:t>// передача исполнителям строк и матрицы</w:t>
-      </w:r>
-    </w:p>
-    <w:p>
-      <w:pPr>
-        <w:pStyle w:val="af"/>
-        <w:rPr>
-          <w:lang w:val="en-US"/>
-        </w:rPr>
-      </w:pPr>
-      <w:r>
-        <w:t xml:space="preserve">    </w:t>
-      </w:r>
-      <w:r>
-        <w:rPr>
-          <w:lang w:val="en-US"/>
-        </w:rPr>
-        <w:t xml:space="preserve">for (int </w:t>
-      </w:r>
-      <w:proofErr w:type="spellStart"/>
-      <w:r>
-        <w:rPr>
-          <w:lang w:val="en-US"/>
-        </w:rPr>
-        <w:t>i</w:t>
-      </w:r>
-      <w:proofErr w:type="spellEnd"/>
-      <w:r>
-        <w:rPr>
-          <w:lang w:val="en-US"/>
-        </w:rPr>
-        <w:t xml:space="preserve"> = 0; </w:t>
-      </w:r>
-      <w:proofErr w:type="spellStart"/>
-      <w:r>
-        <w:rPr>
-          <w:lang w:val="en-US"/>
-        </w:rPr>
-        <w:t>i</w:t>
-      </w:r>
-      <w:proofErr w:type="spellEnd"/>
-      <w:r>
-        <w:rPr>
-          <w:lang w:val="en-US"/>
-        </w:rPr>
-        <w:t xml:space="preserve"> &lt; N; </w:t>
-      </w:r>
-      <w:proofErr w:type="spellStart"/>
-      <w:r>
-        <w:rPr>
-          <w:lang w:val="en-US"/>
-        </w:rPr>
-        <w:t>i</w:t>
-      </w:r>
-      <w:proofErr w:type="spellEnd"/>
-      <w:r>
-        <w:rPr>
-          <w:lang w:val="en-US"/>
-        </w:rPr>
-        <w:t>++)</w:t>
-      </w:r>
-    </w:p>
-    <w:p>
-      <w:pPr>
-        <w:pStyle w:val="af"/>
-        <w:rPr>
-          <w:lang w:val="en-US"/>
-        </w:rPr>
-      </w:pPr>
-      <w:r>
-        <w:rPr>
-          <w:lang w:val="en-US"/>
-        </w:rPr>
-        <w:t xml:space="preserve">    </w:t>
-      </w:r>
-      <w:r>
-        <w:rPr>
-          <w:lang w:val="en-US"/>
-        </w:rPr>
-        <w:t>{</w:t>
-      </w:r>
-    </w:p>
-    <w:p>
-      <w:pPr>
-        <w:pStyle w:val="af"/>
-        <w:rPr>
-          <w:lang w:val="en-US"/>
-        </w:rPr>
-      </w:pPr>
-      <w:r>
-        <w:rPr>
-          <w:lang w:val="en-US"/>
-        </w:rPr>
-        <w:t xml:space="preserve">        </w:t>
-      </w:r>
-      <w:proofErr w:type="spellStart"/>
       <w:r>
         <w:rPr>
           <w:b/>
           <w:bCs/>
           <w:lang w:val="en-US"/>
         </w:rPr>
-        <w:t>MPI_Isend</w:t>
-      </w:r>
-      <w:proofErr w:type="spellEnd"/>
-      <w:r>
-        <w:rPr>
-          <w:lang w:val="en-US"/>
-        </w:rPr>
-        <w:t>(matrix1[</w:t>
-      </w:r>
-      <w:proofErr w:type="spellStart"/>
-      <w:r>
-        <w:rPr>
-          <w:lang w:val="en-US"/>
-        </w:rPr>
-        <w:t>i</w:t>
-      </w:r>
-      <w:proofErr w:type="spellEnd"/>
-      <w:r>
-        <w:rPr>
-          <w:lang w:val="en-US"/>
-        </w:rPr>
-        <w:t xml:space="preserve">], M, MPI_INT, </w:t>
-      </w:r>
-      <w:proofErr w:type="spellStart"/>
-      <w:r>
-        <w:rPr>
-          <w:lang w:val="en-US"/>
-        </w:rPr>
-        <w:t>i</w:t>
-      </w:r>
-      <w:proofErr w:type="spellEnd"/>
-      <w:r>
-        <w:rPr>
-          <w:lang w:val="en-US"/>
-        </w:rPr>
-        <w:t xml:space="preserve"> + 1, 1, MPI_COMM_WORLD, &amp;</w:t>
-      </w:r>
-      <w:proofErr w:type="spellStart"/>
-      <w:r>
-        <w:rPr>
-          <w:lang w:val="en-US"/>
-        </w:rPr>
-        <w:t>send_request</w:t>
-      </w:r>
-      <w:proofErr w:type="spellEnd"/>
-      <w:r>
-        <w:rPr>
-          <w:lang w:val="en-US"/>
-        </w:rPr>
-        <w:t>[</w:t>
-      </w:r>
-      <w:proofErr w:type="spellStart"/>
-      <w:r>
-        <w:rPr>
-          <w:lang w:val="en-US"/>
-        </w:rPr>
-        <w:t>i</w:t>
-      </w:r>
-      <w:proofErr w:type="spellEnd"/>
-      <w:r>
-        <w:rPr>
-          <w:lang w:val="en-US"/>
-        </w:rPr>
-        <w:t>]);</w:t>
-      </w:r>
-    </w:p>
-    <w:p>
-      <w:pPr>
-        <w:pStyle w:val="af"/>
-        <w:rPr>
-          <w:lang w:val="en-US"/>
-        </w:rPr>
-      </w:pPr>
-      <w:r>
-        <w:rPr>
-          <w:lang w:val="en-US"/>
-        </w:rPr>
-        <w:t xml:space="preserve">        </w:t>
-      </w:r>
-      <w:proofErr w:type="spellStart"/>
+        <w:t>MPI_Irecv</w:t>
+      </w:r>
+      <w:r>
+        <w:rPr>
+          <w:lang w:val="en-US"/>
+        </w:rPr>
+        <w:t>(row, M, MPI_INT, 0, 1, MPI_COMM_WORLD, &amp;get_request[0]);</w:t>
+      </w:r>
+    </w:p>
+    <w:p>
+      <w:pPr>
+        <w:pStyle w:val="af"/>
+        <w:rPr>
+          <w:lang w:val="en-US"/>
+        </w:rPr>
+      </w:pPr>
+      <w:r>
+        <w:rPr>
+          <w:lang w:val="en-US"/>
+        </w:rPr>
+        <w:t xml:space="preserve">    </w:t>
+      </w:r>
       <w:r>
         <w:rPr>
           <w:b/>
           <w:bCs/>
           <w:lang w:val="en-US"/>
         </w:rPr>
-        <w:t>MPI_</w:t>
-      </w:r>
-      <w:proofErr w:type="gramStart"/>
+        <w:t>MPI_Irecv</w:t>
+      </w:r>
+      <w:r>
+        <w:rPr>
+          <w:lang w:val="en-US"/>
+        </w:rPr>
+        <w:t>(matrix, M * K, MPI_INT, 0, 2, MPI_COMM_WORLD, &amp;get_request[1]);</w:t>
+      </w:r>
+    </w:p>
+    <w:p>
+      <w:pPr>
+        <w:pStyle w:val="af"/>
+        <w:rPr>
+          <w:lang w:val="en-US"/>
+        </w:rPr>
+      </w:pPr>
+    </w:p>
+    <w:p>
+      <w:pPr>
+        <w:pStyle w:val="af"/>
+        <w:rPr>
+          <w:lang w:val="en-US"/>
+        </w:rPr>
+      </w:pPr>
+      <w:r>
+        <w:rPr>
+          <w:lang w:val="en-US"/>
+        </w:rPr>
+        <w:t xml:space="preserve">    </w:t>
+      </w:r>
       <w:r>
         <w:rPr>
           <w:b/>
           <w:bCs/>
           <w:lang w:val="en-US"/>
         </w:rPr>
-        <w:t>Isend</w:t>
-      </w:r>
-      <w:proofErr w:type="spellEnd"/>
-      <w:r>
-        <w:rPr>
-          <w:lang w:val="en-US"/>
-        </w:rPr>
-        <w:t>(</w:t>
-      </w:r>
-      <w:proofErr w:type="gramEnd"/>
-      <w:r>
-        <w:rPr>
-          <w:lang w:val="en-US"/>
-        </w:rPr>
-        <w:t xml:space="preserve">matrix2, M * K, MPI_INT, </w:t>
-      </w:r>
-      <w:proofErr w:type="spellStart"/>
-      <w:r>
-        <w:rPr>
-          <w:lang w:val="en-US"/>
-        </w:rPr>
-        <w:t>i</w:t>
-      </w:r>
-      <w:proofErr w:type="spellEnd"/>
-      <w:r>
-        <w:rPr>
-          <w:lang w:val="en-US"/>
-        </w:rPr>
-        <w:t xml:space="preserve"> + 1, 2, MPI_COMM_WORLD, &amp;</w:t>
-      </w:r>
-      <w:proofErr w:type="spellStart"/>
-      <w:r>
-        <w:rPr>
-          <w:lang w:val="en-US"/>
-        </w:rPr>
-        <w:t>send_</w:t>
-      </w:r>
-      <w:proofErr w:type="gramStart"/>
-      <w:r>
-        <w:rPr>
-          <w:lang w:val="en-US"/>
-        </w:rPr>
-        <w:t>request</w:t>
-      </w:r>
-      <w:proofErr w:type="spellEnd"/>
-      <w:r>
-        <w:rPr>
-          <w:lang w:val="en-US"/>
-        </w:rPr>
-        <w:t>[</w:t>
-      </w:r>
-      <w:proofErr w:type="gramEnd"/>
-      <w:r>
-        <w:rPr>
-          <w:lang w:val="en-US"/>
-        </w:rPr>
-        <w:t xml:space="preserve">N * 2 - </w:t>
-      </w:r>
-      <w:proofErr w:type="spellStart"/>
-      <w:r>
-        <w:rPr>
-          <w:lang w:val="en-US"/>
-        </w:rPr>
-        <w:t>i</w:t>
-      </w:r>
-      <w:proofErr w:type="spellEnd"/>
-      <w:r>
-        <w:rPr>
-          <w:lang w:val="en-US"/>
-        </w:rPr>
-        <w:t xml:space="preserve"> - 1]);</w:t>
-      </w:r>
-    </w:p>
-    <w:p>
-      <w:pPr>
-        <w:pStyle w:val="af"/>
+        <w:t>MPI_Waitall</w:t>
+      </w:r>
+      <w:r>
+        <w:rPr>
+          <w:lang w:val="en-US"/>
+        </w:rPr>
+        <w:t>(2, get_request, MPI_STATUSES_IGNORE);</w:t>
+      </w:r>
+    </w:p>
+    <w:p>
+      <w:pPr>
+        <w:pStyle w:val="af"/>
+        <w:rPr>
+          <w:lang w:val="en-US"/>
+        </w:rPr>
+      </w:pPr>
+      <w:r>
+        <w:rPr>
+          <w:lang w:val="en-US"/>
+        </w:rPr>
+        <w:t xml:space="preserve">    </w:t>
+      </w:r>
+    </w:p>
+    <w:p>
+      <w:pPr>
+        <w:pStyle w:val="af"/>
+      </w:pPr>
+      <w:r>
+        <w:rPr>
+          <w:lang w:val="en-US"/>
+        </w:rPr>
+        <w:t xml:space="preserve">    </w:t>
+      </w:r>
+      <w:r>
+        <w:t>// произведение строки на матрицу</w:t>
+      </w:r>
+    </w:p>
+    <w:p>
+      <w:pPr>
+        <w:pStyle w:val="af"/>
+      </w:pPr>
+      <w:r>
+        <w:t xml:space="preserve">    </w:t>
+      </w:r>
+      <w:r>
+        <w:rPr>
+          <w:lang w:val="en-US"/>
+        </w:rPr>
+        <w:t>for</w:t>
+      </w:r>
+      <w:r>
+        <w:t xml:space="preserve"> (</w:t>
+      </w:r>
+      <w:r>
+        <w:rPr>
+          <w:lang w:val="en-US"/>
+        </w:rPr>
+        <w:t>int</w:t>
+      </w:r>
+      <w:r>
+        <w:t xml:space="preserve"> </w:t>
+      </w:r>
+      <w:r>
+        <w:rPr>
+          <w:lang w:val="en-US"/>
+        </w:rPr>
+        <w:t>j</w:t>
+      </w:r>
+      <w:r>
+        <w:t xml:space="preserve"> = 0; </w:t>
+      </w:r>
+      <w:r>
+        <w:rPr>
+          <w:lang w:val="en-US"/>
+        </w:rPr>
+        <w:t>j</w:t>
+      </w:r>
+      <w:r>
+        <w:t xml:space="preserve"> &lt; </w:t>
+      </w:r>
+      <w:r>
+        <w:rPr>
+          <w:lang w:val="en-US"/>
+        </w:rPr>
+        <w:t>K</w:t>
+      </w:r>
+      <w:r>
+        <w:t xml:space="preserve">; </w:t>
+      </w:r>
+      <w:r>
+        <w:rPr>
+          <w:lang w:val="en-US"/>
+        </w:rPr>
+        <w:t>j</w:t>
+      </w:r>
+      <w:r>
+        <w:t>++)</w:t>
+      </w:r>
+    </w:p>
+    <w:p>
+      <w:pPr>
+        <w:pStyle w:val="af"/>
+        <w:rPr>
+          <w:lang w:val="en-US"/>
+        </w:rPr>
+      </w:pPr>
+      <w:r>
+        <w:t xml:space="preserve">    </w:t>
+      </w:r>
+      <w:r>
+        <w:rPr>
+          <w:lang w:val="en-US"/>
+        </w:rPr>
+        <w:t>{</w:t>
+      </w:r>
+    </w:p>
+    <w:p>
+      <w:pPr>
+        <w:pStyle w:val="af"/>
+        <w:rPr>
+          <w:lang w:val="en-US"/>
+        </w:rPr>
+      </w:pPr>
+      <w:r>
+        <w:rPr>
+          <w:lang w:val="en-US"/>
+        </w:rPr>
+        <w:lastRenderedPageBreak/>
+        <w:t xml:space="preserve">        result[j] = 0;</w:t>
+      </w:r>
+    </w:p>
+    <w:p>
+      <w:pPr>
+        <w:pStyle w:val="af"/>
+        <w:rPr>
+          <w:lang w:val="en-US"/>
+        </w:rPr>
+      </w:pPr>
+      <w:r>
+        <w:rPr>
+          <w:lang w:val="en-US"/>
+        </w:rPr>
+        <w:t xml:space="preserve">        for (int i = 0; i &lt; M; i++) </w:t>
+      </w:r>
+    </w:p>
+    <w:p>
+      <w:pPr>
+        <w:pStyle w:val="af"/>
+        <w:rPr>
+          <w:lang w:val="en-US"/>
+        </w:rPr>
+      </w:pPr>
+      <w:r>
+        <w:rPr>
+          <w:lang w:val="en-US"/>
+        </w:rPr>
+        <w:t xml:space="preserve">        {</w:t>
+      </w:r>
+    </w:p>
+    <w:p>
+      <w:pPr>
+        <w:pStyle w:val="af"/>
+        <w:rPr>
+          <w:lang w:val="en-US"/>
+        </w:rPr>
+      </w:pPr>
+      <w:r>
+        <w:rPr>
+          <w:lang w:val="en-US"/>
+        </w:rPr>
+        <w:t xml:space="preserve">            result[j] += row[i] * matrix[i][j];</w:t>
+      </w:r>
+    </w:p>
+    <w:p>
+      <w:pPr>
+        <w:pStyle w:val="af"/>
+        <w:rPr>
+          <w:lang w:val="en-US"/>
+        </w:rPr>
+      </w:pPr>
+      <w:r>
+        <w:rPr>
+          <w:lang w:val="en-US"/>
+        </w:rPr>
+        <w:t xml:space="preserve">        }</w:t>
+      </w:r>
+    </w:p>
+    <w:p>
+      <w:pPr>
+        <w:pStyle w:val="af"/>
+        <w:rPr>
+          <w:lang w:val="en-US"/>
+        </w:rPr>
       </w:pPr>
       <w:r>
         <w:rPr>
@@ -2936,7 +2788,51 @@
     <w:p>
       <w:pPr>
         <w:pStyle w:val="af"/>
-      </w:pPr>
+        <w:rPr>
+          <w:lang w:val="en-US"/>
+        </w:rPr>
+      </w:pPr>
+    </w:p>
+    <w:p>
+      <w:pPr>
+        <w:pStyle w:val="af"/>
+        <w:rPr>
+          <w:lang w:val="en-US"/>
+        </w:rPr>
+      </w:pPr>
+      <w:r>
+        <w:rPr>
+          <w:lang w:val="en-US"/>
+        </w:rPr>
+        <w:t xml:space="preserve">    // </w:t>
+      </w:r>
+      <w:r>
+        <w:t>возврат</w:t>
+      </w:r>
+      <w:r>
+        <w:rPr>
+          <w:lang w:val="en-US"/>
+        </w:rPr>
+        <w:t xml:space="preserve"> </w:t>
+      </w:r>
+      <w:r>
+        <w:t>резльтата</w:t>
+      </w:r>
+      <w:r>
+        <w:rPr>
+          <w:lang w:val="en-US"/>
+        </w:rPr>
+        <w:t xml:space="preserve"> </w:t>
+      </w:r>
+      <w:r>
+        <w:t>в</w:t>
+      </w:r>
+      <w:r>
+        <w:rPr>
+          <w:lang w:val="en-US"/>
+        </w:rPr>
+        <w:t xml:space="preserve"> master</w:t>
+      </w:r>
     </w:p>
     <w:p>
       <w:pPr>
@@ -2951,60 +2847,104 @@
         </w:rPr>
         <w:t xml:space="preserve">    </w:t>
       </w:r>
-      <w:proofErr w:type="spellStart"/>
       <w:r>
         <w:rPr>
           <w:b/>
           <w:bCs/>
           <w:lang w:val="en-US"/>
         </w:rPr>
-        <w:t>MPI_</w:t>
-      </w:r>
-      <w:proofErr w:type="gramStart"/>
-      <w:r>
-        <w:rPr>
-          <w:b/>
-          <w:bCs/>
-          <w:lang w:val="en-US"/>
-        </w:rPr>
-        <w:t>Waitall</w:t>
-      </w:r>
-      <w:proofErr w:type="spellEnd"/>
-      <w:r>
-        <w:rPr>
-          <w:lang w:val="en-US"/>
-        </w:rPr>
-        <w:t>(</w:t>
-      </w:r>
-      <w:proofErr w:type="gramEnd"/>
-      <w:r>
-        <w:rPr>
-          <w:lang w:val="en-US"/>
-        </w:rPr>
-        <w:t xml:space="preserve">N * 2, </w:t>
-      </w:r>
-      <w:proofErr w:type="spellStart"/>
-      <w:r>
-        <w:rPr>
-          <w:lang w:val="en-US"/>
-        </w:rPr>
-        <w:t>send_request</w:t>
-      </w:r>
-      <w:proofErr w:type="spellEnd"/>
-      <w:r>
-        <w:rPr>
-          <w:lang w:val="en-US"/>
-        </w:rPr>
-        <w:t>, MPI_STATUSES_IGNORE);</w:t>
-      </w:r>
-    </w:p>
-    <w:p>
-      <w:pPr>
-        <w:pStyle w:val="af"/>
-        <w:rPr>
-          <w:lang w:val="en-US"/>
-        </w:rPr>
-      </w:pPr>
+        <w:t>MPI_Isend</w:t>
+      </w:r>
+      <w:r>
+        <w:rPr>
+          <w:lang w:val="en-US"/>
+        </w:rPr>
+        <w:t>(result, K, MPI_INT, 0, 3, MPI_COMM_WORLD, &amp;get_request[2]);</w:t>
+      </w:r>
+    </w:p>
+    <w:p>
+      <w:pPr>
+        <w:pStyle w:val="af"/>
+        <w:rPr>
+          <w:lang w:val="en-US"/>
+        </w:rPr>
+      </w:pPr>
+      <w:r>
+        <w:rPr>
+          <w:lang w:val="en-US"/>
+        </w:rPr>
+        <w:t>}</w:t>
+      </w:r>
+    </w:p>
+    <w:p>
+      <w:pPr>
+        <w:pStyle w:val="af"/>
+        <w:rPr>
+          <w:lang w:val="en-US"/>
+        </w:rPr>
+      </w:pPr>
+    </w:p>
+    <w:p>
+      <w:pPr>
+        <w:pStyle w:val="af"/>
+        <w:rPr>
+          <w:lang w:val="en-US"/>
+        </w:rPr>
+      </w:pPr>
+    </w:p>
+    <w:p>
+      <w:pPr>
+        <w:pStyle w:val="af"/>
+        <w:rPr>
+          <w:lang w:val="en-US"/>
+        </w:rPr>
+      </w:pPr>
+      <w:r>
+        <w:rPr>
+          <w:lang w:val="en-US"/>
+        </w:rPr>
+        <w:t xml:space="preserve">// </w:t>
+      </w:r>
+      <w:r>
+        <w:t>Вывод</w:t>
+      </w:r>
+      <w:r>
+        <w:rPr>
+          <w:lang w:val="en-US"/>
+        </w:rPr>
+        <w:t xml:space="preserve"> </w:t>
+      </w:r>
+      <w:r>
+        <w:t>матрицы</w:t>
+      </w:r>
+    </w:p>
+    <w:p>
+      <w:pPr>
+        <w:pStyle w:val="af"/>
+        <w:rPr>
+          <w:lang w:val="en-US"/>
+        </w:rPr>
+      </w:pPr>
+      <w:r>
+        <w:rPr>
+          <w:lang w:val="en-US"/>
+        </w:rPr>
+        <w:t>static void printMatrix(int* matrix, int rows, int cols, string name = "")</w:t>
+      </w:r>
+    </w:p>
+    <w:p>
+      <w:pPr>
+        <w:pStyle w:val="af"/>
+        <w:rPr>
+          <w:lang w:val="en-US"/>
+        </w:rPr>
+      </w:pPr>
+      <w:r>
+        <w:rPr>
+          <w:lang w:val="en-US"/>
+        </w:rPr>
+        <w:t>{</w:t>
+      </w:r>
     </w:p>
     <w:p>
       <w:pPr>
@@ -3019,151 +2959,47 @@
         </w:rPr>
         <w:t xml:space="preserve">    </w:t>
       </w:r>
-      <w:proofErr w:type="spellStart"/>
-      <w:r>
-        <w:rPr>
-          <w:i/>
-          <w:iCs/>
-          <w:lang w:val="en-US"/>
-        </w:rPr>
-        <w:t>MPI_Request</w:t>
-      </w:r>
-      <w:proofErr w:type="spellEnd"/>
-      <w:r>
-        <w:rPr>
-          <w:lang w:val="en-US"/>
-        </w:rPr>
-        <w:t xml:space="preserve"> </w:t>
-      </w:r>
-      <w:proofErr w:type="spellStart"/>
-      <w:r>
-        <w:rPr>
-          <w:lang w:val="en-US"/>
-        </w:rPr>
-        <w:t>recv_request</w:t>
-      </w:r>
-      <w:proofErr w:type="spellEnd"/>
-      <w:r>
-        <w:rPr>
-          <w:lang w:val="en-US"/>
-        </w:rPr>
-        <w:t>[N] = {</w:t>
-      </w:r>
-      <w:proofErr w:type="gramStart"/>
-      <w:r>
-        <w:rPr>
-          <w:lang w:val="en-US"/>
-        </w:rPr>
-        <w:t xml:space="preserve">};   </w:t>
-      </w:r>
-      <w:proofErr w:type="gramEnd"/>
-      <w:r>
-        <w:rPr>
-          <w:lang w:val="en-US"/>
-        </w:rPr>
-        <w:t xml:space="preserve">// </w:t>
-      </w:r>
-      <w:r>
-        <w:t>дескрипторы</w:t>
-      </w:r>
-      <w:r>
-        <w:rPr>
-          <w:lang w:val="en-US"/>
-        </w:rPr>
-        <w:t xml:space="preserve"> </w:t>
-      </w:r>
-      <w:r>
-        <w:t>возвратов</w:t>
-      </w:r>
-    </w:p>
-    <w:p>
-      <w:pPr>
-        <w:pStyle w:val="af"/>
-        <w:rPr>
-          <w:lang w:val="en-US"/>
-        </w:rPr>
-      </w:pPr>
-    </w:p>
-    <w:p>
-      <w:pPr>
-        <w:pStyle w:val="af"/>
-        <w:rPr>
-          <w:lang w:val="en-US"/>
-        </w:rPr>
-      </w:pPr>
-      <w:r>
-        <w:rPr>
-          <w:lang w:val="en-US"/>
-        </w:rPr>
-        <w:t xml:space="preserve">    // </w:t>
-      </w:r>
-      <w:r>
-        <w:t>получение</w:t>
-      </w:r>
-      <w:r>
-        <w:rPr>
-          <w:lang w:val="en-US"/>
-        </w:rPr>
-        <w:t xml:space="preserve"> </w:t>
-      </w:r>
-      <w:r>
-        <w:t>результатов</w:t>
-      </w:r>
-    </w:p>
-    <w:p>
-      <w:pPr>
-        <w:pStyle w:val="af"/>
-        <w:rPr>
-          <w:lang w:val="en-US"/>
-        </w:rPr>
-      </w:pPr>
-      <w:r>
-        <w:rPr>
-          <w:lang w:val="en-US"/>
-        </w:rPr>
-        <w:t xml:space="preserve">    for (int </w:t>
-      </w:r>
-      <w:proofErr w:type="spellStart"/>
-      <w:r>
-        <w:rPr>
-          <w:lang w:val="en-US"/>
-        </w:rPr>
-        <w:t>i</w:t>
-      </w:r>
-      <w:proofErr w:type="spellEnd"/>
-      <w:r>
-        <w:rPr>
-          <w:lang w:val="en-US"/>
-        </w:rPr>
-        <w:t xml:space="preserve"> = 0; </w:t>
-      </w:r>
-      <w:proofErr w:type="spellStart"/>
-      <w:r>
-        <w:rPr>
-          <w:lang w:val="en-US"/>
-        </w:rPr>
-        <w:t>i</w:t>
-      </w:r>
-      <w:proofErr w:type="spellEnd"/>
-      <w:r>
-        <w:rPr>
-          <w:lang w:val="en-US"/>
-        </w:rPr>
-        <w:t xml:space="preserve"> &lt; N; </w:t>
-      </w:r>
-      <w:proofErr w:type="spellStart"/>
-      <w:r>
-        <w:rPr>
-          <w:lang w:val="en-US"/>
-        </w:rPr>
-        <w:t>i</w:t>
-      </w:r>
-      <w:proofErr w:type="spellEnd"/>
-      <w:r>
-        <w:rPr>
-          <w:lang w:val="en-US"/>
-        </w:rPr>
-        <w:t>++)</w:t>
+      <w:r>
+        <w:rPr>
+          <w:lang w:val="en-US"/>
+        </w:rPr>
+        <w:t xml:space="preserve">if (!name.empty()) </w:t>
+      </w:r>
+    </w:p>
+    <w:p>
+      <w:pPr>
+        <w:pStyle w:val="af"/>
+        <w:rPr>
+          <w:lang w:val="en-US"/>
+        </w:rPr>
+      </w:pPr>
+      <w:r>
+        <w:rPr>
+          <w:lang w:val="en-US"/>
+        </w:rPr>
+        <w:t xml:space="preserve">        cout &lt;&lt; name &lt;&lt; ":\n";</w:t>
+      </w:r>
+    </w:p>
+    <w:p>
+      <w:pPr>
+        <w:pStyle w:val="af"/>
+        <w:rPr>
+          <w:lang w:val="en-US"/>
+        </w:rPr>
+      </w:pPr>
+    </w:p>
+    <w:p>
+      <w:pPr>
+        <w:pStyle w:val="af"/>
+        <w:rPr>
+          <w:lang w:val="en-US"/>
+        </w:rPr>
+      </w:pPr>
+      <w:r>
+        <w:rPr>
+          <w:lang w:val="en-US"/>
+        </w:rPr>
+        <w:t xml:space="preserve">    for (int i = 0; i &lt; rows; i++)</w:t>
       </w:r>
     </w:p>
     <w:p>
@@ -3191,93 +3027,69 @@
         <w:rPr>
           <w:lang w:val="en-US"/>
         </w:rPr>
+        <w:t xml:space="preserve">        for (int j = 0; j &lt; cols; j++)</w:t>
+      </w:r>
+    </w:p>
+    <w:p>
+      <w:pPr>
+        <w:pStyle w:val="af"/>
+        <w:rPr>
+          <w:lang w:val="en-US"/>
+        </w:rPr>
+      </w:pPr>
+      <w:r>
+        <w:rPr>
+          <w:lang w:val="en-US"/>
+        </w:rPr>
+        <w:t xml:space="preserve">        {</w:t>
+      </w:r>
+    </w:p>
+    <w:p>
+      <w:pPr>
+        <w:pStyle w:val="af"/>
+        <w:rPr>
+          <w:lang w:val="en-US"/>
+        </w:rPr>
+      </w:pPr>
+      <w:r>
+        <w:rPr>
+          <w:lang w:val="en-US"/>
+        </w:rPr>
+        <w:t xml:space="preserve">            cout &lt;&lt; setw(2) &lt;&lt; matrix[i * cols + j] &lt;&lt; " ";</w:t>
+      </w:r>
+    </w:p>
+    <w:p>
+      <w:pPr>
+        <w:pStyle w:val="af"/>
+        <w:rPr>
+          <w:lang w:val="en-US"/>
+        </w:rPr>
+      </w:pPr>
+      <w:r>
+        <w:rPr>
+          <w:lang w:val="en-US"/>
+        </w:rPr>
         <w:t xml:space="preserve">        </w:t>
       </w:r>
-      <w:proofErr w:type="spellStart"/>
-      <w:r>
-        <w:rPr>
-          <w:b/>
-          <w:bCs/>
-          <w:lang w:val="en-US"/>
-        </w:rPr>
-        <w:t>MPI_Irecv</w:t>
-      </w:r>
-      <w:proofErr w:type="spellEnd"/>
-      <w:r>
-        <w:rPr>
-          <w:lang w:val="en-US"/>
-        </w:rPr>
-        <w:t>(</w:t>
-      </w:r>
-      <w:proofErr w:type="spellStart"/>
-      <w:r>
-        <w:rPr>
-          <w:lang w:val="en-US"/>
-        </w:rPr>
-        <w:t>result_matrix</w:t>
-      </w:r>
-      <w:proofErr w:type="spellEnd"/>
-      <w:r>
-        <w:rPr>
-          <w:lang w:val="en-US"/>
-        </w:rPr>
-        <w:t>[</w:t>
-      </w:r>
-      <w:proofErr w:type="spellStart"/>
-      <w:r>
-        <w:rPr>
-          <w:lang w:val="en-US"/>
-        </w:rPr>
-        <w:t>i</w:t>
-      </w:r>
-      <w:proofErr w:type="spellEnd"/>
-      <w:r>
-        <w:rPr>
-          <w:lang w:val="en-US"/>
-        </w:rPr>
-        <w:t xml:space="preserve">], K, MPI_INT, </w:t>
-      </w:r>
-      <w:proofErr w:type="spellStart"/>
-      <w:r>
-        <w:rPr>
-          <w:lang w:val="en-US"/>
-        </w:rPr>
-        <w:t>i</w:t>
-      </w:r>
-      <w:proofErr w:type="spellEnd"/>
-      <w:r>
-        <w:rPr>
-          <w:lang w:val="en-US"/>
-        </w:rPr>
-        <w:t xml:space="preserve"> + 1, 3, MPI_COMM_WORLD, &amp;</w:t>
-      </w:r>
-      <w:proofErr w:type="spellStart"/>
-      <w:r>
-        <w:rPr>
-          <w:lang w:val="en-US"/>
-        </w:rPr>
-        <w:t>recv_request</w:t>
-      </w:r>
-      <w:proofErr w:type="spellEnd"/>
-      <w:r>
-        <w:rPr>
-          <w:lang w:val="en-US"/>
-        </w:rPr>
-        <w:t>[</w:t>
-      </w:r>
-      <w:proofErr w:type="spellStart"/>
-      <w:r>
-        <w:rPr>
-          <w:lang w:val="en-US"/>
-        </w:rPr>
-        <w:t>i</w:t>
-      </w:r>
-      <w:proofErr w:type="spellEnd"/>
-      <w:r>
-        <w:rPr>
-          <w:lang w:val="en-US"/>
-        </w:rPr>
-        <w:t>]);</w:t>
+      <w:r>
+        <w:rPr>
+          <w:lang w:val="en-US"/>
+        </w:rPr>
+        <w:t>}</w:t>
+      </w:r>
+    </w:p>
+    <w:p>
+      <w:pPr>
+        <w:pStyle w:val="af"/>
+        <w:rPr>
+          <w:lang w:val="en-US"/>
+        </w:rPr>
+      </w:pPr>
+      <w:r>
+        <w:rPr>
+          <w:lang w:val="en-US"/>
+        </w:rPr>
+        <w:t xml:space="preserve">        cout &lt;&lt; endl;</w:t>
       </w:r>
     </w:p>
     <w:p>
@@ -3301,1494 +3113,11 @@
           <w:lang w:val="en-US"/>
         </w:rPr>
       </w:pPr>
-    </w:p>
-    <w:p>
-      <w:pPr>
-        <w:pStyle w:val="af"/>
-        <w:rPr>
-          <w:lang w:val="en-US"/>
-        </w:rPr>
-      </w:pPr>
-      <w:r>
-        <w:rPr>
-          <w:lang w:val="en-US"/>
-        </w:rPr>
-        <w:t xml:space="preserve">    </w:t>
-      </w:r>
-      <w:proofErr w:type="spellStart"/>
-      <w:r>
-        <w:rPr>
-          <w:b/>
-          <w:bCs/>
-          <w:lang w:val="en-US"/>
-        </w:rPr>
-        <w:t>MPI_</w:t>
-      </w:r>
-      <w:proofErr w:type="gramStart"/>
-      <w:r>
-        <w:rPr>
-          <w:b/>
-          <w:bCs/>
-          <w:lang w:val="en-US"/>
-        </w:rPr>
-        <w:t>Waitall</w:t>
-      </w:r>
-      <w:proofErr w:type="spellEnd"/>
-      <w:r>
-        <w:rPr>
-          <w:lang w:val="en-US"/>
-        </w:rPr>
-        <w:t>(</w:t>
-      </w:r>
-      <w:proofErr w:type="gramEnd"/>
-      <w:r>
-        <w:rPr>
-          <w:lang w:val="en-US"/>
-        </w:rPr>
-        <w:t xml:space="preserve">N, </w:t>
-      </w:r>
-      <w:proofErr w:type="spellStart"/>
-      <w:r>
-        <w:rPr>
-          <w:lang w:val="en-US"/>
-        </w:rPr>
-        <w:t>recv_request</w:t>
-      </w:r>
-      <w:proofErr w:type="spellEnd"/>
-      <w:r>
-        <w:rPr>
-          <w:lang w:val="en-US"/>
-        </w:rPr>
-        <w:t>, MPI_STATUSES_IGNORE);</w:t>
-      </w:r>
-    </w:p>
-    <w:p>
-      <w:pPr>
-        <w:pStyle w:val="af"/>
-        <w:rPr>
-          <w:lang w:val="en-US"/>
-        </w:rPr>
-      </w:pPr>
-    </w:p>
-    <w:p>
-      <w:pPr>
-        <w:pStyle w:val="af"/>
-        <w:rPr>
-          <w:lang w:val="en-US"/>
-        </w:rPr>
-      </w:pPr>
-      <w:r>
-        <w:rPr>
-          <w:lang w:val="en-US"/>
-        </w:rPr>
-        <w:t xml:space="preserve">    // </w:t>
-      </w:r>
-      <w:r>
-        <w:t>вывод</w:t>
-      </w:r>
-      <w:r>
-        <w:rPr>
-          <w:lang w:val="en-US"/>
-        </w:rPr>
-        <w:t xml:space="preserve"> </w:t>
-      </w:r>
-      <w:r>
-        <w:t>результата</w:t>
-      </w:r>
-    </w:p>
-    <w:p>
-      <w:pPr>
-        <w:pStyle w:val="af"/>
-        <w:rPr>
-          <w:lang w:val="en-US"/>
-        </w:rPr>
-      </w:pPr>
-      <w:r>
-        <w:rPr>
-          <w:lang w:val="en-US"/>
-        </w:rPr>
-        <w:t xml:space="preserve">    </w:t>
-      </w:r>
-      <w:proofErr w:type="spellStart"/>
-      <w:r>
-        <w:rPr>
-          <w:lang w:val="en-US"/>
-        </w:rPr>
-        <w:t>printMatrix</w:t>
-      </w:r>
-      <w:proofErr w:type="spellEnd"/>
-      <w:r>
-        <w:rPr>
-          <w:lang w:val="en-US"/>
-        </w:rPr>
-        <w:t>(&amp;</w:t>
-      </w:r>
-      <w:proofErr w:type="spellStart"/>
-      <w:r>
-        <w:rPr>
-          <w:lang w:val="en-US"/>
-        </w:rPr>
-        <w:t>result_</w:t>
-      </w:r>
-      <w:proofErr w:type="gramStart"/>
-      <w:r>
-        <w:rPr>
-          <w:lang w:val="en-US"/>
-        </w:rPr>
-        <w:t>matrix</w:t>
-      </w:r>
-      <w:proofErr w:type="spellEnd"/>
-      <w:r>
-        <w:rPr>
-          <w:lang w:val="en-US"/>
-        </w:rPr>
-        <w:t>[</w:t>
-      </w:r>
-      <w:proofErr w:type="gramEnd"/>
-      <w:r>
-        <w:rPr>
-          <w:lang w:val="en-US"/>
-        </w:rPr>
-        <w:t>0][0], N, K, "Result matrix");</w:t>
-      </w:r>
-    </w:p>
-    <w:p>
-      <w:pPr>
-        <w:pStyle w:val="af"/>
-      </w:pPr>
-      <w:r>
-        <w:t>}</w:t>
-      </w:r>
-    </w:p>
-    <w:p>
-      <w:pPr>
-        <w:pStyle w:val="af"/>
-      </w:pPr>
-    </w:p>
-    <w:p>
-      <w:pPr>
-        <w:pStyle w:val="af"/>
-      </w:pPr>
-    </w:p>
-    <w:p>
-      <w:pPr>
-        <w:pStyle w:val="af"/>
-      </w:pPr>
-      <w:r>
-        <w:t>// ======= Подчинённые процессы (вычислительные задачи) =======</w:t>
-      </w:r>
-    </w:p>
-    <w:p>
-      <w:pPr>
-        <w:pStyle w:val="af"/>
-      </w:pPr>
-      <w:proofErr w:type="spellStart"/>
-      <w:r>
-        <w:t>void</w:t>
-      </w:r>
-      <w:proofErr w:type="spellEnd"/>
-      <w:r>
-        <w:t xml:space="preserve"> </w:t>
-      </w:r>
-      <w:proofErr w:type="spellStart"/>
-      <w:proofErr w:type="gramStart"/>
-      <w:r>
-        <w:t>slave</w:t>
-      </w:r>
-      <w:proofErr w:type="spellEnd"/>
-      <w:r>
-        <w:t>(</w:t>
-      </w:r>
-      <w:proofErr w:type="gramEnd"/>
-      <w:r>
-        <w:t>)</w:t>
-      </w:r>
-    </w:p>
-    <w:p>
-      <w:pPr>
-        <w:pStyle w:val="af"/>
-      </w:pPr>
-      <w:r>
-        <w:t>{</w:t>
-      </w:r>
-    </w:p>
-    <w:p>
-      <w:pPr>
-        <w:pStyle w:val="af"/>
-        <w:rPr>
-          <w:lang w:val="en-US"/>
-        </w:rPr>
-      </w:pPr>
-      <w:r>
-        <w:rPr>
-          <w:i/>
-          <w:iCs/>
-        </w:rPr>
-        <w:t xml:space="preserve">    </w:t>
-      </w:r>
-      <w:proofErr w:type="spellStart"/>
-      <w:r>
-        <w:rPr>
-          <w:i/>
-          <w:iCs/>
-          <w:lang w:val="en-US"/>
-        </w:rPr>
-        <w:t>MPI_Request</w:t>
-      </w:r>
-      <w:proofErr w:type="spellEnd"/>
-      <w:r>
-        <w:rPr>
-          <w:lang w:val="en-US"/>
-        </w:rPr>
-        <w:t xml:space="preserve"> </w:t>
-      </w:r>
-      <w:proofErr w:type="spellStart"/>
-      <w:r>
-        <w:rPr>
-          <w:lang w:val="en-US"/>
-        </w:rPr>
-        <w:t>get_</w:t>
-      </w:r>
-      <w:proofErr w:type="gramStart"/>
-      <w:r>
-        <w:rPr>
-          <w:lang w:val="en-US"/>
-        </w:rPr>
-        <w:t>request</w:t>
-      </w:r>
-      <w:proofErr w:type="spellEnd"/>
-      <w:r>
-        <w:rPr>
-          <w:lang w:val="en-US"/>
-        </w:rPr>
-        <w:t>[</w:t>
-      </w:r>
-      <w:proofErr w:type="gramEnd"/>
-      <w:r>
-        <w:rPr>
-          <w:lang w:val="en-US"/>
-        </w:rPr>
-        <w:t>3];</w:t>
-      </w:r>
-    </w:p>
-    <w:p>
-      <w:pPr>
-        <w:pStyle w:val="af"/>
-        <w:rPr>
-          <w:lang w:val="en-US"/>
-        </w:rPr>
-      </w:pPr>
-    </w:p>
-    <w:p>
-      <w:pPr>
-        <w:pStyle w:val="af"/>
-        <w:rPr>
-          <w:lang w:val="en-US"/>
-        </w:rPr>
-      </w:pPr>
-      <w:r>
-        <w:rPr>
-          <w:lang w:val="en-US"/>
-        </w:rPr>
-        <w:t xml:space="preserve">    int row[M</w:t>
-      </w:r>
-      <w:proofErr w:type="gramStart"/>
-      <w:r>
-        <w:rPr>
-          <w:lang w:val="en-US"/>
-        </w:rPr>
-        <w:t xml:space="preserve">];   </w:t>
-      </w:r>
-      <w:proofErr w:type="gramEnd"/>
-      <w:r>
-        <w:rPr>
-          <w:lang w:val="en-US"/>
-        </w:rPr>
-        <w:t xml:space="preserve">      // </w:t>
-      </w:r>
-      <w:r>
-        <w:t>буфер</w:t>
-      </w:r>
-      <w:r>
-        <w:rPr>
-          <w:lang w:val="en-US"/>
-        </w:rPr>
-        <w:t xml:space="preserve"> </w:t>
-      </w:r>
-      <w:r>
-        <w:t>умножаемой</w:t>
-      </w:r>
-      <w:r>
-        <w:rPr>
-          <w:lang w:val="en-US"/>
-        </w:rPr>
-        <w:t xml:space="preserve"> </w:t>
-      </w:r>
-      <w:r>
-        <w:t>строки</w:t>
-      </w:r>
-    </w:p>
-    <w:p>
-      <w:pPr>
-        <w:pStyle w:val="af"/>
-      </w:pPr>
-      <w:r>
-        <w:rPr>
-          <w:lang w:val="en-US"/>
-        </w:rPr>
-        <w:t xml:space="preserve">    </w:t>
-      </w:r>
-      <w:proofErr w:type="spellStart"/>
-      <w:r>
-        <w:t>int</w:t>
-      </w:r>
-      <w:proofErr w:type="spellEnd"/>
-      <w:r>
-        <w:t xml:space="preserve"> </w:t>
-      </w:r>
-      <w:proofErr w:type="spellStart"/>
-      <w:r>
-        <w:t>matrix</w:t>
-      </w:r>
-      <w:proofErr w:type="spellEnd"/>
-      <w:r>
-        <w:t>[M][K</w:t>
-      </w:r>
-      <w:proofErr w:type="gramStart"/>
-      <w:r>
-        <w:t xml:space="preserve">];   </w:t>
-      </w:r>
-      <w:proofErr w:type="gramEnd"/>
-      <w:r>
-        <w:t>// матрица-множитель</w:t>
-      </w:r>
-    </w:p>
-    <w:p>
-      <w:pPr>
-        <w:pStyle w:val="af"/>
-      </w:pPr>
-    </w:p>
-    <w:p>
-      <w:pPr>
-        <w:pStyle w:val="af"/>
-      </w:pPr>
-      <w:r>
-        <w:t xml:space="preserve">    </w:t>
-      </w:r>
-      <w:proofErr w:type="spellStart"/>
-      <w:r>
-        <w:t>int</w:t>
-      </w:r>
-      <w:proofErr w:type="spellEnd"/>
-      <w:r>
-        <w:t xml:space="preserve"> </w:t>
-      </w:r>
-      <w:proofErr w:type="spellStart"/>
-      <w:r>
-        <w:t>result</w:t>
-      </w:r>
-      <w:proofErr w:type="spellEnd"/>
-      <w:r>
-        <w:t>[K] = {}; // строка-произведение</w:t>
-      </w:r>
-    </w:p>
-    <w:p>
-      <w:pPr>
-        <w:pStyle w:val="af"/>
-      </w:pPr>
-      <w:r>
-        <w:t xml:space="preserve">    </w:t>
-      </w:r>
-    </w:p>
-    <w:p>
-      <w:pPr>
-        <w:pStyle w:val="af"/>
-      </w:pPr>
-      <w:r>
-        <w:t xml:space="preserve">    // ожидаем передачи строки и матрицы</w:t>
-      </w:r>
-    </w:p>
-    <w:p>
-      <w:pPr>
-        <w:pStyle w:val="af"/>
-        <w:rPr>
-          <w:lang w:val="en-US"/>
-        </w:rPr>
-      </w:pPr>
-      <w:r>
-        <w:t xml:space="preserve">    </w:t>
-      </w:r>
-      <w:proofErr w:type="spellStart"/>
-      <w:r>
-        <w:rPr>
-          <w:b/>
-          <w:bCs/>
-          <w:lang w:val="en-US"/>
-        </w:rPr>
-        <w:t>MPI_</w:t>
-      </w:r>
-      <w:proofErr w:type="gramStart"/>
-      <w:r>
-        <w:rPr>
-          <w:b/>
-          <w:bCs/>
-          <w:lang w:val="en-US"/>
-        </w:rPr>
-        <w:t>Irecv</w:t>
-      </w:r>
-      <w:proofErr w:type="spellEnd"/>
-      <w:r>
-        <w:rPr>
-          <w:lang w:val="en-US"/>
-        </w:rPr>
-        <w:t>(</w:t>
-      </w:r>
-      <w:proofErr w:type="gramEnd"/>
-      <w:r>
-        <w:rPr>
-          <w:lang w:val="en-US"/>
-        </w:rPr>
-        <w:t>row, M, MPI_INT, 0, 1, MPI_COMM_WORLD, &amp;</w:t>
-      </w:r>
-      <w:proofErr w:type="spellStart"/>
-      <w:r>
-        <w:rPr>
-          <w:lang w:val="en-US"/>
-        </w:rPr>
-        <w:t>get_</w:t>
-      </w:r>
-      <w:proofErr w:type="gramStart"/>
-      <w:r>
-        <w:rPr>
-          <w:lang w:val="en-US"/>
-        </w:rPr>
-        <w:t>request</w:t>
-      </w:r>
-      <w:proofErr w:type="spellEnd"/>
-      <w:r>
-        <w:rPr>
-          <w:lang w:val="en-US"/>
-        </w:rPr>
-        <w:t>[</w:t>
-      </w:r>
-      <w:proofErr w:type="gramEnd"/>
-      <w:r>
-        <w:rPr>
-          <w:lang w:val="en-US"/>
-        </w:rPr>
-        <w:t>0]);</w:t>
-      </w:r>
-    </w:p>
-    <w:p>
-      <w:pPr>
-        <w:pStyle w:val="af"/>
-        <w:rPr>
-          <w:lang w:val="en-US"/>
-        </w:rPr>
-      </w:pPr>
-      <w:r>
-        <w:rPr>
-          <w:lang w:val="en-US"/>
-        </w:rPr>
-        <w:t xml:space="preserve">    </w:t>
-      </w:r>
-      <w:proofErr w:type="spellStart"/>
-      <w:r>
-        <w:rPr>
-          <w:b/>
-          <w:bCs/>
-          <w:lang w:val="en-US"/>
-        </w:rPr>
-        <w:t>MPI_</w:t>
-      </w:r>
-      <w:proofErr w:type="gramStart"/>
-      <w:r>
-        <w:rPr>
-          <w:b/>
-          <w:bCs/>
-          <w:lang w:val="en-US"/>
-        </w:rPr>
-        <w:t>Irecv</w:t>
-      </w:r>
-      <w:proofErr w:type="spellEnd"/>
-      <w:r>
-        <w:rPr>
-          <w:lang w:val="en-US"/>
-        </w:rPr>
-        <w:t>(</w:t>
-      </w:r>
-      <w:proofErr w:type="gramEnd"/>
-      <w:r>
-        <w:rPr>
-          <w:lang w:val="en-US"/>
-        </w:rPr>
-        <w:t>matrix, M * K, MPI_INT, 0, 2, MPI_COMM_WORLD, &amp;</w:t>
-      </w:r>
-      <w:proofErr w:type="spellStart"/>
-      <w:r>
-        <w:rPr>
-          <w:lang w:val="en-US"/>
-        </w:rPr>
-        <w:t>get_</w:t>
-      </w:r>
-      <w:proofErr w:type="gramStart"/>
-      <w:r>
-        <w:rPr>
-          <w:lang w:val="en-US"/>
-        </w:rPr>
-        <w:t>request</w:t>
-      </w:r>
-      <w:proofErr w:type="spellEnd"/>
-      <w:r>
-        <w:rPr>
-          <w:lang w:val="en-US"/>
-        </w:rPr>
-        <w:t>[</w:t>
-      </w:r>
-      <w:proofErr w:type="gramEnd"/>
-      <w:r>
-        <w:rPr>
-          <w:lang w:val="en-US"/>
-        </w:rPr>
-        <w:t>1]);</w:t>
-      </w:r>
-    </w:p>
-    <w:p>
-      <w:pPr>
-        <w:pStyle w:val="af"/>
-        <w:rPr>
-          <w:lang w:val="en-US"/>
-        </w:rPr>
-      </w:pPr>
-    </w:p>
-    <w:p>
-      <w:pPr>
-        <w:pStyle w:val="af"/>
-        <w:rPr>
-          <w:lang w:val="en-US"/>
-        </w:rPr>
-      </w:pPr>
-      <w:r>
-        <w:rPr>
-          <w:lang w:val="en-US"/>
-        </w:rPr>
-        <w:t xml:space="preserve">    </w:t>
-      </w:r>
-      <w:proofErr w:type="spellStart"/>
-      <w:r>
-        <w:rPr>
-          <w:b/>
-          <w:bCs/>
-          <w:lang w:val="en-US"/>
-        </w:rPr>
-        <w:t>MPI_</w:t>
-      </w:r>
-      <w:proofErr w:type="gramStart"/>
-      <w:r>
-        <w:rPr>
-          <w:b/>
-          <w:bCs/>
-          <w:lang w:val="en-US"/>
-        </w:rPr>
-        <w:t>Waitall</w:t>
-      </w:r>
-      <w:proofErr w:type="spellEnd"/>
-      <w:r>
-        <w:rPr>
-          <w:lang w:val="en-US"/>
-        </w:rPr>
-        <w:t>(</w:t>
-      </w:r>
-      <w:proofErr w:type="gramEnd"/>
-      <w:r>
-        <w:rPr>
-          <w:lang w:val="en-US"/>
-        </w:rPr>
-        <w:t xml:space="preserve">2, </w:t>
-      </w:r>
-      <w:proofErr w:type="spellStart"/>
-      <w:r>
-        <w:rPr>
-          <w:lang w:val="en-US"/>
-        </w:rPr>
-        <w:t>get_request</w:t>
-      </w:r>
-      <w:proofErr w:type="spellEnd"/>
-      <w:r>
-        <w:rPr>
-          <w:lang w:val="en-US"/>
-        </w:rPr>
-        <w:t>, MPI_STATUSES_IGNORE);</w:t>
-      </w:r>
-    </w:p>
-    <w:p>
-      <w:pPr>
-        <w:pStyle w:val="af"/>
-        <w:rPr>
-          <w:lang w:val="en-US"/>
-        </w:rPr>
-      </w:pPr>
-      <w:r>
-        <w:rPr>
-          <w:lang w:val="en-US"/>
-        </w:rPr>
-        <w:t xml:space="preserve">    </w:t>
-      </w:r>
-    </w:p>
-    <w:p>
-      <w:pPr>
-        <w:pStyle w:val="af"/>
-      </w:pPr>
-      <w:r>
-        <w:rPr>
-          <w:lang w:val="en-US"/>
-        </w:rPr>
-        <w:t xml:space="preserve">    </w:t>
-      </w:r>
-      <w:r>
-        <w:t>// произведение строки на матрицу</w:t>
-      </w:r>
-    </w:p>
-    <w:p>
-      <w:pPr>
-        <w:pStyle w:val="af"/>
-        <w:rPr>
-          <w:lang w:val="en-US"/>
-        </w:rPr>
-      </w:pPr>
-      <w:r>
-        <w:t xml:space="preserve">    </w:t>
-      </w:r>
-      <w:r>
-        <w:rPr>
-          <w:lang w:val="en-US"/>
-        </w:rPr>
-        <w:t xml:space="preserve">for (int j = 0; j &lt; K; </w:t>
-      </w:r>
-      <w:proofErr w:type="spellStart"/>
-      <w:r>
-        <w:rPr>
-          <w:lang w:val="en-US"/>
-        </w:rPr>
-        <w:t>j++</w:t>
-      </w:r>
-      <w:proofErr w:type="spellEnd"/>
-      <w:r>
-        <w:rPr>
-          <w:lang w:val="en-US"/>
-        </w:rPr>
-        <w:t>)</w:t>
-      </w:r>
-    </w:p>
-    <w:p>
-      <w:pPr>
-        <w:pStyle w:val="af"/>
-        <w:rPr>
-          <w:lang w:val="en-US"/>
-        </w:rPr>
-      </w:pPr>
-      <w:r>
-        <w:rPr>
-          <w:lang w:val="en-US"/>
-        </w:rPr>
-        <w:t xml:space="preserve">    </w:t>
-      </w:r>
-      <w:r>
-        <w:rPr>
-          <w:lang w:val="en-US"/>
-        </w:rPr>
-        <w:t>{</w:t>
-      </w:r>
-    </w:p>
-    <w:p>
-      <w:pPr>
-        <w:pStyle w:val="af"/>
-        <w:rPr>
-          <w:lang w:val="en-US"/>
-        </w:rPr>
-      </w:pPr>
-      <w:r>
-        <w:rPr>
-          <w:lang w:val="en-US"/>
-        </w:rPr>
-        <w:lastRenderedPageBreak/>
-        <w:t xml:space="preserve">        result[j] = 0;</w:t>
-      </w:r>
-    </w:p>
-    <w:p>
-      <w:pPr>
-        <w:pStyle w:val="af"/>
-        <w:rPr>
-          <w:lang w:val="en-US"/>
-        </w:rPr>
-      </w:pPr>
-      <w:r>
-        <w:rPr>
-          <w:lang w:val="en-US"/>
-        </w:rPr>
-        <w:t xml:space="preserve">        for (int </w:t>
-      </w:r>
-      <w:proofErr w:type="spellStart"/>
-      <w:r>
-        <w:rPr>
-          <w:lang w:val="en-US"/>
-        </w:rPr>
-        <w:t>i</w:t>
-      </w:r>
-      <w:proofErr w:type="spellEnd"/>
-      <w:r>
-        <w:rPr>
-          <w:lang w:val="en-US"/>
-        </w:rPr>
-        <w:t xml:space="preserve"> = 0; </w:t>
-      </w:r>
-      <w:proofErr w:type="spellStart"/>
-      <w:r>
-        <w:rPr>
-          <w:lang w:val="en-US"/>
-        </w:rPr>
-        <w:t>i</w:t>
-      </w:r>
-      <w:proofErr w:type="spellEnd"/>
-      <w:r>
-        <w:rPr>
-          <w:lang w:val="en-US"/>
-        </w:rPr>
-        <w:t xml:space="preserve"> &lt; M; </w:t>
-      </w:r>
-      <w:proofErr w:type="spellStart"/>
-      <w:r>
-        <w:rPr>
-          <w:lang w:val="en-US"/>
-        </w:rPr>
-        <w:t>i</w:t>
-      </w:r>
-      <w:proofErr w:type="spellEnd"/>
-      <w:r>
-        <w:rPr>
-          <w:lang w:val="en-US"/>
-        </w:rPr>
-        <w:t xml:space="preserve">++) </w:t>
-      </w:r>
-    </w:p>
-    <w:p>
-      <w:pPr>
-        <w:pStyle w:val="af"/>
-        <w:rPr>
-          <w:lang w:val="en-US"/>
-        </w:rPr>
-      </w:pPr>
-      <w:r>
-        <w:rPr>
-          <w:lang w:val="en-US"/>
-        </w:rPr>
-        <w:t xml:space="preserve">        {</w:t>
-      </w:r>
-    </w:p>
-    <w:p>
-      <w:pPr>
-        <w:pStyle w:val="af"/>
-        <w:rPr>
-          <w:lang w:val="en-US"/>
-        </w:rPr>
-      </w:pPr>
-      <w:r>
-        <w:rPr>
-          <w:lang w:val="en-US"/>
-        </w:rPr>
-        <w:t xml:space="preserve">            result[j] += row[</w:t>
-      </w:r>
-      <w:proofErr w:type="spellStart"/>
-      <w:r>
-        <w:rPr>
-          <w:lang w:val="en-US"/>
-        </w:rPr>
-        <w:t>i</w:t>
-      </w:r>
-      <w:proofErr w:type="spellEnd"/>
-      <w:r>
-        <w:rPr>
-          <w:lang w:val="en-US"/>
-        </w:rPr>
-        <w:t>] * matrix[</w:t>
-      </w:r>
-      <w:proofErr w:type="spellStart"/>
-      <w:r>
-        <w:rPr>
-          <w:lang w:val="en-US"/>
-        </w:rPr>
-        <w:t>i</w:t>
-      </w:r>
-      <w:proofErr w:type="spellEnd"/>
-      <w:r>
-        <w:rPr>
-          <w:lang w:val="en-US"/>
-        </w:rPr>
-        <w:t>][j];</w:t>
-      </w:r>
-    </w:p>
-    <w:p>
-      <w:pPr>
-        <w:pStyle w:val="af"/>
-        <w:rPr>
-          <w:lang w:val="en-US"/>
-        </w:rPr>
-      </w:pPr>
-      <w:r>
-        <w:rPr>
-          <w:lang w:val="en-US"/>
-        </w:rPr>
-        <w:t xml:space="preserve">        }</w:t>
-      </w:r>
-    </w:p>
-    <w:p>
-      <w:pPr>
-        <w:pStyle w:val="af"/>
-        <w:rPr>
-          <w:lang w:val="en-US"/>
-        </w:rPr>
-      </w:pPr>
-      <w:r>
-        <w:rPr>
-          <w:lang w:val="en-US"/>
-        </w:rPr>
-        <w:t xml:space="preserve">    }</w:t>
-      </w:r>
-    </w:p>
-    <w:p>
-      <w:pPr>
-        <w:pStyle w:val="af"/>
-        <w:rPr>
-          <w:lang w:val="en-US"/>
-        </w:rPr>
-      </w:pPr>
-    </w:p>
-    <w:p>
-      <w:pPr>
-        <w:pStyle w:val="af"/>
-        <w:rPr>
-          <w:lang w:val="en-US"/>
-        </w:rPr>
-      </w:pPr>
-      <w:r>
-        <w:rPr>
-          <w:lang w:val="en-US"/>
-        </w:rPr>
-        <w:t xml:space="preserve">    // </w:t>
-      </w:r>
-      <w:r>
-        <w:t>возврат</w:t>
-      </w:r>
-      <w:r>
-        <w:rPr>
-          <w:lang w:val="en-US"/>
-        </w:rPr>
-        <w:t xml:space="preserve"> </w:t>
-      </w:r>
-      <w:proofErr w:type="spellStart"/>
-      <w:r>
-        <w:t>резльтата</w:t>
-      </w:r>
-      <w:proofErr w:type="spellEnd"/>
-      <w:r>
-        <w:rPr>
-          <w:lang w:val="en-US"/>
-        </w:rPr>
-        <w:t xml:space="preserve"> </w:t>
-      </w:r>
-      <w:r>
-        <w:t>в</w:t>
-      </w:r>
-      <w:r>
-        <w:rPr>
-          <w:lang w:val="en-US"/>
-        </w:rPr>
-        <w:t xml:space="preserve"> master</w:t>
-      </w:r>
-    </w:p>
-    <w:p>
-      <w:pPr>
-        <w:pStyle w:val="af"/>
-        <w:rPr>
-          <w:lang w:val="en-US"/>
-        </w:rPr>
-      </w:pPr>
-      <w:r>
-        <w:rPr>
-          <w:lang w:val="en-US"/>
-        </w:rPr>
-        <w:t xml:space="preserve">    </w:t>
-      </w:r>
-      <w:proofErr w:type="spellStart"/>
-      <w:r>
-        <w:rPr>
-          <w:b/>
-          <w:bCs/>
-          <w:lang w:val="en-US"/>
-        </w:rPr>
-        <w:t>MPI_</w:t>
-      </w:r>
-      <w:proofErr w:type="gramStart"/>
-      <w:r>
-        <w:rPr>
-          <w:b/>
-          <w:bCs/>
-          <w:lang w:val="en-US"/>
-        </w:rPr>
-        <w:t>Isend</w:t>
-      </w:r>
-      <w:proofErr w:type="spellEnd"/>
-      <w:r>
-        <w:rPr>
-          <w:lang w:val="en-US"/>
-        </w:rPr>
-        <w:t>(</w:t>
-      </w:r>
-      <w:proofErr w:type="gramEnd"/>
-      <w:r>
-        <w:rPr>
-          <w:lang w:val="en-US"/>
-        </w:rPr>
-        <w:t>result, K, MPI_INT, 0, 3, MPI_COMM_WORLD, &amp;</w:t>
-      </w:r>
-      <w:proofErr w:type="spellStart"/>
-      <w:r>
-        <w:rPr>
-          <w:lang w:val="en-US"/>
-        </w:rPr>
-        <w:t>get_</w:t>
-      </w:r>
-      <w:proofErr w:type="gramStart"/>
-      <w:r>
-        <w:rPr>
-          <w:lang w:val="en-US"/>
-        </w:rPr>
-        <w:t>request</w:t>
-      </w:r>
-      <w:proofErr w:type="spellEnd"/>
-      <w:r>
-        <w:rPr>
-          <w:lang w:val="en-US"/>
-        </w:rPr>
-        <w:t>[</w:t>
-      </w:r>
-      <w:proofErr w:type="gramEnd"/>
-      <w:r>
-        <w:rPr>
-          <w:lang w:val="en-US"/>
-        </w:rPr>
-        <w:t>2]);</w:t>
-      </w:r>
-    </w:p>
-    <w:p>
-      <w:pPr>
-        <w:pStyle w:val="af"/>
-        <w:rPr>
-          <w:lang w:val="en-US"/>
-        </w:rPr>
-      </w:pPr>
-      <w:r>
-        <w:rPr>
-          <w:lang w:val="en-US"/>
-        </w:rPr>
-        <w:t>}</w:t>
-      </w:r>
-    </w:p>
-    <w:p>
-      <w:pPr>
-        <w:pStyle w:val="af"/>
-        <w:rPr>
-          <w:lang w:val="en-US"/>
-        </w:rPr>
-      </w:pPr>
-    </w:p>
-    <w:p>
-      <w:pPr>
-        <w:pStyle w:val="af"/>
-        <w:rPr>
-          <w:lang w:val="en-US"/>
-        </w:rPr>
-      </w:pPr>
-    </w:p>
-    <w:p>
-      <w:pPr>
-        <w:pStyle w:val="af"/>
-        <w:rPr>
-          <w:lang w:val="en-US"/>
-        </w:rPr>
-      </w:pPr>
-      <w:r>
-        <w:rPr>
-          <w:lang w:val="en-US"/>
-        </w:rPr>
-        <w:t xml:space="preserve">// </w:t>
-      </w:r>
-      <w:r>
-        <w:t>Вывод</w:t>
-      </w:r>
-      <w:r>
-        <w:rPr>
-          <w:lang w:val="en-US"/>
-        </w:rPr>
-        <w:t xml:space="preserve"> </w:t>
-      </w:r>
-      <w:r>
-        <w:t>матрицы</w:t>
-      </w:r>
-    </w:p>
-    <w:p>
-      <w:pPr>
-        <w:pStyle w:val="af"/>
-        <w:rPr>
-          <w:lang w:val="en-US"/>
-        </w:rPr>
-      </w:pPr>
-      <w:r>
-        <w:rPr>
-          <w:lang w:val="en-US"/>
-        </w:rPr>
-        <w:t xml:space="preserve">static void </w:t>
-      </w:r>
-      <w:proofErr w:type="spellStart"/>
-      <w:proofErr w:type="gramStart"/>
-      <w:r>
-        <w:rPr>
-          <w:lang w:val="en-US"/>
-        </w:rPr>
-        <w:t>printMatrix</w:t>
-      </w:r>
-      <w:proofErr w:type="spellEnd"/>
-      <w:r>
-        <w:rPr>
-          <w:lang w:val="en-US"/>
-        </w:rPr>
-        <w:t>(</w:t>
-      </w:r>
-      <w:proofErr w:type="gramEnd"/>
-      <w:r>
-        <w:rPr>
-          <w:lang w:val="en-US"/>
-        </w:rPr>
-        <w:t>int* matrix, int rows, int cols, string name = "")</w:t>
-      </w:r>
-    </w:p>
-    <w:p>
-      <w:pPr>
-        <w:pStyle w:val="af"/>
-      </w:pPr>
-      <w:r>
-        <w:t>{</w:t>
-      </w:r>
-    </w:p>
-    <w:p>
-      <w:pPr>
-        <w:pStyle w:val="af"/>
-        <w:rPr>
-          <w:lang w:val="en-US"/>
-        </w:rPr>
-      </w:pPr>
-      <w:r>
-        <w:t xml:space="preserve">    </w:t>
-      </w:r>
-      <w:r>
-        <w:rPr>
-          <w:lang w:val="en-US"/>
-        </w:rPr>
-        <w:t xml:space="preserve">if </w:t>
-      </w:r>
-      <w:proofErr w:type="gramStart"/>
-      <w:r>
-        <w:rPr>
-          <w:lang w:val="en-US"/>
-        </w:rPr>
-        <w:t>(!</w:t>
-      </w:r>
-      <w:proofErr w:type="spellStart"/>
-      <w:r>
-        <w:rPr>
-          <w:lang w:val="en-US"/>
-        </w:rPr>
-        <w:t>name</w:t>
-      </w:r>
-      <w:proofErr w:type="gramEnd"/>
-      <w:r>
-        <w:rPr>
-          <w:lang w:val="en-US"/>
-        </w:rPr>
-        <w:t>.</w:t>
-      </w:r>
-      <w:proofErr w:type="gramStart"/>
-      <w:r>
-        <w:rPr>
-          <w:lang w:val="en-US"/>
-        </w:rPr>
-        <w:t>empty</w:t>
-      </w:r>
-      <w:proofErr w:type="spellEnd"/>
-      <w:r>
-        <w:rPr>
-          <w:lang w:val="en-US"/>
-        </w:rPr>
-        <w:t>(</w:t>
-      </w:r>
-      <w:proofErr w:type="gramEnd"/>
-      <w:r>
-        <w:rPr>
-          <w:lang w:val="en-US"/>
-        </w:rPr>
-        <w:t xml:space="preserve">)) </w:t>
-      </w:r>
-    </w:p>
-    <w:p>
-      <w:pPr>
-        <w:pStyle w:val="af"/>
-        <w:rPr>
-          <w:lang w:val="en-US"/>
-        </w:rPr>
-      </w:pPr>
-      <w:r>
-        <w:rPr>
-          <w:lang w:val="en-US"/>
-        </w:rPr>
-        <w:t xml:space="preserve">        </w:t>
-      </w:r>
-      <w:proofErr w:type="spellStart"/>
-      <w:r>
-        <w:rPr>
-          <w:lang w:val="en-US"/>
-        </w:rPr>
-        <w:t>cout</w:t>
-      </w:r>
-      <w:proofErr w:type="spellEnd"/>
-      <w:r>
-        <w:rPr>
-          <w:lang w:val="en-US"/>
-        </w:rPr>
-        <w:t xml:space="preserve"> &lt;&lt; name &lt;&lt; </w:t>
-      </w:r>
-      <w:proofErr w:type="gramStart"/>
-      <w:r>
-        <w:rPr>
-          <w:lang w:val="en-US"/>
-        </w:rPr>
-        <w:t>":\</w:t>
-      </w:r>
-      <w:proofErr w:type="gramEnd"/>
-      <w:r>
-        <w:rPr>
-          <w:lang w:val="en-US"/>
-        </w:rPr>
-        <w:t>n";</w:t>
-      </w:r>
-    </w:p>
-    <w:p>
-      <w:pPr>
-        <w:pStyle w:val="af"/>
-        <w:rPr>
-          <w:lang w:val="en-US"/>
-        </w:rPr>
-      </w:pPr>
-    </w:p>
-    <w:p>
-      <w:pPr>
-        <w:pStyle w:val="af"/>
-        <w:rPr>
-          <w:lang w:val="en-US"/>
-        </w:rPr>
-      </w:pPr>
-      <w:r>
-        <w:rPr>
-          <w:lang w:val="en-US"/>
-        </w:rPr>
-        <w:t xml:space="preserve">    for (int </w:t>
-      </w:r>
-      <w:proofErr w:type="spellStart"/>
-      <w:r>
-        <w:rPr>
-          <w:lang w:val="en-US"/>
-        </w:rPr>
-        <w:t>i</w:t>
-      </w:r>
-      <w:proofErr w:type="spellEnd"/>
-      <w:r>
-        <w:rPr>
-          <w:lang w:val="en-US"/>
-        </w:rPr>
-        <w:t xml:space="preserve"> = 0; </w:t>
-      </w:r>
-      <w:proofErr w:type="spellStart"/>
-      <w:r>
-        <w:rPr>
-          <w:lang w:val="en-US"/>
-        </w:rPr>
-        <w:t>i</w:t>
-      </w:r>
-      <w:proofErr w:type="spellEnd"/>
-      <w:r>
-        <w:rPr>
-          <w:lang w:val="en-US"/>
-        </w:rPr>
-        <w:t xml:space="preserve"> &lt; rows; </w:t>
-      </w:r>
-      <w:proofErr w:type="spellStart"/>
-      <w:r>
-        <w:rPr>
-          <w:lang w:val="en-US"/>
-        </w:rPr>
-        <w:t>i</w:t>
-      </w:r>
-      <w:proofErr w:type="spellEnd"/>
-      <w:r>
-        <w:rPr>
-          <w:lang w:val="en-US"/>
-        </w:rPr>
-        <w:t>++)</w:t>
-      </w:r>
-    </w:p>
-    <w:p>
-      <w:pPr>
-        <w:pStyle w:val="af"/>
-        <w:rPr>
-          <w:lang w:val="en-US"/>
-        </w:rPr>
-      </w:pPr>
-      <w:r>
-        <w:rPr>
-          <w:lang w:val="en-US"/>
-        </w:rPr>
-        <w:t xml:space="preserve">    {</w:t>
-      </w:r>
-    </w:p>
-    <w:p>
-      <w:pPr>
-        <w:pStyle w:val="af"/>
-        <w:rPr>
-          <w:lang w:val="en-US"/>
-        </w:rPr>
-      </w:pPr>
-      <w:r>
-        <w:rPr>
-          <w:lang w:val="en-US"/>
-        </w:rPr>
-        <w:t xml:space="preserve">        for (int j = 0; j &lt; cols; </w:t>
-      </w:r>
-      <w:proofErr w:type="spellStart"/>
-      <w:r>
-        <w:rPr>
-          <w:lang w:val="en-US"/>
-        </w:rPr>
-        <w:t>j++</w:t>
-      </w:r>
-      <w:proofErr w:type="spellEnd"/>
-      <w:r>
-        <w:rPr>
-          <w:lang w:val="en-US"/>
-        </w:rPr>
-        <w:t>)</w:t>
-      </w:r>
-    </w:p>
-    <w:p>
-      <w:pPr>
-        <w:pStyle w:val="af"/>
-        <w:rPr>
-          <w:lang w:val="en-US"/>
-        </w:rPr>
-      </w:pPr>
-      <w:r>
-        <w:rPr>
-          <w:lang w:val="en-US"/>
-        </w:rPr>
-        <w:t xml:space="preserve">        {</w:t>
-      </w:r>
-    </w:p>
-    <w:p>
-      <w:pPr>
-        <w:pStyle w:val="af"/>
-        <w:rPr>
-          <w:lang w:val="en-US"/>
-        </w:rPr>
-      </w:pPr>
-      <w:r>
-        <w:rPr>
-          <w:lang w:val="en-US"/>
-        </w:rPr>
-        <w:t xml:space="preserve">            </w:t>
-      </w:r>
-      <w:proofErr w:type="spellStart"/>
-      <w:r>
-        <w:rPr>
-          <w:lang w:val="en-US"/>
-        </w:rPr>
-        <w:t>cout</w:t>
-      </w:r>
-      <w:proofErr w:type="spellEnd"/>
-      <w:r>
-        <w:rPr>
-          <w:lang w:val="en-US"/>
-        </w:rPr>
-        <w:t xml:space="preserve"> &lt;&lt; </w:t>
-      </w:r>
-      <w:proofErr w:type="spellStart"/>
-      <w:proofErr w:type="gramStart"/>
-      <w:r>
-        <w:rPr>
-          <w:lang w:val="en-US"/>
-        </w:rPr>
-        <w:t>setw</w:t>
-      </w:r>
-      <w:proofErr w:type="spellEnd"/>
-      <w:r>
-        <w:rPr>
-          <w:lang w:val="en-US"/>
-        </w:rPr>
-        <w:t>(</w:t>
-      </w:r>
-      <w:proofErr w:type="gramEnd"/>
-      <w:r>
-        <w:rPr>
-          <w:lang w:val="en-US"/>
-        </w:rPr>
-        <w:t xml:space="preserve">2) &lt;&lt; </w:t>
-      </w:r>
-      <w:proofErr w:type="gramStart"/>
-      <w:r>
-        <w:rPr>
-          <w:lang w:val="en-US"/>
-        </w:rPr>
-        <w:t>matrix[</w:t>
-      </w:r>
-      <w:proofErr w:type="spellStart"/>
-      <w:proofErr w:type="gramEnd"/>
-      <w:r>
-        <w:rPr>
-          <w:lang w:val="en-US"/>
-        </w:rPr>
-        <w:t>i</w:t>
-      </w:r>
-      <w:proofErr w:type="spellEnd"/>
-      <w:r>
-        <w:rPr>
-          <w:lang w:val="en-US"/>
-        </w:rPr>
-        <w:t xml:space="preserve"> * cols + j] &lt;&lt; " ";</w:t>
-      </w:r>
-    </w:p>
-    <w:p>
-      <w:pPr>
-        <w:pStyle w:val="af"/>
-        <w:rPr>
-          <w:lang w:val="en-US"/>
-        </w:rPr>
-      </w:pPr>
-      <w:r>
-        <w:rPr>
-          <w:lang w:val="en-US"/>
-        </w:rPr>
-        <w:t xml:space="preserve">        </w:t>
-      </w:r>
-      <w:r>
-        <w:rPr>
-          <w:lang w:val="en-US"/>
-        </w:rPr>
-        <w:t>}</w:t>
-      </w:r>
-    </w:p>
-    <w:p>
-      <w:pPr>
-        <w:pStyle w:val="af"/>
-        <w:rPr>
-          <w:lang w:val="en-US"/>
-        </w:rPr>
-      </w:pPr>
-      <w:r>
-        <w:rPr>
-          <w:lang w:val="en-US"/>
-        </w:rPr>
-        <w:t xml:space="preserve">        </w:t>
-      </w:r>
-      <w:proofErr w:type="spellStart"/>
-      <w:r>
-        <w:rPr>
-          <w:lang w:val="en-US"/>
-        </w:rPr>
-        <w:t>cout</w:t>
-      </w:r>
-      <w:proofErr w:type="spellEnd"/>
-      <w:r>
-        <w:rPr>
-          <w:lang w:val="en-US"/>
-        </w:rPr>
-        <w:t xml:space="preserve"> &lt;&lt; </w:t>
-      </w:r>
-      <w:proofErr w:type="spellStart"/>
-      <w:r>
-        <w:rPr>
-          <w:lang w:val="en-US"/>
-        </w:rPr>
-        <w:t>endl</w:t>
-      </w:r>
-      <w:proofErr w:type="spellEnd"/>
-      <w:r>
-        <w:rPr>
-          <w:lang w:val="en-US"/>
-        </w:rPr>
-        <w:t>;</w:t>
-      </w:r>
-    </w:p>
-    <w:p>
-      <w:pPr>
-        <w:pStyle w:val="af"/>
-        <w:rPr>
-          <w:lang w:val="en-US"/>
-        </w:rPr>
-      </w:pPr>
-      <w:r>
-        <w:rPr>
-          <w:lang w:val="en-US"/>
-        </w:rPr>
-        <w:t xml:space="preserve">    }</w:t>
-      </w:r>
-    </w:p>
-    <w:p>
-      <w:pPr>
-        <w:pStyle w:val="af"/>
-        <w:rPr>
-          <w:lang w:val="en-US"/>
-        </w:rPr>
-      </w:pPr>
-      <w:r>
-        <w:rPr>
-          <w:lang w:val="en-US"/>
-        </w:rPr>
-        <w:t xml:space="preserve">    </w:t>
-      </w:r>
-      <w:proofErr w:type="spellStart"/>
-      <w:r>
-        <w:rPr>
-          <w:lang w:val="en-US"/>
-        </w:rPr>
-        <w:t>cout</w:t>
-      </w:r>
-      <w:proofErr w:type="spellEnd"/>
-      <w:r>
-        <w:rPr>
-          <w:lang w:val="en-US"/>
-        </w:rPr>
-        <w:t xml:space="preserve"> &lt;&lt; </w:t>
-      </w:r>
-      <w:proofErr w:type="spellStart"/>
-      <w:r>
-        <w:rPr>
-          <w:lang w:val="en-US"/>
-        </w:rPr>
-        <w:t>endl</w:t>
-      </w:r>
-      <w:proofErr w:type="spellEnd"/>
-      <w:r>
-        <w:rPr>
-          <w:lang w:val="en-US"/>
-        </w:rPr>
-        <w:t>;</w:t>
+      <w:r>
+        <w:rPr>
+          <w:lang w:val="en-US"/>
+        </w:rPr>
+        <w:t xml:space="preserve">    cout &lt;&lt; endl;</w:t>
       </w:r>
     </w:p>
     <w:p>
@@ -4881,8 +3210,6 @@
         </w:rPr>
         <w:t>_</w:t>
       </w:r>
-      <w:proofErr w:type="spellStart"/>
-      <w:proofErr w:type="gramStart"/>
       <w:r>
         <w:rPr>
           <w:rFonts w:ascii="Courier New" w:hAnsi="Courier New" w:cs="Courier New"/>
@@ -4892,72 +3219,50 @@
         </w:rPr>
         <w:t>Isend</w:t>
       </w:r>
-      <w:proofErr w:type="spellEnd"/>
       <w:r>
         <w:rPr>
           <w:rFonts w:ascii="Courier New" w:hAnsi="Courier New" w:cs="Courier New"/>
           <w:sz w:val="24"/>
           <w:szCs w:val="20"/>
         </w:rPr>
-        <w:t>(</w:t>
-      </w:r>
-      <w:proofErr w:type="gramEnd"/>
+        <w:t>()</w:t>
+      </w:r>
+      <w:r>
+        <w:t xml:space="preserve"> (неблокирующая отправка) передаются строки первой матрицы и вся вторая матрица. Каждый из подчинённых процессов принимает значения через </w:t>
+      </w:r>
       <w:r>
         <w:rPr>
           <w:rFonts w:ascii="Courier New" w:hAnsi="Courier New" w:cs="Courier New"/>
           <w:sz w:val="24"/>
           <w:szCs w:val="20"/>
-        </w:rPr>
-        <w:t>)</w:t>
-      </w:r>
-      <w:r>
-        <w:t xml:space="preserve"> (неблокирующая отправка) передаются строки первой матрицы и вся вторая матрица. Каждый из подчинённых процессов принимает значения через </w:t>
+          <w:lang w:val="en-US"/>
+        </w:rPr>
+        <w:t>MPI</w:t>
       </w:r>
       <w:r>
         <w:rPr>
           <w:rFonts w:ascii="Courier New" w:hAnsi="Courier New" w:cs="Courier New"/>
           <w:sz w:val="24"/>
           <w:szCs w:val="20"/>
-          <w:lang w:val="en-US"/>
-        </w:rPr>
-        <w:t>MPI</w:t>
+        </w:rPr>
+        <w:t>_</w:t>
       </w:r>
       <w:r>
         <w:rPr>
           <w:rFonts w:ascii="Courier New" w:hAnsi="Courier New" w:cs="Courier New"/>
           <w:sz w:val="24"/>
           <w:szCs w:val="20"/>
-        </w:rPr>
-        <w:t>_</w:t>
-      </w:r>
-      <w:proofErr w:type="spellStart"/>
-      <w:proofErr w:type="gramStart"/>
+          <w:lang w:val="en-US"/>
+        </w:rPr>
+        <w:t>Irecv</w:t>
+      </w:r>
       <w:r>
         <w:rPr>
           <w:rFonts w:ascii="Courier New" w:hAnsi="Courier New" w:cs="Courier New"/>
           <w:sz w:val="24"/>
           <w:szCs w:val="20"/>
-          <w:lang w:val="en-US"/>
-        </w:rPr>
-        <w:t>Irecv</w:t>
-      </w:r>
-      <w:proofErr w:type="spellEnd"/>
-      <w:r>
-        <w:rPr>
-          <w:rFonts w:ascii="Courier New" w:hAnsi="Courier New" w:cs="Courier New"/>
-          <w:sz w:val="24"/>
-          <w:szCs w:val="20"/>
-        </w:rPr>
-        <w:t>(</w:t>
-      </w:r>
-      <w:proofErr w:type="gramEnd"/>
-      <w:r>
-        <w:rPr>
-          <w:rFonts w:ascii="Courier New" w:hAnsi="Courier New" w:cs="Courier New"/>
-          <w:sz w:val="24"/>
-          <w:szCs w:val="20"/>
-        </w:rPr>
-        <w:t>)</w:t>
+        </w:rPr>
+        <w:t>()</w:t>
       </w:r>
       <w:r>
         <w:rPr>
@@ -5110,31 +3415,7 @@
     </w:p>
     <w:p>
       <w:r>
-        <w:t>В ходе работы были и</w:t>
-      </w:r>
-      <w:r>
-        <w:t>сследова</w:t>
-      </w:r>
-      <w:r>
-        <w:t>ны</w:t>
-      </w:r>
-      <w:r>
-        <w:t xml:space="preserve"> функции библиотеки MPI</w:t>
-      </w:r>
-      <w:r>
-        <w:t xml:space="preserve">. Они были использованы </w:t>
-      </w:r>
-      <w:r>
-        <w:t>для создания распределённо выполняем</w:t>
-      </w:r>
-      <w:r>
-        <w:t>ой</w:t>
-      </w:r>
-      <w:r>
-        <w:t xml:space="preserve"> программ</w:t>
-      </w:r>
-      <w:r>
-        <w:t>ы и взаимодействия процессов в ходе её выполнения.</w:t>
+        <w:t>В ходе работы были исследованы функции библиотеки MPI. Они были использованы для создания распределённо выполняемой программы и взаимодействия процессов в ходе её выполнения.</w:t>
       </w:r>
     </w:p>
     <w:sectPr>
